--- a/phan_chia_cong_viec.docx
+++ b/phan_chia_cong_viec.docx
@@ -8,9 +8,10 @@
       </w:pPr>
       <w:r>
         <w:rPr>
+          <w:rFonts w:ascii="Times New Roman" w:hAnsi="Times New Roman" w:eastAsia="Times New Roman"/>
           <w:b/>
-          <w:color w:val="047857"/>
-          <w:sz w:val="52"/>
+          <w:color w:val="1F3864"/>
+          <w:sz w:val="40"/>
         </w:rPr>
         <w:t>BẢNG PHÂN CHIA CÔNG VIỆC</w:t>
       </w:r>
@@ -21,253 +22,130 @@
       </w:pPr>
       <w:r>
         <w:rPr>
+          <w:rFonts w:ascii="Times New Roman" w:hAnsi="Times New Roman" w:eastAsia="Times New Roman"/>
           <w:i/>
-          <w:color w:val="6B7280"/>
-          <w:sz w:val="32"/>
+          <w:color w:val="595959"/>
+          <w:sz w:val="24"/>
         </w:rPr>
-        <w:t>Đồ án cuối kì — Quản lý Cửa Hàng Sách</w:t>
+        <w:t>Đồ án Quản lý Cửa hàng Sách — Phiên bản Tkinter</w:t>
       </w:r>
     </w:p>
     <w:p>
       <w:pPr>
-        <w:jc w:val="center"/>
+        <w:pStyle w:val="Heading1"/>
+        <w:jc w:val="left"/>
       </w:pPr>
       <w:r>
         <w:rPr>
-          <w:color w:val="6B7280"/>
-          <w:sz w:val="24"/>
+          <w:rFonts w:ascii="Times New Roman" w:hAnsi="Times New Roman" w:eastAsia="Times New Roman"/>
+          <w:b/>
+          <w:color w:val="305496"/>
+          <w:sz w:val="32"/>
         </w:rPr>
-        <w:t>(PyQt6 + Cấu trúc dữ liệu tự cài: Linked List, Stack, Queue)</w:t>
+        <w:t>1. Nguyên tắc phân chia</w:t>
       </w:r>
     </w:p>
-    <w:p/>
-    <w:tbl>
-      <w:tblPr>
-        <w:tblW w:type="auto" w:w="0"/>
-        <w:tblLayout w:type="fixed"/>
-        <w:tblLook w:firstColumn="1" w:firstRow="1" w:lastColumn="0" w:lastRow="0" w:noHBand="0" w:noVBand="1" w:val="04A0"/>
-      </w:tblPr>
-      <w:tblGrid>
-        <w:gridCol w:w="2835"/>
-        <w:gridCol w:w="6236"/>
-      </w:tblGrid>
-      <w:tr>
-        <w:tc>
-          <w:tcPr>
-            <w:tcW w:type="dxa" w:w="4873"/>
-            <w:shd w:val="clear" w:color="auto" w:fill="047857"/>
-            <w:tcBorders>
-              <w:top w:val="single" w:sz="6" w:color="047857"/>
-              <w:left w:val="single" w:sz="6" w:color="047857"/>
-              <w:bottom w:val="single" w:sz="6" w:color="047857"/>
-              <w:right w:val="single" w:sz="6" w:color="047857"/>
-            </w:tcBorders>
-          </w:tcPr>
-          <w:p>
-            <w:r/>
-            <w:r>
-              <w:rPr>
-                <w:b/>
-                <w:color w:val="FFFFFF"/>
-                <w:sz w:val="22"/>
-              </w:rPr>
-              <w:t>Tên đồ án</w:t>
-            </w:r>
-          </w:p>
-        </w:tc>
-        <w:tc>
-          <w:tcPr>
-            <w:tcW w:type="dxa" w:w="4873"/>
-            <w:tcBorders>
-              <w:top w:val="single" w:sz="6" w:color="047857"/>
-              <w:left w:val="single" w:sz="6" w:color="047857"/>
-              <w:bottom w:val="single" w:sz="6" w:color="047857"/>
-              <w:right w:val="single" w:sz="6" w:color="047857"/>
-            </w:tcBorders>
-          </w:tcPr>
-          <w:p>
-            <w:r/>
-            <w:r>
-              <w:rPr>
-                <w:sz w:val="22"/>
-              </w:rPr>
-              <w:t>Hệ thống Quản lý Cửa hàng Sách</w:t>
-            </w:r>
-          </w:p>
-        </w:tc>
-      </w:tr>
-      <w:tr>
-        <w:tc>
-          <w:tcPr>
-            <w:tcW w:type="dxa" w:w="4873"/>
-            <w:shd w:val="clear" w:color="auto" w:fill="047857"/>
-            <w:tcBorders>
-              <w:top w:val="single" w:sz="6" w:color="047857"/>
-              <w:left w:val="single" w:sz="6" w:color="047857"/>
-              <w:bottom w:val="single" w:sz="6" w:color="047857"/>
-              <w:right w:val="single" w:sz="6" w:color="047857"/>
-            </w:tcBorders>
-          </w:tcPr>
-          <w:p>
-            <w:r/>
-            <w:r>
-              <w:rPr>
-                <w:b/>
-                <w:color w:val="FFFFFF"/>
-                <w:sz w:val="22"/>
-              </w:rPr>
-              <w:t>Công nghệ</w:t>
-            </w:r>
-          </w:p>
-        </w:tc>
-        <w:tc>
-          <w:tcPr>
-            <w:tcW w:type="dxa" w:w="4873"/>
-            <w:tcBorders>
-              <w:top w:val="single" w:sz="6" w:color="047857"/>
-              <w:left w:val="single" w:sz="6" w:color="047857"/>
-              <w:bottom w:val="single" w:sz="6" w:color="047857"/>
-              <w:right w:val="single" w:sz="6" w:color="047857"/>
-            </w:tcBorders>
-          </w:tcPr>
-          <w:p>
-            <w:r/>
-            <w:r>
-              <w:rPr>
-                <w:sz w:val="22"/>
-              </w:rPr>
-              <w:t>Python 3 + PyQt6 + SQLite</w:t>
-            </w:r>
-          </w:p>
-        </w:tc>
-      </w:tr>
-      <w:tr>
-        <w:tc>
-          <w:tcPr>
-            <w:tcW w:type="dxa" w:w="4873"/>
-            <w:shd w:val="clear" w:color="auto" w:fill="047857"/>
-            <w:tcBorders>
-              <w:top w:val="single" w:sz="6" w:color="047857"/>
-              <w:left w:val="single" w:sz="6" w:color="047857"/>
-              <w:bottom w:val="single" w:sz="6" w:color="047857"/>
-              <w:right w:val="single" w:sz="6" w:color="047857"/>
-            </w:tcBorders>
-          </w:tcPr>
-          <w:p>
-            <w:r/>
-            <w:r>
-              <w:rPr>
-                <w:b/>
-                <w:color w:val="FFFFFF"/>
-                <w:sz w:val="22"/>
-              </w:rPr>
-              <w:t>Số thành viên</w:t>
-            </w:r>
-          </w:p>
-        </w:tc>
-        <w:tc>
-          <w:tcPr>
-            <w:tcW w:type="dxa" w:w="4873"/>
-            <w:tcBorders>
-              <w:top w:val="single" w:sz="6" w:color="047857"/>
-              <w:left w:val="single" w:sz="6" w:color="047857"/>
-              <w:bottom w:val="single" w:sz="6" w:color="047857"/>
-              <w:right w:val="single" w:sz="6" w:color="047857"/>
-            </w:tcBorders>
-          </w:tcPr>
-          <w:p>
-            <w:r/>
-            <w:r>
-              <w:rPr>
-                <w:sz w:val="22"/>
-              </w:rPr>
-              <w:t>3 người</w:t>
-            </w:r>
-          </w:p>
-        </w:tc>
-      </w:tr>
-      <w:tr>
-        <w:tc>
-          <w:tcPr>
-            <w:tcW w:type="dxa" w:w="4873"/>
-            <w:shd w:val="clear" w:color="auto" w:fill="047857"/>
-            <w:tcBorders>
-              <w:top w:val="single" w:sz="6" w:color="047857"/>
-              <w:left w:val="single" w:sz="6" w:color="047857"/>
-              <w:bottom w:val="single" w:sz="6" w:color="047857"/>
-              <w:right w:val="single" w:sz="6" w:color="047857"/>
-            </w:tcBorders>
-          </w:tcPr>
-          <w:p>
-            <w:r/>
-            <w:r>
-              <w:rPr>
-                <w:b/>
-                <w:color w:val="FFFFFF"/>
-                <w:sz w:val="22"/>
-              </w:rPr>
-              <w:t>Nguyên tắc</w:t>
-            </w:r>
-          </w:p>
-        </w:tc>
-        <w:tc>
-          <w:tcPr>
-            <w:tcW w:type="dxa" w:w="4873"/>
-            <w:tcBorders>
-              <w:top w:val="single" w:sz="6" w:color="047857"/>
-              <w:left w:val="single" w:sz="6" w:color="047857"/>
-              <w:bottom w:val="single" w:sz="6" w:color="047857"/>
-              <w:right w:val="single" w:sz="6" w:color="047857"/>
-            </w:tcBorders>
-          </w:tcPr>
-          <w:p>
-            <w:r/>
-            <w:r>
-              <w:rPr>
-                <w:sz w:val="22"/>
-              </w:rPr>
-              <w:t>Code 100% tiếng Việt — đơn giản — dễ đọc — dễ hiểu</w:t>
-            </w:r>
-          </w:p>
-        </w:tc>
-      </w:tr>
-    </w:tbl>
-    <w:p/>
     <w:p>
       <w:pPr>
-        <w:jc w:val="center"/>
+        <w:spacing w:after="120" w:line="312" w:lineRule="auto"/>
+        <w:ind w:firstLine="567"/>
+        <w:jc w:val="both"/>
       </w:pPr>
       <w:r>
         <w:rPr>
+          <w:rFonts w:ascii="Times New Roman" w:hAnsi="Times New Roman" w:eastAsia="Times New Roman"/>
+          <w:b w:val="0"/>
+          <w:color w:val="000000"/>
+          <w:sz w:val="22"/>
+        </w:rPr>
+        <w:t>Công việc được chia theo ĐỘ KHÓ, không phải theo sở thích. Cân nhắc kỹ năng của từng thành viên để ai cũng có thể hoàn thành đúng hạn và hiểu rõ phần mình làm.</w:t>
+      </w:r>
+    </w:p>
+    <w:p>
+      <w:pPr>
+        <w:spacing w:after="120" w:line="312" w:lineRule="auto"/>
+        <w:jc w:val="left"/>
+      </w:pPr>
+      <w:r>
+        <w:rPr>
+          <w:rFonts w:ascii="Times New Roman" w:hAnsi="Times New Roman" w:eastAsia="Times New Roman"/>
+          <w:b w:val="0"/>
+          <w:color w:val="000000"/>
+          <w:sz w:val="22"/>
+        </w:rPr>
+        <w:t>• Hồ Quang Huy (mạnh nhất): nhận các phần KHÓ — thuật toán DSLK đôi, Merge Sort, Stack LIFO, Queue FIFO, và 3 chức năng khó (cn06 Tìm kiếm + Sắp xếp, cn08 Undo/Redo, cn09 Giỏ hàng + thanh toán). Huy cũng phụ trách main.py, khung_chinh/ và test_app.py để nắm tổng thể.</w:t>
+      </w:r>
+    </w:p>
+    <w:p>
+      <w:pPr>
+        <w:spacing w:after="120" w:line="312" w:lineRule="auto"/>
+        <w:jc w:val="left"/>
+      </w:pPr>
+      <w:r>
+        <w:rPr>
+          <w:rFonts w:ascii="Times New Roman" w:hAnsi="Times New Roman" w:eastAsia="Times New Roman"/>
+          <w:b w:val="0"/>
+          <w:color w:val="000000"/>
+          <w:sz w:val="22"/>
+        </w:rPr>
+        <w:t>• Bùi Gia Ngọ (trung bình): chuyên SQLite (module ket_noi_sqlite.py + nguoi_dung.py) + 3 chức năng DỄ (cn01 Đăng nhập + phân quyền, cn02 Đọc danh sách, cn07 Thống kê).</w:t>
+      </w:r>
+    </w:p>
+    <w:p>
+      <w:pPr>
+        <w:spacing w:after="120" w:line="312" w:lineRule="auto"/>
+        <w:jc w:val="left"/>
+      </w:pPr>
+      <w:r>
+        <w:rPr>
+          <w:rFonts w:ascii="Times New Roman" w:hAnsi="Times New Roman" w:eastAsia="Times New Roman"/>
+          <w:b w:val="0"/>
+          <w:color w:val="000000"/>
+          <w:sz w:val="22"/>
+        </w:rPr>
+        <w:t>• Phan Anh Tú (yếu nhất): chuyên OOP (module lop_doi_tuong.py với MatHang + 5 con) + 3 chức năng dùng nhiều OOP (cn03 Thêm, cn04 Sửa, cn05 Xóa). Tú cũng viết form dùng chung trong chuc_nang/_shared/.</w:t>
+      </w:r>
+    </w:p>
+    <w:p>
+      <w:pPr>
+        <w:pStyle w:val="Heading1"/>
+        <w:jc w:val="left"/>
+      </w:pPr>
+      <w:r>
+        <w:rPr>
+          <w:rFonts w:ascii="Times New Roman" w:hAnsi="Times New Roman" w:eastAsia="Times New Roman"/>
           <w:b/>
-          <w:color w:val="047857"/>
-          <w:sz w:val="28"/>
+          <w:color w:val="305496"/>
+          <w:sz w:val="32"/>
         </w:rPr>
-        <w:t>THÀNH VIÊN NHÓM</w:t>
+        <w:t>2. Bảng tổng quan theo người</w:t>
       </w:r>
     </w:p>
     <w:tbl>
       <w:tblPr>
         <w:tblW w:type="auto" w:w="0"/>
+        <w:jc w:val="center"/>
         <w:tblLayout w:type="fixed"/>
         <w:tblLook w:firstColumn="1" w:firstRow="1" w:lastColumn="0" w:lastRow="0" w:noHBand="0" w:noVBand="1" w:val="04A0"/>
       </w:tblPr>
       <w:tblGrid>
-        <w:gridCol w:w="567"/>
-        <w:gridCol w:w="2551"/>
-        <w:gridCol w:w="3685"/>
+        <w:gridCol w:w="1701"/>
+        <w:gridCol w:w="1984"/>
+        <w:gridCol w:w="2268"/>
+        <w:gridCol w:w="1984"/>
         <w:gridCol w:w="2268"/>
       </w:tblGrid>
       <w:tr>
         <w:tc>
           <w:tcPr>
-            <w:tcW w:type="dxa" w:w="2436"/>
-            <w:shd w:val="clear" w:color="auto" w:fill="1F2937"/>
+            <w:tcW w:type="dxa" w:w="1994"/>
+            <w:vAlign w:val="center"/>
+            <w:shd w:val="clear" w:color="auto" w:fill="305496"/>
             <w:tcBorders>
-              <w:top w:val="single" w:sz="6" w:color="047857"/>
-              <w:left w:val="single" w:sz="6" w:color="047857"/>
-              <w:bottom w:val="single" w:sz="6" w:color="047857"/>
-              <w:right w:val="single" w:sz="6" w:color="047857"/>
+              <w:top w:val="single" w:sz="4" w:color="808080"/>
+              <w:left w:val="single" w:sz="4" w:color="808080"/>
+              <w:bottom w:val="single" w:sz="4" w:color="808080"/>
+              <w:right w:val="single" w:sz="4" w:color="808080"/>
             </w:tcBorders>
           </w:tcPr>
           <w:p>
@@ -277,6 +155,607 @@
             <w:r/>
             <w:r>
               <w:rPr>
+                <w:rFonts w:ascii="Times New Roman" w:hAnsi="Times New Roman" w:cs="Times New Roman" w:eastAsia="Times New Roman"/>
+                <w:b/>
+                <w:color w:val="FFFFFF"/>
+                <w:sz w:val="22"/>
+              </w:rPr>
+              <w:t>Thành viên</w:t>
+            </w:r>
+          </w:p>
+        </w:tc>
+        <w:tc>
+          <w:tcPr>
+            <w:tcW w:type="dxa" w:w="1994"/>
+            <w:vAlign w:val="center"/>
+            <w:shd w:val="clear" w:color="auto" w:fill="305496"/>
+            <w:tcBorders>
+              <w:top w:val="single" w:sz="4" w:color="808080"/>
+              <w:left w:val="single" w:sz="4" w:color="808080"/>
+              <w:bottom w:val="single" w:sz="4" w:color="808080"/>
+              <w:right w:val="single" w:sz="4" w:color="808080"/>
+            </w:tcBorders>
+          </w:tcPr>
+          <w:p>
+            <w:pPr>
+              <w:jc w:val="center"/>
+            </w:pPr>
+            <w:r/>
+            <w:r>
+              <w:rPr>
+                <w:rFonts w:ascii="Times New Roman" w:hAnsi="Times New Roman" w:cs="Times New Roman" w:eastAsia="Times New Roman"/>
+                <w:b/>
+                <w:color w:val="FFFFFF"/>
+                <w:sz w:val="22"/>
+              </w:rPr>
+              <w:t>Module thuật toán</w:t>
+            </w:r>
+          </w:p>
+        </w:tc>
+        <w:tc>
+          <w:tcPr>
+            <w:tcW w:type="dxa" w:w="1994"/>
+            <w:vAlign w:val="center"/>
+            <w:shd w:val="clear" w:color="auto" w:fill="305496"/>
+            <w:tcBorders>
+              <w:top w:val="single" w:sz="4" w:color="808080"/>
+              <w:left w:val="single" w:sz="4" w:color="808080"/>
+              <w:bottom w:val="single" w:sz="4" w:color="808080"/>
+              <w:right w:val="single" w:sz="4" w:color="808080"/>
+            </w:tcBorders>
+          </w:tcPr>
+          <w:p>
+            <w:pPr>
+              <w:jc w:val="center"/>
+            </w:pPr>
+            <w:r/>
+            <w:r>
+              <w:rPr>
+                <w:rFonts w:ascii="Times New Roman" w:hAnsi="Times New Roman" w:cs="Times New Roman" w:eastAsia="Times New Roman"/>
+                <w:b/>
+                <w:color w:val="FFFFFF"/>
+                <w:sz w:val="22"/>
+              </w:rPr>
+              <w:t>Chức năng (cn01-09)</w:t>
+            </w:r>
+          </w:p>
+        </w:tc>
+        <w:tc>
+          <w:tcPr>
+            <w:tcW w:type="dxa" w:w="1994"/>
+            <w:vAlign w:val="center"/>
+            <w:shd w:val="clear" w:color="auto" w:fill="305496"/>
+            <w:tcBorders>
+              <w:top w:val="single" w:sz="4" w:color="808080"/>
+              <w:left w:val="single" w:sz="4" w:color="808080"/>
+              <w:bottom w:val="single" w:sz="4" w:color="808080"/>
+              <w:right w:val="single" w:sz="4" w:color="808080"/>
+            </w:tcBorders>
+          </w:tcPr>
+          <w:p>
+            <w:pPr>
+              <w:jc w:val="center"/>
+            </w:pPr>
+            <w:r/>
+            <w:r>
+              <w:rPr>
+                <w:rFonts w:ascii="Times New Roman" w:hAnsi="Times New Roman" w:cs="Times New Roman" w:eastAsia="Times New Roman"/>
+                <w:b/>
+                <w:color w:val="FFFFFF"/>
+                <w:sz w:val="22"/>
+              </w:rPr>
+              <w:t>Khung chính + main + test</w:t>
+            </w:r>
+          </w:p>
+        </w:tc>
+        <w:tc>
+          <w:tcPr>
+            <w:tcW w:type="dxa" w:w="1994"/>
+            <w:vAlign w:val="center"/>
+            <w:shd w:val="clear" w:color="auto" w:fill="305496"/>
+            <w:tcBorders>
+              <w:top w:val="single" w:sz="4" w:color="808080"/>
+              <w:left w:val="single" w:sz="4" w:color="808080"/>
+              <w:bottom w:val="single" w:sz="4" w:color="808080"/>
+              <w:right w:val="single" w:sz="4" w:color="808080"/>
+            </w:tcBorders>
+          </w:tcPr>
+          <w:p>
+            <w:pPr>
+              <w:jc w:val="center"/>
+            </w:pPr>
+            <w:r/>
+            <w:r>
+              <w:rPr>
+                <w:rFonts w:ascii="Times New Roman" w:hAnsi="Times New Roman" w:cs="Times New Roman" w:eastAsia="Times New Roman"/>
+                <w:b/>
+                <w:color w:val="FFFFFF"/>
+                <w:sz w:val="22"/>
+              </w:rPr>
+              <w:t>Ghi chú</w:t>
+            </w:r>
+          </w:p>
+        </w:tc>
+      </w:tr>
+      <w:tr>
+        <w:tc>
+          <w:tcPr>
+            <w:tcW w:type="dxa" w:w="1994"/>
+            <w:vAlign w:val="center"/>
+            <w:shd w:val="clear" w:color="auto" w:fill="C6E0B4"/>
+            <w:tcBorders>
+              <w:top w:val="single" w:sz="4" w:color="808080"/>
+              <w:left w:val="single" w:sz="4" w:color="808080"/>
+              <w:bottom w:val="single" w:sz="4" w:color="808080"/>
+              <w:right w:val="single" w:sz="4" w:color="808080"/>
+            </w:tcBorders>
+          </w:tcPr>
+          <w:p>
+            <w:pPr>
+              <w:jc w:val="center"/>
+            </w:pPr>
+            <w:r/>
+            <w:r>
+              <w:rPr>
+                <w:rFonts w:ascii="Times New Roman" w:hAnsi="Times New Roman" w:cs="Times New Roman" w:eastAsia="Times New Roman"/>
+                <w:b/>
+                <w:sz w:val="22"/>
+              </w:rPr>
+              <w:t>Huy</w:t>
+            </w:r>
+          </w:p>
+        </w:tc>
+        <w:tc>
+          <w:tcPr>
+            <w:tcW w:type="dxa" w:w="1994"/>
+            <w:vAlign w:val="center"/>
+            <w:shd w:val="clear" w:color="auto" w:fill="C6E0B4"/>
+            <w:tcBorders>
+              <w:top w:val="single" w:sz="4" w:color="808080"/>
+              <w:left w:val="single" w:sz="4" w:color="808080"/>
+              <w:bottom w:val="single" w:sz="4" w:color="808080"/>
+              <w:right w:val="single" w:sz="4" w:color="808080"/>
+            </w:tcBorders>
+          </w:tcPr>
+          <w:p>
+            <w:pPr>
+              <w:jc w:val="center"/>
+            </w:pPr>
+            <w:r/>
+            <w:r>
+              <w:rPr>
+                <w:rFonts w:ascii="Times New Roman" w:hAnsi="Times New Roman" w:cs="Times New Roman" w:eastAsia="Times New Roman"/>
+                <w:b w:val="0"/>
+                <w:sz w:val="22"/>
+              </w:rPr>
+              <w:t>4 module</w:t>
+            </w:r>
+          </w:p>
+        </w:tc>
+        <w:tc>
+          <w:tcPr>
+            <w:tcW w:type="dxa" w:w="1994"/>
+            <w:vAlign w:val="center"/>
+            <w:shd w:val="clear" w:color="auto" w:fill="C6E0B4"/>
+            <w:tcBorders>
+              <w:top w:val="single" w:sz="4" w:color="808080"/>
+              <w:left w:val="single" w:sz="4" w:color="808080"/>
+              <w:bottom w:val="single" w:sz="4" w:color="808080"/>
+              <w:right w:val="single" w:sz="4" w:color="808080"/>
+            </w:tcBorders>
+          </w:tcPr>
+          <w:p>
+            <w:pPr>
+              <w:jc w:val="center"/>
+            </w:pPr>
+            <w:r/>
+            <w:r>
+              <w:rPr>
+                <w:rFonts w:ascii="Times New Roman" w:hAnsi="Times New Roman" w:cs="Times New Roman" w:eastAsia="Times New Roman"/>
+                <w:b w:val="0"/>
+                <w:sz w:val="22"/>
+              </w:rPr>
+              <w:t>3 chức năng</w:t>
+            </w:r>
+          </w:p>
+        </w:tc>
+        <w:tc>
+          <w:tcPr>
+            <w:tcW w:type="dxa" w:w="1994"/>
+            <w:vAlign w:val="center"/>
+            <w:shd w:val="clear" w:color="auto" w:fill="C6E0B4"/>
+            <w:tcBorders>
+              <w:top w:val="single" w:sz="4" w:color="808080"/>
+              <w:left w:val="single" w:sz="4" w:color="808080"/>
+              <w:bottom w:val="single" w:sz="4" w:color="808080"/>
+              <w:right w:val="single" w:sz="4" w:color="808080"/>
+            </w:tcBorders>
+          </w:tcPr>
+          <w:p>
+            <w:pPr>
+              <w:jc w:val="center"/>
+            </w:pPr>
+            <w:r/>
+            <w:r>
+              <w:rPr>
+                <w:rFonts w:ascii="Times New Roman" w:hAnsi="Times New Roman" w:cs="Times New Roman" w:eastAsia="Times New Roman"/>
+                <w:b w:val="0"/>
+                <w:sz w:val="22"/>
+              </w:rPr>
+              <w:t>3 phần</w:t>
+            </w:r>
+          </w:p>
+        </w:tc>
+        <w:tc>
+          <w:tcPr>
+            <w:tcW w:type="dxa" w:w="1994"/>
+            <w:vAlign w:val="center"/>
+            <w:shd w:val="clear" w:color="auto" w:fill="C6E0B4"/>
+            <w:tcBorders>
+              <w:top w:val="single" w:sz="4" w:color="808080"/>
+              <w:left w:val="single" w:sz="4" w:color="808080"/>
+              <w:bottom w:val="single" w:sz="4" w:color="808080"/>
+              <w:right w:val="single" w:sz="4" w:color="808080"/>
+            </w:tcBorders>
+          </w:tcPr>
+          <w:p>
+            <w:pPr>
+              <w:jc w:val="left"/>
+            </w:pPr>
+            <w:r/>
+            <w:r>
+              <w:rPr>
+                <w:rFonts w:ascii="Times New Roman" w:hAnsi="Times New Roman" w:cs="Times New Roman" w:eastAsia="Times New Roman"/>
+                <w:b w:val="0"/>
+                <w:sz w:val="22"/>
+              </w:rPr>
+              <w:t>Phần khó nhất, nắm tổng thể</w:t>
+            </w:r>
+          </w:p>
+        </w:tc>
+      </w:tr>
+      <w:tr>
+        <w:tc>
+          <w:tcPr>
+            <w:tcW w:type="dxa" w:w="1994"/>
+            <w:vAlign w:val="center"/>
+            <w:shd w:val="clear" w:color="auto" w:fill="FFE699"/>
+            <w:tcBorders>
+              <w:top w:val="single" w:sz="4" w:color="808080"/>
+              <w:left w:val="single" w:sz="4" w:color="808080"/>
+              <w:bottom w:val="single" w:sz="4" w:color="808080"/>
+              <w:right w:val="single" w:sz="4" w:color="808080"/>
+            </w:tcBorders>
+          </w:tcPr>
+          <w:p>
+            <w:pPr>
+              <w:jc w:val="center"/>
+            </w:pPr>
+            <w:r/>
+            <w:r>
+              <w:rPr>
+                <w:rFonts w:ascii="Times New Roman" w:hAnsi="Times New Roman" w:cs="Times New Roman" w:eastAsia="Times New Roman"/>
+                <w:b/>
+                <w:sz w:val="22"/>
+              </w:rPr>
+              <w:t>Ngọ</w:t>
+            </w:r>
+          </w:p>
+        </w:tc>
+        <w:tc>
+          <w:tcPr>
+            <w:tcW w:type="dxa" w:w="1994"/>
+            <w:vAlign w:val="center"/>
+            <w:shd w:val="clear" w:color="auto" w:fill="FFE699"/>
+            <w:tcBorders>
+              <w:top w:val="single" w:sz="4" w:color="808080"/>
+              <w:left w:val="single" w:sz="4" w:color="808080"/>
+              <w:bottom w:val="single" w:sz="4" w:color="808080"/>
+              <w:right w:val="single" w:sz="4" w:color="808080"/>
+            </w:tcBorders>
+          </w:tcPr>
+          <w:p>
+            <w:pPr>
+              <w:jc w:val="center"/>
+            </w:pPr>
+            <w:r/>
+            <w:r>
+              <w:rPr>
+                <w:rFonts w:ascii="Times New Roman" w:hAnsi="Times New Roman" w:cs="Times New Roman" w:eastAsia="Times New Roman"/>
+                <w:b w:val="0"/>
+                <w:sz w:val="22"/>
+              </w:rPr>
+              <w:t>2 module</w:t>
+            </w:r>
+          </w:p>
+        </w:tc>
+        <w:tc>
+          <w:tcPr>
+            <w:tcW w:type="dxa" w:w="1994"/>
+            <w:vAlign w:val="center"/>
+            <w:shd w:val="clear" w:color="auto" w:fill="FFE699"/>
+            <w:tcBorders>
+              <w:top w:val="single" w:sz="4" w:color="808080"/>
+              <w:left w:val="single" w:sz="4" w:color="808080"/>
+              <w:bottom w:val="single" w:sz="4" w:color="808080"/>
+              <w:right w:val="single" w:sz="4" w:color="808080"/>
+            </w:tcBorders>
+          </w:tcPr>
+          <w:p>
+            <w:pPr>
+              <w:jc w:val="center"/>
+            </w:pPr>
+            <w:r/>
+            <w:r>
+              <w:rPr>
+                <w:rFonts w:ascii="Times New Roman" w:hAnsi="Times New Roman" w:cs="Times New Roman" w:eastAsia="Times New Roman"/>
+                <w:b w:val="0"/>
+                <w:sz w:val="22"/>
+              </w:rPr>
+              <w:t>3 chức năng</w:t>
+            </w:r>
+          </w:p>
+        </w:tc>
+        <w:tc>
+          <w:tcPr>
+            <w:tcW w:type="dxa" w:w="1994"/>
+            <w:vAlign w:val="center"/>
+            <w:shd w:val="clear" w:color="auto" w:fill="FFE699"/>
+            <w:tcBorders>
+              <w:top w:val="single" w:sz="4" w:color="808080"/>
+              <w:left w:val="single" w:sz="4" w:color="808080"/>
+              <w:bottom w:val="single" w:sz="4" w:color="808080"/>
+              <w:right w:val="single" w:sz="4" w:color="808080"/>
+            </w:tcBorders>
+          </w:tcPr>
+          <w:p>
+            <w:pPr>
+              <w:jc w:val="center"/>
+            </w:pPr>
+            <w:r/>
+            <w:r>
+              <w:rPr>
+                <w:rFonts w:ascii="Times New Roman" w:hAnsi="Times New Roman" w:cs="Times New Roman" w:eastAsia="Times New Roman"/>
+                <w:b w:val="0"/>
+                <w:sz w:val="22"/>
+              </w:rPr>
+              <w:t>0 phần</w:t>
+            </w:r>
+          </w:p>
+        </w:tc>
+        <w:tc>
+          <w:tcPr>
+            <w:tcW w:type="dxa" w:w="1994"/>
+            <w:vAlign w:val="center"/>
+            <w:shd w:val="clear" w:color="auto" w:fill="FFE699"/>
+            <w:tcBorders>
+              <w:top w:val="single" w:sz="4" w:color="808080"/>
+              <w:left w:val="single" w:sz="4" w:color="808080"/>
+              <w:bottom w:val="single" w:sz="4" w:color="808080"/>
+              <w:right w:val="single" w:sz="4" w:color="808080"/>
+            </w:tcBorders>
+          </w:tcPr>
+          <w:p>
+            <w:pPr>
+              <w:jc w:val="left"/>
+            </w:pPr>
+            <w:r/>
+            <w:r>
+              <w:rPr>
+                <w:rFonts w:ascii="Times New Roman" w:hAnsi="Times New Roman" w:cs="Times New Roman" w:eastAsia="Times New Roman"/>
+                <w:b w:val="0"/>
+                <w:sz w:val="22"/>
+              </w:rPr>
+              <w:t>Chuyên SQLite + chức năng dễ</w:t>
+            </w:r>
+          </w:p>
+        </w:tc>
+      </w:tr>
+      <w:tr>
+        <w:tc>
+          <w:tcPr>
+            <w:tcW w:type="dxa" w:w="1994"/>
+            <w:vAlign w:val="center"/>
+            <w:shd w:val="clear" w:color="auto" w:fill="BDD7EE"/>
+            <w:tcBorders>
+              <w:top w:val="single" w:sz="4" w:color="808080"/>
+              <w:left w:val="single" w:sz="4" w:color="808080"/>
+              <w:bottom w:val="single" w:sz="4" w:color="808080"/>
+              <w:right w:val="single" w:sz="4" w:color="808080"/>
+            </w:tcBorders>
+          </w:tcPr>
+          <w:p>
+            <w:pPr>
+              <w:jc w:val="center"/>
+            </w:pPr>
+            <w:r/>
+            <w:r>
+              <w:rPr>
+                <w:rFonts w:ascii="Times New Roman" w:hAnsi="Times New Roman" w:cs="Times New Roman" w:eastAsia="Times New Roman"/>
+                <w:b/>
+                <w:sz w:val="22"/>
+              </w:rPr>
+              <w:t>Tú</w:t>
+            </w:r>
+          </w:p>
+        </w:tc>
+        <w:tc>
+          <w:tcPr>
+            <w:tcW w:type="dxa" w:w="1994"/>
+            <w:vAlign w:val="center"/>
+            <w:shd w:val="clear" w:color="auto" w:fill="BDD7EE"/>
+            <w:tcBorders>
+              <w:top w:val="single" w:sz="4" w:color="808080"/>
+              <w:left w:val="single" w:sz="4" w:color="808080"/>
+              <w:bottom w:val="single" w:sz="4" w:color="808080"/>
+              <w:right w:val="single" w:sz="4" w:color="808080"/>
+            </w:tcBorders>
+          </w:tcPr>
+          <w:p>
+            <w:pPr>
+              <w:jc w:val="center"/>
+            </w:pPr>
+            <w:r/>
+            <w:r>
+              <w:rPr>
+                <w:rFonts w:ascii="Times New Roman" w:hAnsi="Times New Roman" w:cs="Times New Roman" w:eastAsia="Times New Roman"/>
+                <w:b w:val="0"/>
+                <w:sz w:val="22"/>
+              </w:rPr>
+              <w:t>1 module</w:t>
+            </w:r>
+          </w:p>
+        </w:tc>
+        <w:tc>
+          <w:tcPr>
+            <w:tcW w:type="dxa" w:w="1994"/>
+            <w:vAlign w:val="center"/>
+            <w:shd w:val="clear" w:color="auto" w:fill="BDD7EE"/>
+            <w:tcBorders>
+              <w:top w:val="single" w:sz="4" w:color="808080"/>
+              <w:left w:val="single" w:sz="4" w:color="808080"/>
+              <w:bottom w:val="single" w:sz="4" w:color="808080"/>
+              <w:right w:val="single" w:sz="4" w:color="808080"/>
+            </w:tcBorders>
+          </w:tcPr>
+          <w:p>
+            <w:pPr>
+              <w:jc w:val="center"/>
+            </w:pPr>
+            <w:r/>
+            <w:r>
+              <w:rPr>
+                <w:rFonts w:ascii="Times New Roman" w:hAnsi="Times New Roman" w:cs="Times New Roman" w:eastAsia="Times New Roman"/>
+                <w:b w:val="0"/>
+                <w:sz w:val="22"/>
+              </w:rPr>
+              <w:t>3 chức năng</w:t>
+            </w:r>
+          </w:p>
+        </w:tc>
+        <w:tc>
+          <w:tcPr>
+            <w:tcW w:type="dxa" w:w="1994"/>
+            <w:vAlign w:val="center"/>
+            <w:shd w:val="clear" w:color="auto" w:fill="BDD7EE"/>
+            <w:tcBorders>
+              <w:top w:val="single" w:sz="4" w:color="808080"/>
+              <w:left w:val="single" w:sz="4" w:color="808080"/>
+              <w:bottom w:val="single" w:sz="4" w:color="808080"/>
+              <w:right w:val="single" w:sz="4" w:color="808080"/>
+            </w:tcBorders>
+          </w:tcPr>
+          <w:p>
+            <w:pPr>
+              <w:jc w:val="center"/>
+            </w:pPr>
+            <w:r/>
+            <w:r>
+              <w:rPr>
+                <w:rFonts w:ascii="Times New Roman" w:hAnsi="Times New Roman" w:cs="Times New Roman" w:eastAsia="Times New Roman"/>
+                <w:b w:val="0"/>
+                <w:sz w:val="22"/>
+              </w:rPr>
+              <w:t>1 phần</w:t>
+            </w:r>
+          </w:p>
+        </w:tc>
+        <w:tc>
+          <w:tcPr>
+            <w:tcW w:type="dxa" w:w="1994"/>
+            <w:vAlign w:val="center"/>
+            <w:shd w:val="clear" w:color="auto" w:fill="BDD7EE"/>
+            <w:tcBorders>
+              <w:top w:val="single" w:sz="4" w:color="808080"/>
+              <w:left w:val="single" w:sz="4" w:color="808080"/>
+              <w:bottom w:val="single" w:sz="4" w:color="808080"/>
+              <w:right w:val="single" w:sz="4" w:color="808080"/>
+            </w:tcBorders>
+          </w:tcPr>
+          <w:p>
+            <w:pPr>
+              <w:jc w:val="left"/>
+            </w:pPr>
+            <w:r/>
+            <w:r>
+              <w:rPr>
+                <w:rFonts w:ascii="Times New Roman" w:hAnsi="Times New Roman" w:cs="Times New Roman" w:eastAsia="Times New Roman"/>
+                <w:b w:val="0"/>
+                <w:sz w:val="22"/>
+              </w:rPr>
+              <w:t>Chuyên OOP + chức năng dễ</w:t>
+            </w:r>
+          </w:p>
+        </w:tc>
+      </w:tr>
+    </w:tbl>
+    <w:p/>
+    <w:p>
+      <w:pPr>
+        <w:pStyle w:val="Heading1"/>
+        <w:jc w:val="left"/>
+      </w:pPr>
+      <w:r>
+        <w:rPr>
+          <w:rFonts w:ascii="Times New Roman" w:hAnsi="Times New Roman" w:eastAsia="Times New Roman"/>
+          <w:b/>
+          <w:color w:val="305496"/>
+          <w:sz w:val="32"/>
+        </w:rPr>
+        <w:t>3. Phân chia 7 module thuật toán (folder loi_thuat_toan/)</w:t>
+      </w:r>
+    </w:p>
+    <w:p>
+      <w:pPr>
+        <w:spacing w:after="120" w:line="312" w:lineRule="auto"/>
+        <w:ind w:firstLine="567"/>
+        <w:jc w:val="both"/>
+      </w:pPr>
+      <w:r>
+        <w:rPr>
+          <w:rFonts w:ascii="Times New Roman" w:hAnsi="Times New Roman" w:eastAsia="Times New Roman"/>
+          <w:b w:val="0"/>
+          <w:color w:val="000000"/>
+          <w:sz w:val="22"/>
+        </w:rPr>
+        <w:t>Đây là phần cốt lõi của đồ án — chứa các thuật toán và cấu trúc dữ liệu tự cài đặt. Mỗi module sẽ được 1 người làm hết (viết + test) để đảm bảo tính nhất quán.</w:t>
+      </w:r>
+    </w:p>
+    <w:tbl>
+      <w:tblPr>
+        <w:tblW w:type="auto" w:w="0"/>
+        <w:jc w:val="center"/>
+        <w:tblLayout w:type="fixed"/>
+        <w:tblLook w:firstColumn="1" w:firstRow="1" w:lastColumn="0" w:lastRow="0" w:noHBand="0" w:noVBand="1" w:val="04A0"/>
+      </w:tblPr>
+      <w:tblGrid>
+        <w:gridCol w:w="567"/>
+        <w:gridCol w:w="1984"/>
+        <w:gridCol w:w="3685"/>
+        <w:gridCol w:w="1984"/>
+        <w:gridCol w:w="1417"/>
+      </w:tblGrid>
+      <w:tr>
+        <w:tc>
+          <w:tcPr>
+            <w:tcW w:type="dxa" w:w="1994"/>
+            <w:vAlign w:val="center"/>
+            <w:shd w:val="clear" w:color="auto" w:fill="305496"/>
+            <w:tcBorders>
+              <w:top w:val="single" w:sz="4" w:color="808080"/>
+              <w:left w:val="single" w:sz="4" w:color="808080"/>
+              <w:bottom w:val="single" w:sz="4" w:color="808080"/>
+              <w:right w:val="single" w:sz="4" w:color="808080"/>
+            </w:tcBorders>
+          </w:tcPr>
+          <w:p>
+            <w:pPr>
+              <w:jc w:val="center"/>
+            </w:pPr>
+            <w:r/>
+            <w:r>
+              <w:rPr>
+                <w:rFonts w:ascii="Times New Roman" w:hAnsi="Times New Roman" w:cs="Times New Roman" w:eastAsia="Times New Roman"/>
                 <w:b/>
                 <w:color w:val="FFFFFF"/>
                 <w:sz w:val="22"/>
@@ -287,13 +766,14 @@
         </w:tc>
         <w:tc>
           <w:tcPr>
-            <w:tcW w:type="dxa" w:w="2436"/>
-            <w:shd w:val="clear" w:color="auto" w:fill="1F2937"/>
+            <w:tcW w:type="dxa" w:w="1994"/>
+            <w:vAlign w:val="center"/>
+            <w:shd w:val="clear" w:color="auto" w:fill="305496"/>
             <w:tcBorders>
-              <w:top w:val="single" w:sz="6" w:color="047857"/>
-              <w:left w:val="single" w:sz="6" w:color="047857"/>
-              <w:bottom w:val="single" w:sz="6" w:color="047857"/>
-              <w:right w:val="single" w:sz="6" w:color="047857"/>
+              <w:top w:val="single" w:sz="4" w:color="808080"/>
+              <w:left w:val="single" w:sz="4" w:color="808080"/>
+              <w:bottom w:val="single" w:sz="4" w:color="808080"/>
+              <w:right w:val="single" w:sz="4" w:color="808080"/>
             </w:tcBorders>
           </w:tcPr>
           <w:p>
@@ -303,23 +783,25 @@
             <w:r/>
             <w:r>
               <w:rPr>
+                <w:rFonts w:ascii="Times New Roman" w:hAnsi="Times New Roman" w:cs="Times New Roman" w:eastAsia="Times New Roman"/>
                 <w:b/>
                 <w:color w:val="FFFFFF"/>
                 <w:sz w:val="22"/>
               </w:rPr>
-              <w:t>Họ tên</w:t>
+              <w:t>Tên file</w:t>
             </w:r>
           </w:p>
         </w:tc>
         <w:tc>
           <w:tcPr>
-            <w:tcW w:type="dxa" w:w="2436"/>
-            <w:shd w:val="clear" w:color="auto" w:fill="1F2937"/>
+            <w:tcW w:type="dxa" w:w="1994"/>
+            <w:vAlign w:val="center"/>
+            <w:shd w:val="clear" w:color="auto" w:fill="305496"/>
             <w:tcBorders>
-              <w:top w:val="single" w:sz="6" w:color="047857"/>
-              <w:left w:val="single" w:sz="6" w:color="047857"/>
-              <w:bottom w:val="single" w:sz="6" w:color="047857"/>
-              <w:right w:val="single" w:sz="6" w:color="047857"/>
+              <w:top w:val="single" w:sz="4" w:color="808080"/>
+              <w:left w:val="single" w:sz="4" w:color="808080"/>
+              <w:bottom w:val="single" w:sz="4" w:color="808080"/>
+              <w:right w:val="single" w:sz="4" w:color="808080"/>
             </w:tcBorders>
           </w:tcPr>
           <w:p>
@@ -329,23 +811,25 @@
             <w:r/>
             <w:r>
               <w:rPr>
+                <w:rFonts w:ascii="Times New Roman" w:hAnsi="Times New Roman" w:cs="Times New Roman" w:eastAsia="Times New Roman"/>
                 <w:b/>
                 <w:color w:val="FFFFFF"/>
                 <w:sz w:val="22"/>
               </w:rPr>
-              <w:t>Trình độ (đánh giá nội bộ)</w:t>
+              <w:t>Nội dung công việc</w:t>
             </w:r>
           </w:p>
         </w:tc>
         <w:tc>
           <w:tcPr>
-            <w:tcW w:type="dxa" w:w="2436"/>
-            <w:shd w:val="clear" w:color="auto" w:fill="1F2937"/>
+            <w:tcW w:type="dxa" w:w="1994"/>
+            <w:vAlign w:val="center"/>
+            <w:shd w:val="clear" w:color="auto" w:fill="305496"/>
             <w:tcBorders>
-              <w:top w:val="single" w:sz="6" w:color="047857"/>
-              <w:left w:val="single" w:sz="6" w:color="047857"/>
-              <w:bottom w:val="single" w:sz="6" w:color="047857"/>
-              <w:right w:val="single" w:sz="6" w:color="047857"/>
+              <w:top w:val="single" w:sz="4" w:color="808080"/>
+              <w:left w:val="single" w:sz="4" w:color="808080"/>
+              <w:bottom w:val="single" w:sz="4" w:color="808080"/>
+              <w:right w:val="single" w:sz="4" w:color="808080"/>
             </w:tcBorders>
           </w:tcPr>
           <w:p>
@@ -355,452 +839,7 @@
             <w:r/>
             <w:r>
               <w:rPr>
-                <w:b/>
-                <w:color w:val="FFFFFF"/>
-                <w:sz w:val="22"/>
-              </w:rPr>
-              <w:t>Vai trò</w:t>
-            </w:r>
-          </w:p>
-        </w:tc>
-      </w:tr>
-      <w:tr>
-        <w:tc>
-          <w:tcPr>
-            <w:tcW w:type="dxa" w:w="2436"/>
-            <w:tcBorders>
-              <w:top w:val="single" w:sz="6" w:color="047857"/>
-              <w:left w:val="single" w:sz="6" w:color="047857"/>
-              <w:bottom w:val="single" w:sz="6" w:color="047857"/>
-              <w:right w:val="single" w:sz="6" w:color="047857"/>
-            </w:tcBorders>
-          </w:tcPr>
-          <w:p>
-            <w:pPr>
-              <w:jc w:val="center"/>
-            </w:pPr>
-            <w:r/>
-            <w:r>
-              <w:rPr>
-                <w:sz w:val="22"/>
-              </w:rPr>
-              <w:t>1</w:t>
-            </w:r>
-          </w:p>
-        </w:tc>
-        <w:tc>
-          <w:tcPr>
-            <w:tcW w:type="dxa" w:w="2436"/>
-            <w:tcBorders>
-              <w:top w:val="single" w:sz="6" w:color="047857"/>
-              <w:left w:val="single" w:sz="6" w:color="047857"/>
-              <w:bottom w:val="single" w:sz="6" w:color="047857"/>
-              <w:right w:val="single" w:sz="6" w:color="047857"/>
-            </w:tcBorders>
-          </w:tcPr>
-          <w:p>
-            <w:r/>
-            <w:r>
-              <w:rPr>
-                <w:b/>
-                <w:color w:val="047857"/>
-                <w:sz w:val="22"/>
-              </w:rPr>
-              <w:t>Hồ Quang Huy</w:t>
-            </w:r>
-          </w:p>
-        </w:tc>
-        <w:tc>
-          <w:tcPr>
-            <w:tcW w:type="dxa" w:w="2436"/>
-            <w:tcBorders>
-              <w:top w:val="single" w:sz="6" w:color="047857"/>
-              <w:left w:val="single" w:sz="6" w:color="047857"/>
-              <w:bottom w:val="single" w:sz="6" w:color="047857"/>
-              <w:right w:val="single" w:sz="6" w:color="047857"/>
-            </w:tcBorders>
-          </w:tcPr>
-          <w:p>
-            <w:r/>
-            <w:r>
-              <w:rPr>
-                <w:sz w:val="22"/>
-              </w:rPr>
-              <w:t>Giỏi nhất (lo toàn bộ phần khó + GUI)</w:t>
-            </w:r>
-          </w:p>
-        </w:tc>
-        <w:tc>
-          <w:tcPr>
-            <w:tcW w:type="dxa" w:w="2436"/>
-            <w:tcBorders>
-              <w:top w:val="single" w:sz="6" w:color="047857"/>
-              <w:left w:val="single" w:sz="6" w:color="047857"/>
-              <w:bottom w:val="single" w:sz="6" w:color="047857"/>
-              <w:right w:val="single" w:sz="6" w:color="047857"/>
-            </w:tcBorders>
-          </w:tcPr>
-          <w:p>
-            <w:pPr>
-              <w:jc w:val="center"/>
-            </w:pPr>
-            <w:r/>
-            <w:r>
-              <w:rPr>
-                <w:sz w:val="22"/>
-              </w:rPr>
-              <w:t>Trưởng nhóm</w:t>
-            </w:r>
-          </w:p>
-        </w:tc>
-      </w:tr>
-      <w:tr>
-        <w:tc>
-          <w:tcPr>
-            <w:tcW w:type="dxa" w:w="2436"/>
-            <w:tcBorders>
-              <w:top w:val="single" w:sz="6" w:color="047857"/>
-              <w:left w:val="single" w:sz="6" w:color="047857"/>
-              <w:bottom w:val="single" w:sz="6" w:color="047857"/>
-              <w:right w:val="single" w:sz="6" w:color="047857"/>
-            </w:tcBorders>
-          </w:tcPr>
-          <w:p>
-            <w:pPr>
-              <w:jc w:val="center"/>
-            </w:pPr>
-            <w:r/>
-            <w:r>
-              <w:rPr>
-                <w:sz w:val="22"/>
-              </w:rPr>
-              <w:t>2</w:t>
-            </w:r>
-          </w:p>
-        </w:tc>
-        <w:tc>
-          <w:tcPr>
-            <w:tcW w:type="dxa" w:w="2436"/>
-            <w:tcBorders>
-              <w:top w:val="single" w:sz="6" w:color="047857"/>
-              <w:left w:val="single" w:sz="6" w:color="047857"/>
-              <w:bottom w:val="single" w:sz="6" w:color="047857"/>
-              <w:right w:val="single" w:sz="6" w:color="047857"/>
-            </w:tcBorders>
-          </w:tcPr>
-          <w:p>
-            <w:r/>
-            <w:r>
-              <w:rPr>
-                <w:b/>
-                <w:color w:val="1D4E89"/>
-                <w:sz w:val="22"/>
-              </w:rPr>
-              <w:t>Bùi Gia Ngọ</w:t>
-            </w:r>
-          </w:p>
-        </w:tc>
-        <w:tc>
-          <w:tcPr>
-            <w:tcW w:type="dxa" w:w="2436"/>
-            <w:tcBorders>
-              <w:top w:val="single" w:sz="6" w:color="047857"/>
-              <w:left w:val="single" w:sz="6" w:color="047857"/>
-              <w:bottom w:val="single" w:sz="6" w:color="047857"/>
-              <w:right w:val="single" w:sz="6" w:color="047857"/>
-            </w:tcBorders>
-          </w:tcPr>
-          <w:p>
-            <w:r/>
-            <w:r>
-              <w:rPr>
-                <w:sz w:val="22"/>
-              </w:rPr>
-              <w:t>Yếu (nhưng hơn Tú một chút)</w:t>
-            </w:r>
-          </w:p>
-        </w:tc>
-        <w:tc>
-          <w:tcPr>
-            <w:tcW w:type="dxa" w:w="2436"/>
-            <w:tcBorders>
-              <w:top w:val="single" w:sz="6" w:color="047857"/>
-              <w:left w:val="single" w:sz="6" w:color="047857"/>
-              <w:bottom w:val="single" w:sz="6" w:color="047857"/>
-              <w:right w:val="single" w:sz="6" w:color="047857"/>
-            </w:tcBorders>
-          </w:tcPr>
-          <w:p>
-            <w:pPr>
-              <w:jc w:val="center"/>
-            </w:pPr>
-            <w:r/>
-            <w:r>
-              <w:rPr>
-                <w:sz w:val="22"/>
-              </w:rPr>
-              <w:t>Thành viên</w:t>
-            </w:r>
-          </w:p>
-        </w:tc>
-      </w:tr>
-      <w:tr>
-        <w:tc>
-          <w:tcPr>
-            <w:tcW w:type="dxa" w:w="2436"/>
-            <w:tcBorders>
-              <w:top w:val="single" w:sz="6" w:color="047857"/>
-              <w:left w:val="single" w:sz="6" w:color="047857"/>
-              <w:bottom w:val="single" w:sz="6" w:color="047857"/>
-              <w:right w:val="single" w:sz="6" w:color="047857"/>
-            </w:tcBorders>
-          </w:tcPr>
-          <w:p>
-            <w:pPr>
-              <w:jc w:val="center"/>
-            </w:pPr>
-            <w:r/>
-            <w:r>
-              <w:rPr>
-                <w:sz w:val="22"/>
-              </w:rPr>
-              <w:t>3</w:t>
-            </w:r>
-          </w:p>
-        </w:tc>
-        <w:tc>
-          <w:tcPr>
-            <w:tcW w:type="dxa" w:w="2436"/>
-            <w:tcBorders>
-              <w:top w:val="single" w:sz="6" w:color="047857"/>
-              <w:left w:val="single" w:sz="6" w:color="047857"/>
-              <w:bottom w:val="single" w:sz="6" w:color="047857"/>
-              <w:right w:val="single" w:sz="6" w:color="047857"/>
-            </w:tcBorders>
-          </w:tcPr>
-          <w:p>
-            <w:r/>
-            <w:r>
-              <w:rPr>
-                <w:b/>
-                <w:color w:val="B45309"/>
-                <w:sz w:val="22"/>
-              </w:rPr>
-              <w:t>Phan Anh Tú</w:t>
-            </w:r>
-          </w:p>
-        </w:tc>
-        <w:tc>
-          <w:tcPr>
-            <w:tcW w:type="dxa" w:w="2436"/>
-            <w:tcBorders>
-              <w:top w:val="single" w:sz="6" w:color="047857"/>
-              <w:left w:val="single" w:sz="6" w:color="047857"/>
-              <w:bottom w:val="single" w:sz="6" w:color="047857"/>
-              <w:right w:val="single" w:sz="6" w:color="047857"/>
-            </w:tcBorders>
-          </w:tcPr>
-          <w:p>
-            <w:r/>
-            <w:r>
-              <w:rPr>
-                <w:sz w:val="22"/>
-              </w:rPr>
-              <w:t>Yếu nhất (làm phần dễ nhất)</w:t>
-            </w:r>
-          </w:p>
-        </w:tc>
-        <w:tc>
-          <w:tcPr>
-            <w:tcW w:type="dxa" w:w="2436"/>
-            <w:tcBorders>
-              <w:top w:val="single" w:sz="6" w:color="047857"/>
-              <w:left w:val="single" w:sz="6" w:color="047857"/>
-              <w:bottom w:val="single" w:sz="6" w:color="047857"/>
-              <w:right w:val="single" w:sz="6" w:color="047857"/>
-            </w:tcBorders>
-          </w:tcPr>
-          <w:p>
-            <w:pPr>
-              <w:jc w:val="center"/>
-            </w:pPr>
-            <w:r/>
-            <w:r>
-              <w:rPr>
-                <w:sz w:val="22"/>
-              </w:rPr>
-              <w:t>Thành viên</w:t>
-            </w:r>
-          </w:p>
-        </w:tc>
-      </w:tr>
-    </w:tbl>
-    <w:p/>
-    <w:p>
-      <w:r>
-        <w:rPr>
-          <w:b/>
-          <w:color w:val="047857"/>
-          <w:sz w:val="24"/>
-        </w:rPr>
-        <w:t>📌 Nguyên tắc phân chia:</w:t>
-      </w:r>
-    </w:p>
-    <w:p>
-      <w:pPr>
-        <w:pStyle w:val="ListBullet"/>
-      </w:pPr>
-      <w:r>
-        <w:t>Phân chia theo ĐỘ KHÓ của từng phần (bám sát barem chấm điểm).</w:t>
-      </w:r>
-    </w:p>
-    <w:p>
-      <w:pPr>
-        <w:pStyle w:val="ListBullet"/>
-      </w:pPr>
-      <w:r>
-        <w:t>Hồ Quang Huy (giỏi nhất) nhận phần khó nhất: Danh sách liên kết đôi (Merge Sort) + toàn bộ giao diện chính.</w:t>
-      </w:r>
-    </w:p>
-    <w:p>
-      <w:pPr>
-        <w:pStyle w:val="ListBullet"/>
-      </w:pPr>
-      <w:r>
-        <w:t>Bùi Gia Ngọ nhận phần trung bình: Stack (Undo/Redo), SQLite, Phân quyền, Test.</w:t>
-      </w:r>
-    </w:p>
-    <w:p>
-      <w:pPr>
-        <w:pStyle w:val="ListBullet"/>
-      </w:pPr>
-      <w:r>
-        <w:t>Phan Anh Tú (yếu nhất) nhận phần dễ nhất: OOP (kế thừa + đa hình), Queue (giỏ hàng), các form phụ.</w:t>
-      </w:r>
-    </w:p>
-    <w:p>
-      <w:pPr>
-        <w:pStyle w:val="ListBullet"/>
-      </w:pPr>
-      <w:r>
-        <w:t>Mỗi file trong mã nguồn đều có comment đầu file ghi rõ:</w:t>
-      </w:r>
-      <w:r>
-        <w:rPr>
-          <w:b/>
-          <w:color w:val="047857"/>
-        </w:rPr>
-        <w:t>👤 PHỤ TRÁCH: &lt;tên&gt; — 📚 KIẾN THỨC CẦN HỌC ĐI THI: &lt;liệt kê&gt;</w:t>
-      </w:r>
-    </w:p>
-    <w:p>
-      <w:r>
-        <w:br w:type="page"/>
-      </w:r>
-    </w:p>
-    <w:p>
-      <w:r>
-        <w:rPr>
-          <w:b/>
-          <w:color w:val="047857"/>
-          <w:sz w:val="36"/>
-        </w:rPr>
-        <w:t>PHẦN 1 — BẢNG TỔNG HỢP PHÂN CHIA</w:t>
-      </w:r>
-    </w:p>
-    <w:p>
-      <w:r>
-        <w:rPr>
-          <w:color w:val="6B7280"/>
-          <w:sz w:val="22"/>
-        </w:rPr>
-        <w:t>Bảng dưới liệt kê toàn bộ file cần code, ai làm, độ khó, và kiến thức tương ứng trong barem chấm điểm. Mỗi bạn chỉ cần mở file được giao, đọc comment đầu file để biết phần kiến thức cần học đi thi.</w:t>
-      </w:r>
-    </w:p>
-    <w:p/>
-    <w:tbl>
-      <w:tblPr>
-        <w:tblW w:type="auto" w:w="0"/>
-        <w:tblLayout w:type="fixed"/>
-        <w:tblLook w:firstColumn="1" w:firstRow="1" w:lastColumn="0" w:lastRow="0" w:noHBand="0" w:noVBand="1" w:val="04A0"/>
-      </w:tblPr>
-      <w:tblGrid>
-        <w:gridCol w:w="3118"/>
-        <w:gridCol w:w="1701"/>
-        <w:gridCol w:w="1247"/>
-        <w:gridCol w:w="3288"/>
-      </w:tblGrid>
-      <w:tr>
-        <w:tc>
-          <w:tcPr>
-            <w:tcW w:type="dxa" w:w="2436"/>
-            <w:shd w:val="clear" w:color="auto" w:fill="1F2937"/>
-            <w:tcBorders>
-              <w:top w:val="single" w:sz="6" w:color="047857"/>
-              <w:left w:val="single" w:sz="6" w:color="047857"/>
-              <w:bottom w:val="single" w:sz="6" w:color="047857"/>
-              <w:right w:val="single" w:sz="6" w:color="047857"/>
-            </w:tcBorders>
-          </w:tcPr>
-          <w:p>
-            <w:pPr>
-              <w:jc w:val="center"/>
-            </w:pPr>
-            <w:r/>
-            <w:r>
-              <w:rPr>
-                <w:b/>
-                <w:color w:val="FFFFFF"/>
-                <w:sz w:val="22"/>
-              </w:rPr>
-              <w:t>File</w:t>
-            </w:r>
-          </w:p>
-        </w:tc>
-        <w:tc>
-          <w:tcPr>
-            <w:tcW w:type="dxa" w:w="2436"/>
-            <w:shd w:val="clear" w:color="auto" w:fill="1F2937"/>
-            <w:tcBorders>
-              <w:top w:val="single" w:sz="6" w:color="047857"/>
-              <w:left w:val="single" w:sz="6" w:color="047857"/>
-              <w:bottom w:val="single" w:sz="6" w:color="047857"/>
-              <w:right w:val="single" w:sz="6" w:color="047857"/>
-            </w:tcBorders>
-          </w:tcPr>
-          <w:p>
-            <w:pPr>
-              <w:jc w:val="center"/>
-            </w:pPr>
-            <w:r/>
-            <w:r>
-              <w:rPr>
-                <w:b/>
-                <w:color w:val="FFFFFF"/>
-                <w:sz w:val="22"/>
-              </w:rPr>
-              <w:t>Phụ trách</w:t>
-            </w:r>
-          </w:p>
-        </w:tc>
-        <w:tc>
-          <w:tcPr>
-            <w:tcW w:type="dxa" w:w="2436"/>
-            <w:shd w:val="clear" w:color="auto" w:fill="1F2937"/>
-            <w:tcBorders>
-              <w:top w:val="single" w:sz="6" w:color="047857"/>
-              <w:left w:val="single" w:sz="6" w:color="047857"/>
-              <w:bottom w:val="single" w:sz="6" w:color="047857"/>
-              <w:right w:val="single" w:sz="6" w:color="047857"/>
-            </w:tcBorders>
-          </w:tcPr>
-          <w:p>
-            <w:pPr>
-              <w:jc w:val="center"/>
-            </w:pPr>
-            <w:r/>
-            <w:r>
-              <w:rPr>
+                <w:rFonts w:ascii="Times New Roman" w:hAnsi="Times New Roman" w:cs="Times New Roman" w:eastAsia="Times New Roman"/>
                 <w:b/>
                 <w:color w:val="FFFFFF"/>
                 <w:sz w:val="22"/>
@@ -811,13 +850,14 @@
         </w:tc>
         <w:tc>
           <w:tcPr>
-            <w:tcW w:type="dxa" w:w="2436"/>
-            <w:shd w:val="clear" w:color="auto" w:fill="1F2937"/>
+            <w:tcW w:type="dxa" w:w="1994"/>
+            <w:vAlign w:val="center"/>
+            <w:shd w:val="clear" w:color="auto" w:fill="305496"/>
             <w:tcBorders>
-              <w:top w:val="single" w:sz="6" w:color="047857"/>
-              <w:left w:val="single" w:sz="6" w:color="047857"/>
-              <w:bottom w:val="single" w:sz="6" w:color="047857"/>
-              <w:right w:val="single" w:sz="6" w:color="047857"/>
+              <w:top w:val="single" w:sz="4" w:color="808080"/>
+              <w:left w:val="single" w:sz="4" w:color="808080"/>
+              <w:bottom w:val="single" w:sz="4" w:color="808080"/>
+              <w:right w:val="single" w:sz="4" w:color="808080"/>
             </w:tcBorders>
           </w:tcPr>
           <w:p>
@@ -827,11 +867,12 @@
             <w:r/>
             <w:r>
               <w:rPr>
+                <w:rFonts w:ascii="Times New Roman" w:hAnsi="Times New Roman" w:cs="Times New Roman" w:eastAsia="Times New Roman"/>
                 <w:b/>
                 <w:color w:val="FFFFFF"/>
                 <w:sz w:val="22"/>
               </w:rPr>
-              <w:t>Kiến thức (theo barem)</w:t>
+              <w:t>Người làm</w:t>
             </w:r>
           </w:p>
         </w:tc>
@@ -839,57 +880,14 @@
       <w:tr>
         <w:tc>
           <w:tcPr>
-            <w:tcW w:type="dxa" w:w="3118"/>
-            <w:shd w:val="clear" w:color="auto" w:fill="ECFDF5"/>
+            <w:tcW w:type="dxa" w:w="1994"/>
+            <w:vAlign w:val="center"/>
+            <w:shd w:val="clear" w:color="auto" w:fill="BDD7EE"/>
             <w:tcBorders>
-              <w:top w:val="single" w:sz="6" w:color="047857"/>
-              <w:left w:val="single" w:sz="6" w:color="047857"/>
-              <w:bottom w:val="single" w:sz="6" w:color="047857"/>
-              <w:right w:val="single" w:sz="6" w:color="047857"/>
-            </w:tcBorders>
-          </w:tcPr>
-          <w:p>
-            <w:r/>
-            <w:r>
-              <w:rPr>
-                <w:sz w:val="20"/>
-              </w:rPr>
-              <w:t>models/linked_list.py</w:t>
-            </w:r>
-          </w:p>
-        </w:tc>
-        <w:tc>
-          <w:tcPr>
-            <w:tcW w:type="dxa" w:w="1701"/>
-            <w:shd w:val="clear" w:color="auto" w:fill="ECFDF5"/>
-            <w:tcBorders>
-              <w:top w:val="single" w:sz="6" w:color="047857"/>
-              <w:left w:val="single" w:sz="6" w:color="047857"/>
-              <w:bottom w:val="single" w:sz="6" w:color="047857"/>
-              <w:right w:val="single" w:sz="6" w:color="047857"/>
-            </w:tcBorders>
-          </w:tcPr>
-          <w:p>
-            <w:r/>
-            <w:r>
-              <w:rPr>
-                <w:b/>
-                <w:color w:val="047857"/>
-                <w:sz w:val="20"/>
-              </w:rPr>
-              <w:t>Hồ Quang Huy</w:t>
-            </w:r>
-          </w:p>
-        </w:tc>
-        <w:tc>
-          <w:tcPr>
-            <w:tcW w:type="dxa" w:w="1247"/>
-            <w:shd w:val="clear" w:color="auto" w:fill="ECFDF5"/>
-            <w:tcBorders>
-              <w:top w:val="single" w:sz="6" w:color="047857"/>
-              <w:left w:val="single" w:sz="6" w:color="047857"/>
-              <w:bottom w:val="single" w:sz="6" w:color="047857"/>
-              <w:right w:val="single" w:sz="6" w:color="047857"/>
+              <w:top w:val="single" w:sz="4" w:color="808080"/>
+              <w:left w:val="single" w:sz="4" w:color="808080"/>
+              <w:bottom w:val="single" w:sz="4" w:color="808080"/>
+              <w:right w:val="single" w:sz="4" w:color="808080"/>
             </w:tcBorders>
           </w:tcPr>
           <w:p>
@@ -899,88 +897,105 @@
             <w:r/>
             <w:r>
               <w:rPr>
-                <w:sz w:val="20"/>
+                <w:rFonts w:ascii="Times New Roman" w:hAnsi="Times New Roman" w:cs="Times New Roman" w:eastAsia="Times New Roman"/>
+                <w:b w:val="0"/>
+                <w:sz w:val="22"/>
               </w:rPr>
-              <w:t>★★★★★</w:t>
+              <w:t>1</w:t>
             </w:r>
           </w:p>
         </w:tc>
         <w:tc>
           <w:tcPr>
-            <w:tcW w:type="dxa" w:w="3288"/>
-            <w:shd w:val="clear" w:color="auto" w:fill="ECFDF5"/>
+            <w:tcW w:type="dxa" w:w="1994"/>
+            <w:vAlign w:val="center"/>
+            <w:shd w:val="clear" w:color="auto" w:fill="BDD7EE"/>
             <w:tcBorders>
-              <w:top w:val="single" w:sz="6" w:color="047857"/>
-              <w:left w:val="single" w:sz="6" w:color="047857"/>
-              <w:bottom w:val="single" w:sz="6" w:color="047857"/>
-              <w:right w:val="single" w:sz="6" w:color="047857"/>
+              <w:top w:val="single" w:sz="4" w:color="808080"/>
+              <w:left w:val="single" w:sz="4" w:color="808080"/>
+              <w:bottom w:val="single" w:sz="4" w:color="808080"/>
+              <w:right w:val="single" w:sz="4" w:color="808080"/>
             </w:tcBorders>
           </w:tcPr>
           <w:p>
+            <w:pPr>
+              <w:jc w:val="left"/>
+            </w:pPr>
             <w:r/>
             <w:r>
               <w:rPr>
-                <w:sz w:val="20"/>
+                <w:rFonts w:ascii="Times New Roman" w:hAnsi="Times New Roman" w:cs="Times New Roman" w:eastAsia="Times New Roman"/>
+                <w:b/>
+                <w:sz w:val="22"/>
               </w:rPr>
-              <w:t>DSLK đôi + Merge Sort</w:t>
-            </w:r>
-          </w:p>
-        </w:tc>
-      </w:tr>
-      <w:tr>
-        <w:tc>
-          <w:tcPr>
-            <w:tcW w:type="dxa" w:w="3118"/>
-            <w:shd w:val="clear" w:color="auto" w:fill="ECFDF5"/>
-            <w:tcBorders>
-              <w:top w:val="single" w:sz="6" w:color="047857"/>
-              <w:left w:val="single" w:sz="6" w:color="047857"/>
-              <w:bottom w:val="single" w:sz="6" w:color="047857"/>
-              <w:right w:val="single" w:sz="6" w:color="047857"/>
-            </w:tcBorders>
-          </w:tcPr>
-          <w:p>
-            <w:r/>
-            <w:r>
-              <w:rPr>
-                <w:sz w:val="20"/>
-              </w:rPr>
-              <w:t>ui/main_window.py</w:t>
+              <w:t>lop_doi_tuong.py</w:t>
             </w:r>
           </w:p>
         </w:tc>
         <w:tc>
           <w:tcPr>
-            <w:tcW w:type="dxa" w:w="1701"/>
-            <w:shd w:val="clear" w:color="auto" w:fill="ECFDF5"/>
+            <w:tcW w:type="dxa" w:w="1994"/>
+            <w:vAlign w:val="center"/>
+            <w:shd w:val="clear" w:color="auto" w:fill="BDD7EE"/>
             <w:tcBorders>
-              <w:top w:val="single" w:sz="6" w:color="047857"/>
-              <w:left w:val="single" w:sz="6" w:color="047857"/>
-              <w:bottom w:val="single" w:sz="6" w:color="047857"/>
-              <w:right w:val="single" w:sz="6" w:color="047857"/>
+              <w:top w:val="single" w:sz="4" w:color="808080"/>
+              <w:left w:val="single" w:sz="4" w:color="808080"/>
+              <w:bottom w:val="single" w:sz="4" w:color="808080"/>
+              <w:right w:val="single" w:sz="4" w:color="808080"/>
             </w:tcBorders>
           </w:tcPr>
           <w:p>
+            <w:pPr>
+              <w:jc w:val="left"/>
+            </w:pPr>
             <w:r/>
             <w:r>
               <w:rPr>
-                <w:b/>
-                <w:color w:val="047857"/>
-                <w:sz w:val="20"/>
+                <w:rFonts w:ascii="Times New Roman" w:hAnsi="Times New Roman" w:cs="Times New Roman" w:eastAsia="Times New Roman"/>
+                <w:b w:val="0"/>
+                <w:sz w:val="22"/>
               </w:rPr>
-              <w:t>Hồ Quang Huy</w:t>
+              <w:t>Lớp trừu tượng MatHang (ma, ten, gia, loai) + phương thức hien_thi() và tinh_gia() trừu tượng (đa hình). 5 lớp con kế thừa: Sach (tac_gia, so_trang), TapChi (so_phat_hanh), BaoGiay (ngay_phat_hanh), LuanVan (sinh_vien, giao_vien_huong_dan), BanThao (nguoi_gui, ngay_gui).</w:t>
             </w:r>
           </w:p>
         </w:tc>
         <w:tc>
           <w:tcPr>
-            <w:tcW w:type="dxa" w:w="1247"/>
-            <w:shd w:val="clear" w:color="auto" w:fill="ECFDF5"/>
+            <w:tcW w:type="dxa" w:w="1994"/>
+            <w:vAlign w:val="center"/>
+            <w:shd w:val="clear" w:color="auto" w:fill="BDD7EE"/>
             <w:tcBorders>
-              <w:top w:val="single" w:sz="6" w:color="047857"/>
-              <w:left w:val="single" w:sz="6" w:color="047857"/>
-              <w:bottom w:val="single" w:sz="6" w:color="047857"/>
-              <w:right w:val="single" w:sz="6" w:color="047857"/>
+              <w:top w:val="single" w:sz="4" w:color="808080"/>
+              <w:left w:val="single" w:sz="4" w:color="808080"/>
+              <w:bottom w:val="single" w:sz="4" w:color="808080"/>
+              <w:right w:val="single" w:sz="4" w:color="808080"/>
+            </w:tcBorders>
+          </w:tcPr>
+          <w:p>
+            <w:pPr>
+              <w:jc w:val="left"/>
+            </w:pPr>
+            <w:r/>
+            <w:r>
+              <w:rPr>
+                <w:rFonts w:ascii="Times New Roman" w:hAnsi="Times New Roman" w:cs="Times New Roman" w:eastAsia="Times New Roman"/>
+                <w:b w:val="0"/>
+                <w:sz w:val="22"/>
+              </w:rPr>
+              <w:t>Trung bình — nhiều code, nhiều thuộc tính, nhưng thuần OOP.</w:t>
+            </w:r>
+          </w:p>
+        </w:tc>
+        <w:tc>
+          <w:tcPr>
+            <w:tcW w:type="dxa" w:w="1994"/>
+            <w:vAlign w:val="center"/>
+            <w:shd w:val="clear" w:color="auto" w:fill="BDD7EE"/>
+            <w:tcBorders>
+              <w:top w:val="single" w:sz="4" w:color="808080"/>
+              <w:left w:val="single" w:sz="4" w:color="808080"/>
+              <w:bottom w:val="single" w:sz="4" w:color="808080"/>
+              <w:right w:val="single" w:sz="4" w:color="808080"/>
             </w:tcBorders>
           </w:tcPr>
           <w:p>
@@ -990,30 +1005,11 @@
             <w:r/>
             <w:r>
               <w:rPr>
-                <w:sz w:val="20"/>
+                <w:rFonts w:ascii="Times New Roman" w:hAnsi="Times New Roman" w:cs="Times New Roman" w:eastAsia="Times New Roman"/>
+                <w:b/>
+                <w:sz w:val="22"/>
               </w:rPr>
-              <w:t>★★★★★</w:t>
-            </w:r>
-          </w:p>
-        </w:tc>
-        <w:tc>
-          <w:tcPr>
-            <w:tcW w:type="dxa" w:w="3288"/>
-            <w:shd w:val="clear" w:color="auto" w:fill="ECFDF5"/>
-            <w:tcBorders>
-              <w:top w:val="single" w:sz="6" w:color="047857"/>
-              <w:left w:val="single" w:sz="6" w:color="047857"/>
-              <w:bottom w:val="single" w:sz="6" w:color="047857"/>
-              <w:right w:val="single" w:sz="6" w:color="047857"/>
-            </w:tcBorders>
-          </w:tcPr>
-          <w:p>
-            <w:r/>
-            <w:r>
-              <w:rPr>
-                <w:sz w:val="20"/>
-              </w:rPr>
-              <w:t>Giao diện + Undo/Redo + Giỏ hàng + Thống kê</w:t>
+              <w:t>Tú</w:t>
             </w:r>
           </w:p>
         </w:tc>
@@ -1021,57 +1017,14 @@
       <w:tr>
         <w:tc>
           <w:tcPr>
-            <w:tcW w:type="dxa" w:w="3118"/>
-            <w:shd w:val="clear" w:color="auto" w:fill="ECFDF5"/>
+            <w:tcW w:type="dxa" w:w="1994"/>
+            <w:vAlign w:val="center"/>
+            <w:shd w:val="clear" w:color="auto" w:fill="C6E0B4"/>
             <w:tcBorders>
-              <w:top w:val="single" w:sz="6" w:color="047857"/>
-              <w:left w:val="single" w:sz="6" w:color="047857"/>
-              <w:bottom w:val="single" w:sz="6" w:color="047857"/>
-              <w:right w:val="single" w:sz="6" w:color="047857"/>
-            </w:tcBorders>
-          </w:tcPr>
-          <w:p>
-            <w:r/>
-            <w:r>
-              <w:rPr>
-                <w:sz w:val="20"/>
-              </w:rPr>
-              <w:t>main.py</w:t>
-            </w:r>
-          </w:p>
-        </w:tc>
-        <w:tc>
-          <w:tcPr>
-            <w:tcW w:type="dxa" w:w="1701"/>
-            <w:shd w:val="clear" w:color="auto" w:fill="ECFDF5"/>
-            <w:tcBorders>
-              <w:top w:val="single" w:sz="6" w:color="047857"/>
-              <w:left w:val="single" w:sz="6" w:color="047857"/>
-              <w:bottom w:val="single" w:sz="6" w:color="047857"/>
-              <w:right w:val="single" w:sz="6" w:color="047857"/>
-            </w:tcBorders>
-          </w:tcPr>
-          <w:p>
-            <w:r/>
-            <w:r>
-              <w:rPr>
-                <w:b/>
-                <w:color w:val="047857"/>
-                <w:sz w:val="20"/>
-              </w:rPr>
-              <w:t>Hồ Quang Huy</w:t>
-            </w:r>
-          </w:p>
-        </w:tc>
-        <w:tc>
-          <w:tcPr>
-            <w:tcW w:type="dxa" w:w="1247"/>
-            <w:shd w:val="clear" w:color="auto" w:fill="ECFDF5"/>
-            <w:tcBorders>
-              <w:top w:val="single" w:sz="6" w:color="047857"/>
-              <w:left w:val="single" w:sz="6" w:color="047857"/>
-              <w:bottom w:val="single" w:sz="6" w:color="047857"/>
-              <w:right w:val="single" w:sz="6" w:color="047857"/>
+              <w:top w:val="single" w:sz="4" w:color="808080"/>
+              <w:left w:val="single" w:sz="4" w:color="808080"/>
+              <w:bottom w:val="single" w:sz="4" w:color="808080"/>
+              <w:right w:val="single" w:sz="4" w:color="808080"/>
             </w:tcBorders>
           </w:tcPr>
           <w:p>
@@ -1081,88 +1034,105 @@
             <w:r/>
             <w:r>
               <w:rPr>
-                <w:sz w:val="20"/>
+                <w:rFonts w:ascii="Times New Roman" w:hAnsi="Times New Roman" w:cs="Times New Roman" w:eastAsia="Times New Roman"/>
+                <w:b w:val="0"/>
+                <w:sz w:val="22"/>
               </w:rPr>
-              <w:t>★★</w:t>
+              <w:t>2</w:t>
             </w:r>
           </w:p>
         </w:tc>
         <w:tc>
           <w:tcPr>
-            <w:tcW w:type="dxa" w:w="3288"/>
-            <w:shd w:val="clear" w:color="auto" w:fill="ECFDF5"/>
+            <w:tcW w:type="dxa" w:w="1994"/>
+            <w:vAlign w:val="center"/>
+            <w:shd w:val="clear" w:color="auto" w:fill="C6E0B4"/>
             <w:tcBorders>
-              <w:top w:val="single" w:sz="6" w:color="047857"/>
-              <w:left w:val="single" w:sz="6" w:color="047857"/>
-              <w:bottom w:val="single" w:sz="6" w:color="047857"/>
-              <w:right w:val="single" w:sz="6" w:color="047857"/>
+              <w:top w:val="single" w:sz="4" w:color="808080"/>
+              <w:left w:val="single" w:sz="4" w:color="808080"/>
+              <w:bottom w:val="single" w:sz="4" w:color="808080"/>
+              <w:right w:val="single" w:sz="4" w:color="808080"/>
             </w:tcBorders>
           </w:tcPr>
           <w:p>
+            <w:pPr>
+              <w:jc w:val="left"/>
+            </w:pPr>
             <w:r/>
             <w:r>
               <w:rPr>
-                <w:sz w:val="20"/>
+                <w:rFonts w:ascii="Times New Roman" w:hAnsi="Times New Roman" w:cs="Times New Roman" w:eastAsia="Times New Roman"/>
+                <w:b/>
+                <w:sz w:val="22"/>
               </w:rPr>
-              <w:t>Entry point + vòng lặp đăng nhập</w:t>
-            </w:r>
-          </w:p>
-        </w:tc>
-      </w:tr>
-      <w:tr>
-        <w:tc>
-          <w:tcPr>
-            <w:tcW w:type="dxa" w:w="3118"/>
-            <w:shd w:val="clear" w:color="auto" w:fill="ECFDF5"/>
-            <w:tcBorders>
-              <w:top w:val="single" w:sz="6" w:color="047857"/>
-              <w:left w:val="single" w:sz="6" w:color="047857"/>
-              <w:bottom w:val="single" w:sz="6" w:color="047857"/>
-              <w:right w:val="single" w:sz="6" w:color="047857"/>
-            </w:tcBorders>
-          </w:tcPr>
-          <w:p>
-            <w:r/>
-            <w:r>
-              <w:rPr>
-                <w:sz w:val="20"/>
-              </w:rPr>
-              <w:t>do_an_pyqt6/README.md</w:t>
+              <w:t>danh_sach_lien_ket.py</w:t>
             </w:r>
           </w:p>
         </w:tc>
         <w:tc>
           <w:tcPr>
-            <w:tcW w:type="dxa" w:w="1701"/>
-            <w:shd w:val="clear" w:color="auto" w:fill="ECFDF5"/>
+            <w:tcW w:type="dxa" w:w="1994"/>
+            <w:vAlign w:val="center"/>
+            <w:shd w:val="clear" w:color="auto" w:fill="C6E0B4"/>
             <w:tcBorders>
-              <w:top w:val="single" w:sz="6" w:color="047857"/>
-              <w:left w:val="single" w:sz="6" w:color="047857"/>
-              <w:bottom w:val="single" w:sz="6" w:color="047857"/>
-              <w:right w:val="single" w:sz="6" w:color="047857"/>
+              <w:top w:val="single" w:sz="4" w:color="808080"/>
+              <w:left w:val="single" w:sz="4" w:color="808080"/>
+              <w:bottom w:val="single" w:sz="4" w:color="808080"/>
+              <w:right w:val="single" w:sz="4" w:color="808080"/>
             </w:tcBorders>
           </w:tcPr>
           <w:p>
+            <w:pPr>
+              <w:jc w:val="left"/>
+            </w:pPr>
             <w:r/>
             <w:r>
               <w:rPr>
-                <w:b/>
-                <w:color w:val="047857"/>
-                <w:sz w:val="20"/>
+                <w:rFonts w:ascii="Times New Roman" w:hAnsi="Times New Roman" w:cs="Times New Roman" w:eastAsia="Times New Roman"/>
+                <w:b w:val="0"/>
+                <w:sz w:val="22"/>
               </w:rPr>
-              <w:t>Hồ Quang Huy</w:t>
+              <w:t>Cài đặt DSLK đôi tự viết: lớp Nut (data, prev, next), lớp DanhSachLienKet (head, tail, so_luong). Phương thức: them_dau, them_cuoi, xoa, tim, lay, duyet. Sau đó cài đặt MERGE SORT trên con trỏ DSLK: chia đôi đệ quy, merge 2 list đã sort theo giá/tên.</w:t>
             </w:r>
           </w:p>
         </w:tc>
         <w:tc>
           <w:tcPr>
-            <w:tcW w:type="dxa" w:w="1247"/>
-            <w:shd w:val="clear" w:color="auto" w:fill="ECFDF5"/>
+            <w:tcW w:type="dxa" w:w="1994"/>
+            <w:vAlign w:val="center"/>
+            <w:shd w:val="clear" w:color="auto" w:fill="C6E0B4"/>
             <w:tcBorders>
-              <w:top w:val="single" w:sz="6" w:color="047857"/>
-              <w:left w:val="single" w:sz="6" w:color="047857"/>
-              <w:bottom w:val="single" w:sz="6" w:color="047857"/>
-              <w:right w:val="single" w:sz="6" w:color="047857"/>
+              <w:top w:val="single" w:sz="4" w:color="808080"/>
+              <w:left w:val="single" w:sz="4" w:color="808080"/>
+              <w:bottom w:val="single" w:sz="4" w:color="808080"/>
+              <w:right w:val="single" w:sz="4" w:color="808080"/>
+            </w:tcBorders>
+          </w:tcPr>
+          <w:p>
+            <w:pPr>
+              <w:jc w:val="left"/>
+            </w:pPr>
+            <w:r/>
+            <w:r>
+              <w:rPr>
+                <w:rFonts w:ascii="Times New Roman" w:hAnsi="Times New Roman" w:cs="Times New Roman" w:eastAsia="Times New Roman"/>
+                <w:b w:val="0"/>
+                <w:sz w:val="22"/>
+              </w:rPr>
+              <w:t>KHÓ — cấu trúc dữ liệu tự cài + thuật toán đệ quy.</w:t>
+            </w:r>
+          </w:p>
+        </w:tc>
+        <w:tc>
+          <w:tcPr>
+            <w:tcW w:type="dxa" w:w="1994"/>
+            <w:vAlign w:val="center"/>
+            <w:shd w:val="clear" w:color="auto" w:fill="C6E0B4"/>
+            <w:tcBorders>
+              <w:top w:val="single" w:sz="4" w:color="808080"/>
+              <w:left w:val="single" w:sz="4" w:color="808080"/>
+              <w:bottom w:val="single" w:sz="4" w:color="808080"/>
+              <w:right w:val="single" w:sz="4" w:color="808080"/>
             </w:tcBorders>
           </w:tcPr>
           <w:p>
@@ -1172,30 +1142,11 @@
             <w:r/>
             <w:r>
               <w:rPr>
-                <w:sz w:val="20"/>
+                <w:rFonts w:ascii="Times New Roman" w:hAnsi="Times New Roman" w:cs="Times New Roman" w:eastAsia="Times New Roman"/>
+                <w:b/>
+                <w:sz w:val="22"/>
               </w:rPr>
-              <w:t>★★</w:t>
-            </w:r>
-          </w:p>
-        </w:tc>
-        <w:tc>
-          <w:tcPr>
-            <w:tcW w:type="dxa" w:w="3288"/>
-            <w:shd w:val="clear" w:color="auto" w:fill="ECFDF5"/>
-            <w:tcBorders>
-              <w:top w:val="single" w:sz="6" w:color="047857"/>
-              <w:left w:val="single" w:sz="6" w:color="047857"/>
-              <w:bottom w:val="single" w:sz="6" w:color="047857"/>
-              <w:right w:val="single" w:sz="6" w:color="047857"/>
-            </w:tcBorders>
-          </w:tcPr>
-          <w:p>
-            <w:r/>
-            <w:r>
-              <w:rPr>
-                <w:sz w:val="20"/>
-              </w:rPr>
-              <w:t>Tài liệu hướng dẫn</w:t>
+              <w:t>Huy</w:t>
             </w:r>
           </w:p>
         </w:tc>
@@ -1203,57 +1154,14 @@
       <w:tr>
         <w:tc>
           <w:tcPr>
-            <w:tcW w:type="dxa" w:w="3118"/>
-            <w:shd w:val="clear" w:color="auto" w:fill="EFF6FF"/>
+            <w:tcW w:type="dxa" w:w="1994"/>
+            <w:vAlign w:val="center"/>
+            <w:shd w:val="clear" w:color="auto" w:fill="C6E0B4"/>
             <w:tcBorders>
-              <w:top w:val="single" w:sz="6" w:color="047857"/>
-              <w:left w:val="single" w:sz="6" w:color="047857"/>
-              <w:bottom w:val="single" w:sz="6" w:color="047857"/>
-              <w:right w:val="single" w:sz="6" w:color="047857"/>
-            </w:tcBorders>
-          </w:tcPr>
-          <w:p>
-            <w:r/>
-            <w:r>
-              <w:rPr>
-                <w:sz w:val="20"/>
-              </w:rPr>
-              <w:t>models/ngan_xep.py</w:t>
-            </w:r>
-          </w:p>
-        </w:tc>
-        <w:tc>
-          <w:tcPr>
-            <w:tcW w:type="dxa" w:w="1701"/>
-            <w:shd w:val="clear" w:color="auto" w:fill="EFF6FF"/>
-            <w:tcBorders>
-              <w:top w:val="single" w:sz="6" w:color="047857"/>
-              <w:left w:val="single" w:sz="6" w:color="047857"/>
-              <w:bottom w:val="single" w:sz="6" w:color="047857"/>
-              <w:right w:val="single" w:sz="6" w:color="047857"/>
-            </w:tcBorders>
-          </w:tcPr>
-          <w:p>
-            <w:r/>
-            <w:r>
-              <w:rPr>
-                <w:b/>
-                <w:color w:val="1D4E89"/>
-                <w:sz w:val="20"/>
-              </w:rPr>
-              <w:t>Bùi Gia Ngọ</w:t>
-            </w:r>
-          </w:p>
-        </w:tc>
-        <w:tc>
-          <w:tcPr>
-            <w:tcW w:type="dxa" w:w="1247"/>
-            <w:shd w:val="clear" w:color="auto" w:fill="EFF6FF"/>
-            <w:tcBorders>
-              <w:top w:val="single" w:sz="6" w:color="047857"/>
-              <w:left w:val="single" w:sz="6" w:color="047857"/>
-              <w:bottom w:val="single" w:sz="6" w:color="047857"/>
-              <w:right w:val="single" w:sz="6" w:color="047857"/>
+              <w:top w:val="single" w:sz="4" w:color="808080"/>
+              <w:left w:val="single" w:sz="4" w:color="808080"/>
+              <w:bottom w:val="single" w:sz="4" w:color="808080"/>
+              <w:right w:val="single" w:sz="4" w:color="808080"/>
             </w:tcBorders>
           </w:tcPr>
           <w:p>
@@ -1263,88 +1171,105 @@
             <w:r/>
             <w:r>
               <w:rPr>
-                <w:sz w:val="20"/>
+                <w:rFonts w:ascii="Times New Roman" w:hAnsi="Times New Roman" w:cs="Times New Roman" w:eastAsia="Times New Roman"/>
+                <w:b w:val="0"/>
+                <w:sz w:val="22"/>
               </w:rPr>
-              <w:t>★★★</w:t>
+              <w:t>3</w:t>
             </w:r>
           </w:p>
         </w:tc>
         <w:tc>
           <w:tcPr>
-            <w:tcW w:type="dxa" w:w="3288"/>
-            <w:shd w:val="clear" w:color="auto" w:fill="EFF6FF"/>
+            <w:tcW w:type="dxa" w:w="1994"/>
+            <w:vAlign w:val="center"/>
+            <w:shd w:val="clear" w:color="auto" w:fill="C6E0B4"/>
             <w:tcBorders>
-              <w:top w:val="single" w:sz="6" w:color="047857"/>
-              <w:left w:val="single" w:sz="6" w:color="047857"/>
-              <w:bottom w:val="single" w:sz="6" w:color="047857"/>
-              <w:right w:val="single" w:sz="6" w:color="047857"/>
+              <w:top w:val="single" w:sz="4" w:color="808080"/>
+              <w:left w:val="single" w:sz="4" w:color="808080"/>
+              <w:bottom w:val="single" w:sz="4" w:color="808080"/>
+              <w:right w:val="single" w:sz="4" w:color="808080"/>
             </w:tcBorders>
           </w:tcPr>
           <w:p>
+            <w:pPr>
+              <w:jc w:val="left"/>
+            </w:pPr>
             <w:r/>
             <w:r>
               <w:rPr>
-                <w:sz w:val="20"/>
+                <w:rFonts w:ascii="Times New Roman" w:hAnsi="Times New Roman" w:cs="Times New Roman" w:eastAsia="Times New Roman"/>
+                <w:b/>
+                <w:sz w:val="22"/>
               </w:rPr>
-              <w:t>Stack LIFO (Undo/Redo)</w:t>
-            </w:r>
-          </w:p>
-        </w:tc>
-      </w:tr>
-      <w:tr>
-        <w:tc>
-          <w:tcPr>
-            <w:tcW w:type="dxa" w:w="3118"/>
-            <w:shd w:val="clear" w:color="auto" w:fill="EFF6FF"/>
-            <w:tcBorders>
-              <w:top w:val="single" w:sz="6" w:color="047857"/>
-              <w:left w:val="single" w:sz="6" w:color="047857"/>
-              <w:bottom w:val="single" w:sz="6" w:color="047857"/>
-              <w:right w:val="single" w:sz="6" w:color="047857"/>
-            </w:tcBorders>
-          </w:tcPr>
-          <w:p>
-            <w:r/>
-            <w:r>
-              <w:rPr>
-                <w:sz w:val="20"/>
-              </w:rPr>
-              <w:t>models/nguoi_dung.py</w:t>
+              <w:t>cau_truc_du_lieu.py</w:t>
             </w:r>
           </w:p>
         </w:tc>
         <w:tc>
           <w:tcPr>
-            <w:tcW w:type="dxa" w:w="1701"/>
-            <w:shd w:val="clear" w:color="auto" w:fill="EFF6FF"/>
+            <w:tcW w:type="dxa" w:w="1994"/>
+            <w:vAlign w:val="center"/>
+            <w:shd w:val="clear" w:color="auto" w:fill="C6E0B4"/>
             <w:tcBorders>
-              <w:top w:val="single" w:sz="6" w:color="047857"/>
-              <w:left w:val="single" w:sz="6" w:color="047857"/>
-              <w:bottom w:val="single" w:sz="6" w:color="047857"/>
-              <w:right w:val="single" w:sz="6" w:color="047857"/>
+              <w:top w:val="single" w:sz="4" w:color="808080"/>
+              <w:left w:val="single" w:sz="4" w:color="808080"/>
+              <w:bottom w:val="single" w:sz="4" w:color="808080"/>
+              <w:right w:val="single" w:sz="4" w:color="808080"/>
             </w:tcBorders>
           </w:tcPr>
           <w:p>
+            <w:pPr>
+              <w:jc w:val="left"/>
+            </w:pPr>
             <w:r/>
             <w:r>
               <w:rPr>
-                <w:b/>
-                <w:color w:val="1D4E89"/>
-                <w:sz w:val="20"/>
+                <w:rFonts w:ascii="Times New Roman" w:hAnsi="Times New Roman" w:cs="Times New Roman" w:eastAsia="Times New Roman"/>
+                <w:b w:val="0"/>
+                <w:sz w:val="22"/>
               </w:rPr>
-              <w:t>Bùi Gia Ngọ</w:t>
+              <w:t>Cài đặt Stack LIFO (push, pop, peek, is_empty, size) + Queue FIFO (enqueue, dequeue, peek, is_empty, size). Tự cài bằng linked list, không dùng list built-in của Python.</w:t>
             </w:r>
           </w:p>
         </w:tc>
         <w:tc>
           <w:tcPr>
-            <w:tcW w:type="dxa" w:w="1247"/>
-            <w:shd w:val="clear" w:color="auto" w:fill="EFF6FF"/>
+            <w:tcW w:type="dxa" w:w="1994"/>
+            <w:vAlign w:val="center"/>
+            <w:shd w:val="clear" w:color="auto" w:fill="C6E0B4"/>
             <w:tcBorders>
-              <w:top w:val="single" w:sz="6" w:color="047857"/>
-              <w:left w:val="single" w:sz="6" w:color="047857"/>
-              <w:bottom w:val="single" w:sz="6" w:color="047857"/>
-              <w:right w:val="single" w:sz="6" w:color="047857"/>
+              <w:top w:val="single" w:sz="4" w:color="808080"/>
+              <w:left w:val="single" w:sz="4" w:color="808080"/>
+              <w:bottom w:val="single" w:sz="4" w:color="808080"/>
+              <w:right w:val="single" w:sz="4" w:color="808080"/>
+            </w:tcBorders>
+          </w:tcPr>
+          <w:p>
+            <w:pPr>
+              <w:jc w:val="left"/>
+            </w:pPr>
+            <w:r/>
+            <w:r>
+              <w:rPr>
+                <w:rFonts w:ascii="Times New Roman" w:hAnsi="Times New Roman" w:cs="Times New Roman" w:eastAsia="Times New Roman"/>
+                <w:b w:val="0"/>
+                <w:sz w:val="22"/>
+              </w:rPr>
+              <w:t>KHÓ — 2 cấu trúc dữ liệu tự cài.</w:t>
+            </w:r>
+          </w:p>
+        </w:tc>
+        <w:tc>
+          <w:tcPr>
+            <w:tcW w:type="dxa" w:w="1994"/>
+            <w:vAlign w:val="center"/>
+            <w:shd w:val="clear" w:color="auto" w:fill="C6E0B4"/>
+            <w:tcBorders>
+              <w:top w:val="single" w:sz="4" w:color="808080"/>
+              <w:left w:val="single" w:sz="4" w:color="808080"/>
+              <w:bottom w:val="single" w:sz="4" w:color="808080"/>
+              <w:right w:val="single" w:sz="4" w:color="808080"/>
             </w:tcBorders>
           </w:tcPr>
           <w:p>
@@ -1354,30 +1279,11 @@
             <w:r/>
             <w:r>
               <w:rPr>
-                <w:sz w:val="20"/>
+                <w:rFonts w:ascii="Times New Roman" w:hAnsi="Times New Roman" w:cs="Times New Roman" w:eastAsia="Times New Roman"/>
+                <w:b/>
+                <w:sz w:val="22"/>
               </w:rPr>
-              <w:t>★★</w:t>
-            </w:r>
-          </w:p>
-        </w:tc>
-        <w:tc>
-          <w:tcPr>
-            <w:tcW w:type="dxa" w:w="3288"/>
-            <w:shd w:val="clear" w:color="auto" w:fill="EFF6FF"/>
-            <w:tcBorders>
-              <w:top w:val="single" w:sz="6" w:color="047857"/>
-              <w:left w:val="single" w:sz="6" w:color="047857"/>
-              <w:bottom w:val="single" w:sz="6" w:color="047857"/>
-              <w:right w:val="single" w:sz="6" w:color="047857"/>
-            </w:tcBorders>
-          </w:tcPr>
-          <w:p>
-            <w:r/>
-            <w:r>
-              <w:rPr>
-                <w:sz w:val="20"/>
-              </w:rPr>
-              <w:t>Phân quyền Admin/Nhân viên</w:t>
+              <w:t>Huy</w:t>
             </w:r>
           </w:p>
         </w:tc>
@@ -1385,57 +1291,14 @@
       <w:tr>
         <w:tc>
           <w:tcPr>
-            <w:tcW w:type="dxa" w:w="3118"/>
-            <w:shd w:val="clear" w:color="auto" w:fill="EFF6FF"/>
+            <w:tcW w:type="dxa" w:w="1994"/>
+            <w:vAlign w:val="center"/>
+            <w:shd w:val="clear" w:color="auto" w:fill="FFE699"/>
             <w:tcBorders>
-              <w:top w:val="single" w:sz="6" w:color="047857"/>
-              <w:left w:val="single" w:sz="6" w:color="047857"/>
-              <w:bottom w:val="single" w:sz="6" w:color="047857"/>
-              <w:right w:val="single" w:sz="6" w:color="047857"/>
-            </w:tcBorders>
-          </w:tcPr>
-          <w:p>
-            <w:r/>
-            <w:r>
-              <w:rPr>
-                <w:sz w:val="20"/>
-              </w:rPr>
-              <w:t>data/sqlite_db.py</w:t>
-            </w:r>
-          </w:p>
-        </w:tc>
-        <w:tc>
-          <w:tcPr>
-            <w:tcW w:type="dxa" w:w="1701"/>
-            <w:shd w:val="clear" w:color="auto" w:fill="EFF6FF"/>
-            <w:tcBorders>
-              <w:top w:val="single" w:sz="6" w:color="047857"/>
-              <w:left w:val="single" w:sz="6" w:color="047857"/>
-              <w:bottom w:val="single" w:sz="6" w:color="047857"/>
-              <w:right w:val="single" w:sz="6" w:color="047857"/>
-            </w:tcBorders>
-          </w:tcPr>
-          <w:p>
-            <w:r/>
-            <w:r>
-              <w:rPr>
-                <w:b/>
-                <w:color w:val="1D4E89"/>
-                <w:sz w:val="20"/>
-              </w:rPr>
-              <w:t>Bùi Gia Ngọ</w:t>
-            </w:r>
-          </w:p>
-        </w:tc>
-        <w:tc>
-          <w:tcPr>
-            <w:tcW w:type="dxa" w:w="1247"/>
-            <w:shd w:val="clear" w:color="auto" w:fill="EFF6FF"/>
-            <w:tcBorders>
-              <w:top w:val="single" w:sz="6" w:color="047857"/>
-              <w:left w:val="single" w:sz="6" w:color="047857"/>
-              <w:bottom w:val="single" w:sz="6" w:color="047857"/>
-              <w:right w:val="single" w:sz="6" w:color="047857"/>
+              <w:top w:val="single" w:sz="4" w:color="808080"/>
+              <w:left w:val="single" w:sz="4" w:color="808080"/>
+              <w:bottom w:val="single" w:sz="4" w:color="808080"/>
+              <w:right w:val="single" w:sz="4" w:color="808080"/>
             </w:tcBorders>
           </w:tcPr>
           <w:p>
@@ -1445,88 +1308,105 @@
             <w:r/>
             <w:r>
               <w:rPr>
-                <w:sz w:val="20"/>
+                <w:rFonts w:ascii="Times New Roman" w:hAnsi="Times New Roman" w:cs="Times New Roman" w:eastAsia="Times New Roman"/>
+                <w:b w:val="0"/>
+                <w:sz w:val="22"/>
               </w:rPr>
-              <w:t>★★★</w:t>
+              <w:t>4</w:t>
             </w:r>
           </w:p>
         </w:tc>
         <w:tc>
           <w:tcPr>
-            <w:tcW w:type="dxa" w:w="3288"/>
-            <w:shd w:val="clear" w:color="auto" w:fill="EFF6FF"/>
+            <w:tcW w:type="dxa" w:w="1994"/>
+            <w:vAlign w:val="center"/>
+            <w:shd w:val="clear" w:color="auto" w:fill="FFE699"/>
             <w:tcBorders>
-              <w:top w:val="single" w:sz="6" w:color="047857"/>
-              <w:left w:val="single" w:sz="6" w:color="047857"/>
-              <w:bottom w:val="single" w:sz="6" w:color="047857"/>
-              <w:right w:val="single" w:sz="6" w:color="047857"/>
+              <w:top w:val="single" w:sz="4" w:color="808080"/>
+              <w:left w:val="single" w:sz="4" w:color="808080"/>
+              <w:bottom w:val="single" w:sz="4" w:color="808080"/>
+              <w:right w:val="single" w:sz="4" w:color="808080"/>
             </w:tcBorders>
           </w:tcPr>
           <w:p>
+            <w:pPr>
+              <w:jc w:val="left"/>
+            </w:pPr>
             <w:r/>
             <w:r>
               <w:rPr>
-                <w:sz w:val="20"/>
+                <w:rFonts w:ascii="Times New Roman" w:hAnsi="Times New Roman" w:cs="Times New Roman" w:eastAsia="Times New Roman"/>
+                <w:b/>
+                <w:sz w:val="22"/>
               </w:rPr>
-              <w:t>SQLite CRUD + đa hình</w:t>
-            </w:r>
-          </w:p>
-        </w:tc>
-      </w:tr>
-      <w:tr>
-        <w:tc>
-          <w:tcPr>
-            <w:tcW w:type="dxa" w:w="3118"/>
-            <w:shd w:val="clear" w:color="auto" w:fill="EFF6FF"/>
-            <w:tcBorders>
-              <w:top w:val="single" w:sz="6" w:color="047857"/>
-              <w:left w:val="single" w:sz="6" w:color="047857"/>
-              <w:bottom w:val="single" w:sz="6" w:color="047857"/>
-              <w:right w:val="single" w:sz="6" w:color="047857"/>
-            </w:tcBorders>
-          </w:tcPr>
-          <w:p>
-            <w:r/>
-            <w:r>
-              <w:rPr>
-                <w:sz w:val="20"/>
-              </w:rPr>
-              <w:t>test_app.py</w:t>
+              <w:t>ket_noi_sqlite.py</w:t>
             </w:r>
           </w:p>
         </w:tc>
         <w:tc>
           <w:tcPr>
-            <w:tcW w:type="dxa" w:w="1701"/>
-            <w:shd w:val="clear" w:color="auto" w:fill="EFF6FF"/>
+            <w:tcW w:type="dxa" w:w="1994"/>
+            <w:vAlign w:val="center"/>
+            <w:shd w:val="clear" w:color="auto" w:fill="FFE699"/>
             <w:tcBorders>
-              <w:top w:val="single" w:sz="6" w:color="047857"/>
-              <w:left w:val="single" w:sz="6" w:color="047857"/>
-              <w:bottom w:val="single" w:sz="6" w:color="047857"/>
-              <w:right w:val="single" w:sz="6" w:color="047857"/>
+              <w:top w:val="single" w:sz="4" w:color="808080"/>
+              <w:left w:val="single" w:sz="4" w:color="808080"/>
+              <w:bottom w:val="single" w:sz="4" w:color="808080"/>
+              <w:right w:val="single" w:sz="4" w:color="808080"/>
             </w:tcBorders>
           </w:tcPr>
           <w:p>
+            <w:pPr>
+              <w:jc w:val="left"/>
+            </w:pPr>
             <w:r/>
             <w:r>
               <w:rPr>
-                <w:b/>
-                <w:color w:val="1D4E89"/>
-                <w:sz w:val="20"/>
+                <w:rFonts w:ascii="Times New Roman" w:hAnsi="Times New Roman" w:cs="Times New Roman" w:eastAsia="Times New Roman"/>
+                <w:b w:val="0"/>
+                <w:sz w:val="22"/>
               </w:rPr>
-              <w:t>Bùi Gia Ngọ</w:t>
+              <w:t>Kết nối SQLite, tạo bảng mat_hang (ma, ten, gia, loai, thuoc_tinh_mo_rong) và nguoi_dung (ten_dang_nhap, mat_khau, vai_tro). Cài đặt CRUD: them_mat_hang, sua_mat_hang, xoa_mat_hang, lay_tat_ca, lay_theo_ma. Dùng parameterized query (dấu ?) chống SQL Injection.</w:t>
             </w:r>
           </w:p>
         </w:tc>
         <w:tc>
           <w:tcPr>
-            <w:tcW w:type="dxa" w:w="1247"/>
-            <w:shd w:val="clear" w:color="auto" w:fill="EFF6FF"/>
+            <w:tcW w:type="dxa" w:w="1994"/>
+            <w:vAlign w:val="center"/>
+            <w:shd w:val="clear" w:color="auto" w:fill="FFE699"/>
             <w:tcBorders>
-              <w:top w:val="single" w:sz="6" w:color="047857"/>
-              <w:left w:val="single" w:sz="6" w:color="047857"/>
-              <w:bottom w:val="single" w:sz="6" w:color="047857"/>
-              <w:right w:val="single" w:sz="6" w:color="047857"/>
+              <w:top w:val="single" w:sz="4" w:color="808080"/>
+              <w:left w:val="single" w:sz="4" w:color="808080"/>
+              <w:bottom w:val="single" w:sz="4" w:color="808080"/>
+              <w:right w:val="single" w:sz="4" w:color="808080"/>
+            </w:tcBorders>
+          </w:tcPr>
+          <w:p>
+            <w:pPr>
+              <w:jc w:val="left"/>
+            </w:pPr>
+            <w:r/>
+            <w:r>
+              <w:rPr>
+                <w:rFonts w:ascii="Times New Roman" w:hAnsi="Times New Roman" w:cs="Times New Roman" w:eastAsia="Times New Roman"/>
+                <w:b w:val="0"/>
+                <w:sz w:val="22"/>
+              </w:rPr>
+              <w:t>Trung bình — cú pháp SQLite cơ bản.</w:t>
+            </w:r>
+          </w:p>
+        </w:tc>
+        <w:tc>
+          <w:tcPr>
+            <w:tcW w:type="dxa" w:w="1994"/>
+            <w:vAlign w:val="center"/>
+            <w:shd w:val="clear" w:color="auto" w:fill="FFE699"/>
+            <w:tcBorders>
+              <w:top w:val="single" w:sz="4" w:color="808080"/>
+              <w:left w:val="single" w:sz="4" w:color="808080"/>
+              <w:bottom w:val="single" w:sz="4" w:color="808080"/>
+              <w:right w:val="single" w:sz="4" w:color="808080"/>
             </w:tcBorders>
           </w:tcPr>
           <w:p>
@@ -1536,30 +1416,11 @@
             <w:r/>
             <w:r>
               <w:rPr>
-                <w:sz w:val="20"/>
+                <w:rFonts w:ascii="Times New Roman" w:hAnsi="Times New Roman" w:cs="Times New Roman" w:eastAsia="Times New Roman"/>
+                <w:b/>
+                <w:sz w:val="22"/>
               </w:rPr>
-              <w:t>★★★</w:t>
-            </w:r>
-          </w:p>
-        </w:tc>
-        <w:tc>
-          <w:tcPr>
-            <w:tcW w:type="dxa" w:w="3288"/>
-            <w:shd w:val="clear" w:color="auto" w:fill="EFF6FF"/>
-            <w:tcBorders>
-              <w:top w:val="single" w:sz="6" w:color="047857"/>
-              <w:left w:val="single" w:sz="6" w:color="047857"/>
-              <w:bottom w:val="single" w:sz="6" w:color="047857"/>
-              <w:right w:val="single" w:sz="6" w:color="047857"/>
-            </w:tcBorders>
-          </w:tcPr>
-          <w:p>
-            <w:r/>
-            <w:r>
-              <w:rPr>
-                <w:sz w:val="20"/>
-              </w:rPr>
-              <w:t>Kiểm thử toàn dự án</w:t>
+              <w:t>Ngọ</w:t>
             </w:r>
           </w:p>
         </w:tc>
@@ -1567,57 +1428,14 @@
       <w:tr>
         <w:tc>
           <w:tcPr>
-            <w:tcW w:type="dxa" w:w="3118"/>
-            <w:shd w:val="clear" w:color="auto" w:fill="FFF7ED"/>
+            <w:tcW w:type="dxa" w:w="1994"/>
+            <w:vAlign w:val="center"/>
+            <w:shd w:val="clear" w:color="auto" w:fill="FFE699"/>
             <w:tcBorders>
-              <w:top w:val="single" w:sz="6" w:color="047857"/>
-              <w:left w:val="single" w:sz="6" w:color="047857"/>
-              <w:bottom w:val="single" w:sz="6" w:color="047857"/>
-              <w:right w:val="single" w:sz="6" w:color="047857"/>
-            </w:tcBorders>
-          </w:tcPr>
-          <w:p>
-            <w:r/>
-            <w:r>
-              <w:rPr>
-                <w:sz w:val="20"/>
-              </w:rPr>
-              <w:t>models/item.py</w:t>
-            </w:r>
-          </w:p>
-        </w:tc>
-        <w:tc>
-          <w:tcPr>
-            <w:tcW w:type="dxa" w:w="1701"/>
-            <w:shd w:val="clear" w:color="auto" w:fill="FFF7ED"/>
-            <w:tcBorders>
-              <w:top w:val="single" w:sz="6" w:color="047857"/>
-              <w:left w:val="single" w:sz="6" w:color="047857"/>
-              <w:bottom w:val="single" w:sz="6" w:color="047857"/>
-              <w:right w:val="single" w:sz="6" w:color="047857"/>
-            </w:tcBorders>
-          </w:tcPr>
-          <w:p>
-            <w:r/>
-            <w:r>
-              <w:rPr>
-                <w:b/>
-                <w:color w:val="B45309"/>
-                <w:sz w:val="20"/>
-              </w:rPr>
-              <w:t>Phan Anh Tú</w:t>
-            </w:r>
-          </w:p>
-        </w:tc>
-        <w:tc>
-          <w:tcPr>
-            <w:tcW w:type="dxa" w:w="1247"/>
-            <w:shd w:val="clear" w:color="auto" w:fill="FFF7ED"/>
-            <w:tcBorders>
-              <w:top w:val="single" w:sz="6" w:color="047857"/>
-              <w:left w:val="single" w:sz="6" w:color="047857"/>
-              <w:bottom w:val="single" w:sz="6" w:color="047857"/>
-              <w:right w:val="single" w:sz="6" w:color="047857"/>
+              <w:top w:val="single" w:sz="4" w:color="808080"/>
+              <w:left w:val="single" w:sz="4" w:color="808080"/>
+              <w:bottom w:val="single" w:sz="4" w:color="808080"/>
+              <w:right w:val="single" w:sz="4" w:color="808080"/>
             </w:tcBorders>
           </w:tcPr>
           <w:p>
@@ -1627,88 +1445,105 @@
             <w:r/>
             <w:r>
               <w:rPr>
-                <w:sz w:val="20"/>
+                <w:rFonts w:ascii="Times New Roman" w:hAnsi="Times New Roman" w:cs="Times New Roman" w:eastAsia="Times New Roman"/>
+                <w:b w:val="0"/>
+                <w:sz w:val="22"/>
               </w:rPr>
-              <w:t>★</w:t>
+              <w:t>5</w:t>
             </w:r>
           </w:p>
         </w:tc>
         <w:tc>
           <w:tcPr>
-            <w:tcW w:type="dxa" w:w="3288"/>
-            <w:shd w:val="clear" w:color="auto" w:fill="FFF7ED"/>
+            <w:tcW w:type="dxa" w:w="1994"/>
+            <w:vAlign w:val="center"/>
+            <w:shd w:val="clear" w:color="auto" w:fill="FFE699"/>
             <w:tcBorders>
-              <w:top w:val="single" w:sz="6" w:color="047857"/>
-              <w:left w:val="single" w:sz="6" w:color="047857"/>
-              <w:bottom w:val="single" w:sz="6" w:color="047857"/>
-              <w:right w:val="single" w:sz="6" w:color="047857"/>
+              <w:top w:val="single" w:sz="4" w:color="808080"/>
+              <w:left w:val="single" w:sz="4" w:color="808080"/>
+              <w:bottom w:val="single" w:sz="4" w:color="808080"/>
+              <w:right w:val="single" w:sz="4" w:color="808080"/>
             </w:tcBorders>
           </w:tcPr>
           <w:p>
+            <w:pPr>
+              <w:jc w:val="left"/>
+            </w:pPr>
             <w:r/>
             <w:r>
               <w:rPr>
-                <w:sz w:val="20"/>
+                <w:rFonts w:ascii="Times New Roman" w:hAnsi="Times New Roman" w:cs="Times New Roman" w:eastAsia="Times New Roman"/>
+                <w:b/>
+                <w:sz w:val="22"/>
               </w:rPr>
-              <w:t>Lớp cha (OOP)</w:t>
-            </w:r>
-          </w:p>
-        </w:tc>
-      </w:tr>
-      <w:tr>
-        <w:tc>
-          <w:tcPr>
-            <w:tcW w:type="dxa" w:w="3118"/>
-            <w:shd w:val="clear" w:color="auto" w:fill="FFF7ED"/>
-            <w:tcBorders>
-              <w:top w:val="single" w:sz="6" w:color="047857"/>
-              <w:left w:val="single" w:sz="6" w:color="047857"/>
-              <w:bottom w:val="single" w:sz="6" w:color="047857"/>
-              <w:right w:val="single" w:sz="6" w:color="047857"/>
-            </w:tcBorders>
-          </w:tcPr>
-          <w:p>
-            <w:r/>
-            <w:r>
-              <w:rPr>
-                <w:sz w:val="20"/>
-              </w:rPr>
-              <w:t>models/subclasses.py</w:t>
+              <w:t>nguoi_dung.py</w:t>
             </w:r>
           </w:p>
         </w:tc>
         <w:tc>
           <w:tcPr>
-            <w:tcW w:type="dxa" w:w="1701"/>
-            <w:shd w:val="clear" w:color="auto" w:fill="FFF7ED"/>
+            <w:tcW w:type="dxa" w:w="1994"/>
+            <w:vAlign w:val="center"/>
+            <w:shd w:val="clear" w:color="auto" w:fill="FFE699"/>
             <w:tcBorders>
-              <w:top w:val="single" w:sz="6" w:color="047857"/>
-              <w:left w:val="single" w:sz="6" w:color="047857"/>
-              <w:bottom w:val="single" w:sz="6" w:color="047857"/>
-              <w:right w:val="single" w:sz="6" w:color="047857"/>
+              <w:top w:val="single" w:sz="4" w:color="808080"/>
+              <w:left w:val="single" w:sz="4" w:color="808080"/>
+              <w:bottom w:val="single" w:sz="4" w:color="808080"/>
+              <w:right w:val="single" w:sz="4" w:color="808080"/>
             </w:tcBorders>
           </w:tcPr>
           <w:p>
+            <w:pPr>
+              <w:jc w:val="left"/>
+            </w:pPr>
             <w:r/>
             <w:r>
               <w:rPr>
-                <w:b/>
-                <w:color w:val="B45309"/>
-                <w:sz w:val="20"/>
+                <w:rFonts w:ascii="Times New Roman" w:hAnsi="Times New Roman" w:cs="Times New Roman" w:eastAsia="Times New Roman"/>
+                <w:b w:val="0"/>
+                <w:sz w:val="22"/>
               </w:rPr>
-              <w:t>Phan Anh Tú</w:t>
+              <w:t>Lớp NguoiDung (ten_dang_nhap, mat_khau, vai_tro). Phương thức: kiem_tra_mat_khau(mk_nhap), la_admin(), la_nhan_vien(). Hàm lay_nguoi_dung (ten) — query từ SQLite.</w:t>
             </w:r>
           </w:p>
         </w:tc>
         <w:tc>
           <w:tcPr>
-            <w:tcW w:type="dxa" w:w="1247"/>
-            <w:shd w:val="clear" w:color="auto" w:fill="FFF7ED"/>
+            <w:tcW w:type="dxa" w:w="1994"/>
+            <w:vAlign w:val="center"/>
+            <w:shd w:val="clear" w:color="auto" w:fill="FFE699"/>
             <w:tcBorders>
-              <w:top w:val="single" w:sz="6" w:color="047857"/>
-              <w:left w:val="single" w:sz="6" w:color="047857"/>
-              <w:bottom w:val="single" w:sz="6" w:color="047857"/>
-              <w:right w:val="single" w:sz="6" w:color="047857"/>
+              <w:top w:val="single" w:sz="4" w:color="808080"/>
+              <w:left w:val="single" w:sz="4" w:color="808080"/>
+              <w:bottom w:val="single" w:sz="4" w:color="808080"/>
+              <w:right w:val="single" w:sz="4" w:color="808080"/>
+            </w:tcBorders>
+          </w:tcPr>
+          <w:p>
+            <w:pPr>
+              <w:jc w:val="left"/>
+            </w:pPr>
+            <w:r/>
+            <w:r>
+              <w:rPr>
+                <w:rFonts w:ascii="Times New Roman" w:hAnsi="Times New Roman" w:cs="Times New Roman" w:eastAsia="Times New Roman"/>
+                <w:b w:val="0"/>
+                <w:sz w:val="22"/>
+              </w:rPr>
+              <w:t>Dễ — OOP cơ bản + 1 query SQLite.</w:t>
+            </w:r>
+          </w:p>
+        </w:tc>
+        <w:tc>
+          <w:tcPr>
+            <w:tcW w:type="dxa" w:w="1994"/>
+            <w:vAlign w:val="center"/>
+            <w:shd w:val="clear" w:color="auto" w:fill="FFE699"/>
+            <w:tcBorders>
+              <w:top w:val="single" w:sz="4" w:color="808080"/>
+              <w:left w:val="single" w:sz="4" w:color="808080"/>
+              <w:bottom w:val="single" w:sz="4" w:color="808080"/>
+              <w:right w:val="single" w:sz="4" w:color="808080"/>
             </w:tcBorders>
           </w:tcPr>
           <w:p>
@@ -1718,30 +1553,11 @@
             <w:r/>
             <w:r>
               <w:rPr>
-                <w:sz w:val="20"/>
+                <w:rFonts w:ascii="Times New Roman" w:hAnsi="Times New Roman" w:cs="Times New Roman" w:eastAsia="Times New Roman"/>
+                <w:b/>
+                <w:sz w:val="22"/>
               </w:rPr>
-              <w:t>★★</w:t>
-            </w:r>
-          </w:p>
-        </w:tc>
-        <w:tc>
-          <w:tcPr>
-            <w:tcW w:type="dxa" w:w="3288"/>
-            <w:shd w:val="clear" w:color="auto" w:fill="FFF7ED"/>
-            <w:tcBorders>
-              <w:top w:val="single" w:sz="6" w:color="047857"/>
-              <w:left w:val="single" w:sz="6" w:color="047857"/>
-              <w:bottom w:val="single" w:sz="6" w:color="047857"/>
-              <w:right w:val="single" w:sz="6" w:color="047857"/>
-            </w:tcBorders>
-          </w:tcPr>
-          <w:p>
-            <w:r/>
-            <w:r>
-              <w:rPr>
-                <w:sz w:val="20"/>
-              </w:rPr>
-              <w:t>Kế thừa + Đa hình (5 lớp con)</w:t>
+              <w:t>Ngọ</w:t>
             </w:r>
           </w:p>
         </w:tc>
@@ -1749,57 +1565,14 @@
       <w:tr>
         <w:tc>
           <w:tcPr>
-            <w:tcW w:type="dxa" w:w="3118"/>
-            <w:shd w:val="clear" w:color="auto" w:fill="FFF7ED"/>
+            <w:tcW w:type="dxa" w:w="1994"/>
+            <w:vAlign w:val="center"/>
+            <w:shd w:val="clear" w:color="auto" w:fill="C6E0B4"/>
             <w:tcBorders>
-              <w:top w:val="single" w:sz="6" w:color="047857"/>
-              <w:left w:val="single" w:sz="6" w:color="047857"/>
-              <w:bottom w:val="single" w:sz="6" w:color="047857"/>
-              <w:right w:val="single" w:sz="6" w:color="047857"/>
-            </w:tcBorders>
-          </w:tcPr>
-          <w:p>
-            <w:r/>
-            <w:r>
-              <w:rPr>
-                <w:sz w:val="20"/>
-              </w:rPr>
-              <w:t>models/hang_doi.py</w:t>
-            </w:r>
-          </w:p>
-        </w:tc>
-        <w:tc>
-          <w:tcPr>
-            <w:tcW w:type="dxa" w:w="1701"/>
-            <w:shd w:val="clear" w:color="auto" w:fill="FFF7ED"/>
-            <w:tcBorders>
-              <w:top w:val="single" w:sz="6" w:color="047857"/>
-              <w:left w:val="single" w:sz="6" w:color="047857"/>
-              <w:bottom w:val="single" w:sz="6" w:color="047857"/>
-              <w:right w:val="single" w:sz="6" w:color="047857"/>
-            </w:tcBorders>
-          </w:tcPr>
-          <w:p>
-            <w:r/>
-            <w:r>
-              <w:rPr>
-                <w:b/>
-                <w:color w:val="B45309"/>
-                <w:sz w:val="20"/>
-              </w:rPr>
-              <w:t>Phan Anh Tú</w:t>
-            </w:r>
-          </w:p>
-        </w:tc>
-        <w:tc>
-          <w:tcPr>
-            <w:tcW w:type="dxa" w:w="1247"/>
-            <w:shd w:val="clear" w:color="auto" w:fill="FFF7ED"/>
-            <w:tcBorders>
-              <w:top w:val="single" w:sz="6" w:color="047857"/>
-              <w:left w:val="single" w:sz="6" w:color="047857"/>
-              <w:bottom w:val="single" w:sz="6" w:color="047857"/>
-              <w:right w:val="single" w:sz="6" w:color="047857"/>
+              <w:top w:val="single" w:sz="4" w:color="808080"/>
+              <w:left w:val="single" w:sz="4" w:color="808080"/>
+              <w:bottom w:val="single" w:sz="4" w:color="808080"/>
+              <w:right w:val="single" w:sz="4" w:color="808080"/>
             </w:tcBorders>
           </w:tcPr>
           <w:p>
@@ -1809,88 +1582,105 @@
             <w:r/>
             <w:r>
               <w:rPr>
-                <w:sz w:val="20"/>
+                <w:rFonts w:ascii="Times New Roman" w:hAnsi="Times New Roman" w:cs="Times New Roman" w:eastAsia="Times New Roman"/>
+                <w:b w:val="0"/>
+                <w:sz w:val="22"/>
               </w:rPr>
-              <w:t>★★</w:t>
+              <w:t>6</w:t>
             </w:r>
           </w:p>
         </w:tc>
         <w:tc>
           <w:tcPr>
-            <w:tcW w:type="dxa" w:w="3288"/>
-            <w:shd w:val="clear" w:color="auto" w:fill="FFF7ED"/>
+            <w:tcW w:type="dxa" w:w="1994"/>
+            <w:vAlign w:val="center"/>
+            <w:shd w:val="clear" w:color="auto" w:fill="C6E0B4"/>
             <w:tcBorders>
-              <w:top w:val="single" w:sz="6" w:color="047857"/>
-              <w:left w:val="single" w:sz="6" w:color="047857"/>
-              <w:bottom w:val="single" w:sz="6" w:color="047857"/>
-              <w:right w:val="single" w:sz="6" w:color="047857"/>
+              <w:top w:val="single" w:sz="4" w:color="808080"/>
+              <w:left w:val="single" w:sz="4" w:color="808080"/>
+              <w:bottom w:val="single" w:sz="4" w:color="808080"/>
+              <w:right w:val="single" w:sz="4" w:color="808080"/>
             </w:tcBorders>
           </w:tcPr>
           <w:p>
+            <w:pPr>
+              <w:jc w:val="left"/>
+            </w:pPr>
             <w:r/>
             <w:r>
               <w:rPr>
-                <w:sz w:val="20"/>
+                <w:rFonts w:ascii="Times New Roman" w:hAnsi="Times New Roman" w:cs="Times New Roman" w:eastAsia="Times New Roman"/>
+                <w:b/>
+                <w:sz w:val="22"/>
               </w:rPr>
-              <w:t>Queue FIFO (Giỏ hàng)</w:t>
-            </w:r>
-          </w:p>
-        </w:tc>
-      </w:tr>
-      <w:tr>
-        <w:tc>
-          <w:tcPr>
-            <w:tcW w:type="dxa" w:w="3118"/>
-            <w:shd w:val="clear" w:color="auto" w:fill="FFF7ED"/>
-            <w:tcBorders>
-              <w:top w:val="single" w:sz="6" w:color="047857"/>
-              <w:left w:val="single" w:sz="6" w:color="047857"/>
-              <w:bottom w:val="single" w:sz="6" w:color="047857"/>
-              <w:right w:val="single" w:sz="6" w:color="047857"/>
-            </w:tcBorders>
-          </w:tcPr>
-          <w:p>
-            <w:r/>
-            <w:r>
-              <w:rPr>
-                <w:sz w:val="20"/>
-              </w:rPr>
-              <w:t>ui/dialogs.py</w:t>
+              <w:t>kiem_thu.py</w:t>
             </w:r>
           </w:p>
         </w:tc>
         <w:tc>
           <w:tcPr>
-            <w:tcW w:type="dxa" w:w="1701"/>
-            <w:shd w:val="clear" w:color="auto" w:fill="FFF7ED"/>
+            <w:tcW w:type="dxa" w:w="1994"/>
+            <w:vAlign w:val="center"/>
+            <w:shd w:val="clear" w:color="auto" w:fill="C6E0B4"/>
             <w:tcBorders>
-              <w:top w:val="single" w:sz="6" w:color="047857"/>
-              <w:left w:val="single" w:sz="6" w:color="047857"/>
-              <w:bottom w:val="single" w:sz="6" w:color="047857"/>
-              <w:right w:val="single" w:sz="6" w:color="047857"/>
+              <w:top w:val="single" w:sz="4" w:color="808080"/>
+              <w:left w:val="single" w:sz="4" w:color="808080"/>
+              <w:bottom w:val="single" w:sz="4" w:color="808080"/>
+              <w:right w:val="single" w:sz="4" w:color="808080"/>
             </w:tcBorders>
           </w:tcPr>
           <w:p>
+            <w:pPr>
+              <w:jc w:val="left"/>
+            </w:pPr>
             <w:r/>
             <w:r>
               <w:rPr>
-                <w:b/>
-                <w:color w:val="B45309"/>
-                <w:sz w:val="20"/>
+                <w:rFonts w:ascii="Times New Roman" w:hAnsi="Times New Roman" w:cs="Times New Roman" w:eastAsia="Times New Roman"/>
+                <w:b w:val="0"/>
+                <w:sz w:val="22"/>
               </w:rPr>
-              <w:t>Phan Anh Tú</w:t>
+              <w:t>Viết test tự động cho: DSLK đôi (thêm/xóa/tìm/duyệt), Merge Sort (sắp xếp đúng thứ tự, rỗng, 1 phần tử), Stack (LIFO), Queue (FIFO). Mỗi test in ra PASS/FAIL + số lượng pass/tổng.</w:t>
             </w:r>
           </w:p>
         </w:tc>
         <w:tc>
           <w:tcPr>
-            <w:tcW w:type="dxa" w:w="1247"/>
-            <w:shd w:val="clear" w:color="auto" w:fill="FFF7ED"/>
+            <w:tcW w:type="dxa" w:w="1994"/>
+            <w:vAlign w:val="center"/>
+            <w:shd w:val="clear" w:color="auto" w:fill="C6E0B4"/>
             <w:tcBorders>
-              <w:top w:val="single" w:sz="6" w:color="047857"/>
-              <w:left w:val="single" w:sz="6" w:color="047857"/>
-              <w:bottom w:val="single" w:sz="6" w:color="047857"/>
-              <w:right w:val="single" w:sz="6" w:color="047857"/>
+              <w:top w:val="single" w:sz="4" w:color="808080"/>
+              <w:left w:val="single" w:sz="4" w:color="808080"/>
+              <w:bottom w:val="single" w:sz="4" w:color="808080"/>
+              <w:right w:val="single" w:sz="4" w:color="808080"/>
+            </w:tcBorders>
+          </w:tcPr>
+          <w:p>
+            <w:pPr>
+              <w:jc w:val="left"/>
+            </w:pPr>
+            <w:r/>
+            <w:r>
+              <w:rPr>
+                <w:rFonts w:ascii="Times New Roman" w:hAnsi="Times New Roman" w:cs="Times New Roman" w:eastAsia="Times New Roman"/>
+                <w:b w:val="0"/>
+                <w:sz w:val="22"/>
+              </w:rPr>
+              <w:t>Trung bình — phải hiểu rõ các thuật toán để viết test đúng.</w:t>
+            </w:r>
+          </w:p>
+        </w:tc>
+        <w:tc>
+          <w:tcPr>
+            <w:tcW w:type="dxa" w:w="1994"/>
+            <w:vAlign w:val="center"/>
+            <w:shd w:val="clear" w:color="auto" w:fill="C6E0B4"/>
+            <w:tcBorders>
+              <w:top w:val="single" w:sz="4" w:color="808080"/>
+              <w:left w:val="single" w:sz="4" w:color="808080"/>
+              <w:bottom w:val="single" w:sz="4" w:color="808080"/>
+              <w:right w:val="single" w:sz="4" w:color="808080"/>
             </w:tcBorders>
           </w:tcPr>
           <w:p>
@@ -1900,30 +1690,11 @@
             <w:r/>
             <w:r>
               <w:rPr>
-                <w:sz w:val="20"/>
+                <w:rFonts w:ascii="Times New Roman" w:hAnsi="Times New Roman" w:cs="Times New Roman" w:eastAsia="Times New Roman"/>
+                <w:b/>
+                <w:sz w:val="22"/>
               </w:rPr>
-              <w:t>★★</w:t>
-            </w:r>
-          </w:p>
-        </w:tc>
-        <w:tc>
-          <w:tcPr>
-            <w:tcW w:type="dxa" w:w="3288"/>
-            <w:shd w:val="clear" w:color="auto" w:fill="FFF7ED"/>
-            <w:tcBorders>
-              <w:top w:val="single" w:sz="6" w:color="047857"/>
-              <w:left w:val="single" w:sz="6" w:color="047857"/>
-              <w:bottom w:val="single" w:sz="6" w:color="047857"/>
-              <w:right w:val="single" w:sz="6" w:color="047857"/>
-            </w:tcBorders>
-          </w:tcPr>
-          <w:p>
-            <w:r/>
-            <w:r>
-              <w:rPr>
-                <w:sz w:val="20"/>
-              </w:rPr>
-              <w:t>Form Thêm/Sửa (PyQt6)</w:t>
+              <w:t>Huy</w:t>
             </w:r>
           </w:p>
         </w:tc>
@@ -1931,57 +1702,14 @@
       <w:tr>
         <w:tc>
           <w:tcPr>
-            <w:tcW w:type="dxa" w:w="3118"/>
-            <w:shd w:val="clear" w:color="auto" w:fill="FFF7ED"/>
+            <w:tcW w:type="dxa" w:w="1994"/>
+            <w:vAlign w:val="center"/>
+            <w:shd w:val="clear" w:color="auto" w:fill="C6E0B4"/>
             <w:tcBorders>
-              <w:top w:val="single" w:sz="6" w:color="047857"/>
-              <w:left w:val="single" w:sz="6" w:color="047857"/>
-              <w:bottom w:val="single" w:sz="6" w:color="047857"/>
-              <w:right w:val="single" w:sz="6" w:color="047857"/>
-            </w:tcBorders>
-          </w:tcPr>
-          <w:p>
-            <w:r/>
-            <w:r>
-              <w:rPr>
-                <w:sz w:val="20"/>
-              </w:rPr>
-              <w:t>ui/hop_thoai_gio_hang.py</w:t>
-            </w:r>
-          </w:p>
-        </w:tc>
-        <w:tc>
-          <w:tcPr>
-            <w:tcW w:type="dxa" w:w="1701"/>
-            <w:shd w:val="clear" w:color="auto" w:fill="FFF7ED"/>
-            <w:tcBorders>
-              <w:top w:val="single" w:sz="6" w:color="047857"/>
-              <w:left w:val="single" w:sz="6" w:color="047857"/>
-              <w:bottom w:val="single" w:sz="6" w:color="047857"/>
-              <w:right w:val="single" w:sz="6" w:color="047857"/>
-            </w:tcBorders>
-          </w:tcPr>
-          <w:p>
-            <w:r/>
-            <w:r>
-              <w:rPr>
-                <w:b/>
-                <w:color w:val="B45309"/>
-                <w:sz w:val="20"/>
-              </w:rPr>
-              <w:t>Phan Anh Tú</w:t>
-            </w:r>
-          </w:p>
-        </w:tc>
-        <w:tc>
-          <w:tcPr>
-            <w:tcW w:type="dxa" w:w="1247"/>
-            <w:shd w:val="clear" w:color="auto" w:fill="FFF7ED"/>
-            <w:tcBorders>
-              <w:top w:val="single" w:sz="6" w:color="047857"/>
-              <w:left w:val="single" w:sz="6" w:color="047857"/>
-              <w:bottom w:val="single" w:sz="6" w:color="047857"/>
-              <w:right w:val="single" w:sz="6" w:color="047857"/>
+              <w:top w:val="single" w:sz="4" w:color="808080"/>
+              <w:left w:val="single" w:sz="4" w:color="808080"/>
+              <w:bottom w:val="single" w:sz="4" w:color="808080"/>
+              <w:right w:val="single" w:sz="4" w:color="808080"/>
             </w:tcBorders>
           </w:tcPr>
           <w:p>
@@ -1991,88 +1719,105 @@
             <w:r/>
             <w:r>
               <w:rPr>
-                <w:sz w:val="20"/>
+                <w:rFonts w:ascii="Times New Roman" w:hAnsi="Times New Roman" w:cs="Times New Roman" w:eastAsia="Times New Roman"/>
+                <w:b w:val="0"/>
+                <w:sz w:val="22"/>
               </w:rPr>
-              <w:t>★★</w:t>
+              <w:t>7</w:t>
             </w:r>
           </w:p>
         </w:tc>
         <w:tc>
           <w:tcPr>
-            <w:tcW w:type="dxa" w:w="3288"/>
-            <w:shd w:val="clear" w:color="auto" w:fill="FFF7ED"/>
+            <w:tcW w:type="dxa" w:w="1994"/>
+            <w:vAlign w:val="center"/>
+            <w:shd w:val="clear" w:color="auto" w:fill="C6E0B4"/>
             <w:tcBorders>
-              <w:top w:val="single" w:sz="6" w:color="047857"/>
-              <w:left w:val="single" w:sz="6" w:color="047857"/>
-              <w:bottom w:val="single" w:sz="6" w:color="047857"/>
-              <w:right w:val="single" w:sz="6" w:color="047857"/>
+              <w:top w:val="single" w:sz="4" w:color="808080"/>
+              <w:left w:val="single" w:sz="4" w:color="808080"/>
+              <w:bottom w:val="single" w:sz="4" w:color="808080"/>
+              <w:right w:val="single" w:sz="4" w:color="808080"/>
             </w:tcBorders>
           </w:tcPr>
           <w:p>
+            <w:pPr>
+              <w:jc w:val="left"/>
+            </w:pPr>
             <w:r/>
             <w:r>
               <w:rPr>
-                <w:sz w:val="20"/>
+                <w:rFonts w:ascii="Times New Roman" w:hAnsi="Times New Roman" w:cs="Times New Roman" w:eastAsia="Times New Roman"/>
+                <w:b/>
+                <w:sz w:val="22"/>
               </w:rPr>
-              <w:t>Dialog Giỏ hàng (Queue)</w:t>
-            </w:r>
-          </w:p>
-        </w:tc>
-      </w:tr>
-      <w:tr>
-        <w:tc>
-          <w:tcPr>
-            <w:tcW w:type="dxa" w:w="3118"/>
-            <w:shd w:val="clear" w:color="auto" w:fill="FFF7ED"/>
-            <w:tcBorders>
-              <w:top w:val="single" w:sz="6" w:color="047857"/>
-              <w:left w:val="single" w:sz="6" w:color="047857"/>
-              <w:bottom w:val="single" w:sz="6" w:color="047857"/>
-              <w:right w:val="single" w:sz="6" w:color="047857"/>
-            </w:tcBorders>
-          </w:tcPr>
-          <w:p>
-            <w:r/>
-            <w:r>
-              <w:rPr>
-                <w:sz w:val="20"/>
-              </w:rPr>
-              <w:t>ui/hop_thoai_dang_nhap.py</w:t>
+              <w:t>__init__.py</w:t>
             </w:r>
           </w:p>
         </w:tc>
         <w:tc>
           <w:tcPr>
-            <w:tcW w:type="dxa" w:w="1701"/>
-            <w:shd w:val="clear" w:color="auto" w:fill="FFF7ED"/>
+            <w:tcW w:type="dxa" w:w="1994"/>
+            <w:vAlign w:val="center"/>
+            <w:shd w:val="clear" w:color="auto" w:fill="C6E0B4"/>
             <w:tcBorders>
-              <w:top w:val="single" w:sz="6" w:color="047857"/>
-              <w:left w:val="single" w:sz="6" w:color="047857"/>
-              <w:bottom w:val="single" w:sz="6" w:color="047857"/>
-              <w:right w:val="single" w:sz="6" w:color="047857"/>
+              <w:top w:val="single" w:sz="4" w:color="808080"/>
+              <w:left w:val="single" w:sz="4" w:color="808080"/>
+              <w:bottom w:val="single" w:sz="4" w:color="808080"/>
+              <w:right w:val="single" w:sz="4" w:color="808080"/>
             </w:tcBorders>
           </w:tcPr>
           <w:p>
+            <w:pPr>
+              <w:jc w:val="left"/>
+            </w:pPr>
             <w:r/>
             <w:r>
               <w:rPr>
-                <w:b/>
-                <w:color w:val="B45309"/>
-                <w:sz w:val="20"/>
+                <w:rFonts w:ascii="Times New Roman" w:hAnsi="Times New Roman" w:cs="Times New Roman" w:eastAsia="Times New Roman"/>
+                <w:b w:val="0"/>
+                <w:sz w:val="22"/>
               </w:rPr>
-              <w:t>Phan Anh Tú</w:t>
+              <w:t>File rỗng để Python nhận folder loi_thuat_toan/ là 1 package.</w:t>
             </w:r>
           </w:p>
         </w:tc>
         <w:tc>
           <w:tcPr>
-            <w:tcW w:type="dxa" w:w="1247"/>
-            <w:shd w:val="clear" w:color="auto" w:fill="FFF7ED"/>
+            <w:tcW w:type="dxa" w:w="1994"/>
+            <w:vAlign w:val="center"/>
+            <w:shd w:val="clear" w:color="auto" w:fill="C6E0B4"/>
             <w:tcBorders>
-              <w:top w:val="single" w:sz="6" w:color="047857"/>
-              <w:left w:val="single" w:sz="6" w:color="047857"/>
-              <w:bottom w:val="single" w:sz="6" w:color="047857"/>
-              <w:right w:val="single" w:sz="6" w:color="047857"/>
+              <w:top w:val="single" w:sz="4" w:color="808080"/>
+              <w:left w:val="single" w:sz="4" w:color="808080"/>
+              <w:bottom w:val="single" w:sz="4" w:color="808080"/>
+              <w:right w:val="single" w:sz="4" w:color="808080"/>
+            </w:tcBorders>
+          </w:tcPr>
+          <w:p>
+            <w:pPr>
+              <w:jc w:val="left"/>
+            </w:pPr>
+            <w:r/>
+            <w:r>
+              <w:rPr>
+                <w:rFonts w:ascii="Times New Roman" w:hAnsi="Times New Roman" w:cs="Times New Roman" w:eastAsia="Times New Roman"/>
+                <w:b w:val="0"/>
+                <w:sz w:val="22"/>
+              </w:rPr>
+              <w:t>Tự động — không cần phân công.</w:t>
+            </w:r>
+          </w:p>
+        </w:tc>
+        <w:tc>
+          <w:tcPr>
+            <w:tcW w:type="dxa" w:w="1994"/>
+            <w:vAlign w:val="center"/>
+            <w:shd w:val="clear" w:color="auto" w:fill="C6E0B4"/>
+            <w:tcBorders>
+              <w:top w:val="single" w:sz="4" w:color="808080"/>
+              <w:left w:val="single" w:sz="4" w:color="808080"/>
+              <w:bottom w:val="single" w:sz="4" w:color="808080"/>
+              <w:right w:val="single" w:sz="4" w:color="808080"/>
             </w:tcBorders>
           </w:tcPr>
           <w:p>
@@ -2082,83 +1827,178 @@
             <w:r/>
             <w:r>
               <w:rPr>
-                <w:sz w:val="20"/>
+                <w:rFonts w:ascii="Times New Roman" w:hAnsi="Times New Roman" w:cs="Times New Roman" w:eastAsia="Times New Roman"/>
+                <w:b/>
+                <w:sz w:val="22"/>
               </w:rPr>
-              <w:t>★</w:t>
-            </w:r>
-          </w:p>
-        </w:tc>
-        <w:tc>
-          <w:tcPr>
-            <w:tcW w:type="dxa" w:w="3288"/>
-            <w:shd w:val="clear" w:color="auto" w:fill="FFF7ED"/>
-            <w:tcBorders>
-              <w:top w:val="single" w:sz="6" w:color="047857"/>
-              <w:left w:val="single" w:sz="6" w:color="047857"/>
-              <w:bottom w:val="single" w:sz="6" w:color="047857"/>
-              <w:right w:val="single" w:sz="6" w:color="047857"/>
-            </w:tcBorders>
-          </w:tcPr>
-          <w:p>
-            <w:r/>
-            <w:r>
-              <w:rPr>
-                <w:sz w:val="20"/>
-              </w:rPr>
-              <w:t>Form Đăng nhập phân quyền</w:t>
+              <w:t>Huy</w:t>
             </w:r>
           </w:p>
         </w:tc>
       </w:tr>
     </w:tbl>
     <w:p>
+      <w:pPr>
+        <w:spacing w:after="120" w:line="312" w:lineRule="auto"/>
+        <w:jc w:val="left"/>
+      </w:pPr>
       <w:r>
-        <w:br w:type="page"/>
+        <w:rPr>
+          <w:rFonts w:ascii="Times New Roman" w:hAnsi="Times New Roman" w:eastAsia="Times New Roman"/>
+          <w:b/>
+          <w:color w:val="000000"/>
+          <w:sz w:val="22"/>
+        </w:rPr>
+        <w:t>Lý do phân chia:</w:t>
       </w:r>
     </w:p>
     <w:p>
+      <w:pPr>
+        <w:spacing w:after="120" w:line="312" w:lineRule="auto"/>
+        <w:jc w:val="left"/>
+      </w:pPr>
       <w:r>
         <w:rPr>
-          <w:b/>
-          <w:color w:val="047857"/>
-          <w:sz w:val="36"/>
+          <w:rFonts w:ascii="Times New Roman" w:hAnsi="Times New Roman" w:eastAsia="Times New Roman"/>
+          <w:b w:val="0"/>
+          <w:color w:val="000000"/>
+          <w:sz w:val="20"/>
         </w:rPr>
-        <w:t>PHẦN CỦA: HỒ QUANG HUY</w:t>
+        <w:t>• lop_doi_tuong.py → Tú: Tú chuyên OOP, đây là phần cốt lõi thể hiện kế thừa + đa hình.</w:t>
       </w:r>
     </w:p>
     <w:p>
+      <w:pPr>
+        <w:spacing w:after="120" w:line="312" w:lineRule="auto"/>
+        <w:jc w:val="left"/>
+      </w:pPr>
       <w:r>
         <w:rPr>
-          <w:i/>
-          <w:color w:val="6B7280"/>
-          <w:sz w:val="24"/>
+          <w:rFonts w:ascii="Times New Roman" w:hAnsi="Times New Roman" w:eastAsia="Times New Roman"/>
+          <w:b w:val="0"/>
+          <w:color w:val="000000"/>
+          <w:sz w:val="20"/>
         </w:rPr>
-        <w:t>Vai trò: Trưởng nhóm — phụ trách phần khó nhất (DSLK đôi + GUI)</w:t>
+        <w:t>• danh_sach_lien_ket.py → Huy: Thuật toán khó nhất đồ án, cần người mạnh nhất làm.</w:t>
+      </w:r>
+    </w:p>
+    <w:p>
+      <w:pPr>
+        <w:spacing w:after="120" w:line="312" w:lineRule="auto"/>
+        <w:jc w:val="left"/>
+      </w:pPr>
+      <w:r>
+        <w:rPr>
+          <w:rFonts w:ascii="Times New Roman" w:hAnsi="Times New Roman" w:eastAsia="Times New Roman"/>
+          <w:b w:val="0"/>
+          <w:color w:val="000000"/>
+          <w:sz w:val="20"/>
+        </w:rPr>
+        <w:t>• cau_truc_du_lieu.py → Huy: Cấu trúc dữ liệu tự cài là phần khó, cần hiểu rõ con trỏ.</w:t>
+      </w:r>
+    </w:p>
+    <w:p>
+      <w:pPr>
+        <w:spacing w:after="120" w:line="312" w:lineRule="auto"/>
+        <w:jc w:val="left"/>
+      </w:pPr>
+      <w:r>
+        <w:rPr>
+          <w:rFonts w:ascii="Times New Roman" w:hAnsi="Times New Roman" w:eastAsia="Times New Roman"/>
+          <w:b w:val="0"/>
+          <w:color w:val="000000"/>
+          <w:sz w:val="20"/>
+        </w:rPr>
+        <w:t>• ket_noi_sqlite.py → Ngọ: Ngọ chuyên SQLite, đây là nền tảng dữ liệu cho cả đồ án.</w:t>
+      </w:r>
+    </w:p>
+    <w:p>
+      <w:pPr>
+        <w:spacing w:after="120" w:line="312" w:lineRule="auto"/>
+        <w:jc w:val="left"/>
+      </w:pPr>
+      <w:r>
+        <w:rPr>
+          <w:rFonts w:ascii="Times New Roman" w:hAnsi="Times New Roman" w:eastAsia="Times New Roman"/>
+          <w:b w:val="0"/>
+          <w:color w:val="000000"/>
+          <w:sz w:val="20"/>
+        </w:rPr>
+        <w:t>• nguoi_dung.py → Ngọ: Phần giao tiếp SQLite + phân quyền, phù hợp Ngọ.</w:t>
+      </w:r>
+    </w:p>
+    <w:p>
+      <w:pPr>
+        <w:spacing w:after="120" w:line="312" w:lineRule="auto"/>
+        <w:jc w:val="left"/>
+      </w:pPr>
+      <w:r>
+        <w:rPr>
+          <w:rFonts w:ascii="Times New Roman" w:hAnsi="Times New Roman" w:eastAsia="Times New Roman"/>
+          <w:b w:val="0"/>
+          <w:color w:val="000000"/>
+          <w:sz w:val="20"/>
+        </w:rPr>
+        <w:t>• kiem_thu.py → Huy: Ai viết thuật toán đó thì viết test — Huy viết 3 phần khó nên test Huy làm.</w:t>
       </w:r>
     </w:p>
     <w:p/>
+    <w:p>
+      <w:pPr>
+        <w:pStyle w:val="Heading1"/>
+        <w:jc w:val="left"/>
+      </w:pPr>
+      <w:r>
+        <w:rPr>
+          <w:rFonts w:ascii="Times New Roman" w:hAnsi="Times New Roman" w:eastAsia="Times New Roman"/>
+          <w:b/>
+          <w:color w:val="305496"/>
+          <w:sz w:val="32"/>
+        </w:rPr>
+        <w:t>4. Phân chia 9 chức năng (folder chuc_nang/)</w:t>
+      </w:r>
+    </w:p>
+    <w:p>
+      <w:pPr>
+        <w:spacing w:after="120" w:line="312" w:lineRule="auto"/>
+        <w:ind w:firstLine="567"/>
+        <w:jc w:val="both"/>
+      </w:pPr>
+      <w:r>
+        <w:rPr>
+          <w:rFonts w:ascii="Times New Roman" w:hAnsi="Times New Roman" w:eastAsia="Times New Roman"/>
+          <w:b w:val="0"/>
+          <w:color w:val="000000"/>
+          <w:sz w:val="22"/>
+        </w:rPr>
+        <w:t>Mỗi chức năng nằm trong 1 folder riêng (cn01 → cn09), gồm 3 file theo quy ước: hậu tố _tt (thuật toán), _ui (giao diện), _dk (điều khiển). Người được phân công làm hết 3 file của chức năng đó.</w:t>
+      </w:r>
+    </w:p>
     <w:tbl>
       <w:tblPr>
         <w:tblW w:type="auto" w:w="0"/>
+        <w:jc w:val="center"/>
         <w:tblLayout w:type="fixed"/>
         <w:tblLook w:firstColumn="1" w:firstRow="1" w:lastColumn="0" w:lastRow="0" w:noHBand="0" w:noVBand="1" w:val="04A0"/>
       </w:tblPr>
       <w:tblGrid>
-        <w:gridCol w:w="2268"/>
-        <w:gridCol w:w="2551"/>
-        <w:gridCol w:w="1134"/>
-        <w:gridCol w:w="3402"/>
+        <w:gridCol w:w="850"/>
+        <w:gridCol w:w="1701"/>
+        <w:gridCol w:w="3969"/>
+        <w:gridCol w:w="1984"/>
+        <w:gridCol w:w="1417"/>
       </w:tblGrid>
       <w:tr>
         <w:tc>
           <w:tcPr>
-            <w:tcW w:type="dxa" w:w="2436"/>
-            <w:shd w:val="clear" w:color="auto" w:fill="047857"/>
+            <w:tcW w:type="dxa" w:w="1994"/>
+            <w:vAlign w:val="center"/>
+            <w:shd w:val="clear" w:color="auto" w:fill="305496"/>
             <w:tcBorders>
-              <w:top w:val="single" w:sz="6" w:color="047857"/>
-              <w:left w:val="single" w:sz="6" w:color="047857"/>
-              <w:bottom w:val="single" w:sz="6" w:color="047857"/>
-              <w:right w:val="single" w:sz="6" w:color="047857"/>
+              <w:top w:val="single" w:sz="4" w:color="808080"/>
+              <w:left w:val="single" w:sz="4" w:color="808080"/>
+              <w:bottom w:val="single" w:sz="4" w:color="808080"/>
+              <w:right w:val="single" w:sz="4" w:color="808080"/>
             </w:tcBorders>
           </w:tcPr>
           <w:p>
@@ -2168,23 +2008,25 @@
             <w:r/>
             <w:r>
               <w:rPr>
+                <w:rFonts w:ascii="Times New Roman" w:hAnsi="Times New Roman" w:cs="Times New Roman" w:eastAsia="Times New Roman"/>
                 <w:b/>
                 <w:color w:val="FFFFFF"/>
                 <w:sz w:val="22"/>
               </w:rPr>
-              <w:t>File</w:t>
+              <w:t>Mã</w:t>
             </w:r>
           </w:p>
         </w:tc>
         <w:tc>
           <w:tcPr>
-            <w:tcW w:type="dxa" w:w="2436"/>
-            <w:shd w:val="clear" w:color="auto" w:fill="047857"/>
+            <w:tcW w:type="dxa" w:w="1994"/>
+            <w:vAlign w:val="center"/>
+            <w:shd w:val="clear" w:color="auto" w:fill="305496"/>
             <w:tcBorders>
-              <w:top w:val="single" w:sz="6" w:color="047857"/>
-              <w:left w:val="single" w:sz="6" w:color="047857"/>
-              <w:bottom w:val="single" w:sz="6" w:color="047857"/>
-              <w:right w:val="single" w:sz="6" w:color="047857"/>
+              <w:top w:val="single" w:sz="4" w:color="808080"/>
+              <w:left w:val="single" w:sz="4" w:color="808080"/>
+              <w:bottom w:val="single" w:sz="4" w:color="808080"/>
+              <w:right w:val="single" w:sz="4" w:color="808080"/>
             </w:tcBorders>
           </w:tcPr>
           <w:p>
@@ -2194,23 +2036,25 @@
             <w:r/>
             <w:r>
               <w:rPr>
+                <w:rFonts w:ascii="Times New Roman" w:hAnsi="Times New Roman" w:cs="Times New Roman" w:eastAsia="Times New Roman"/>
                 <w:b/>
                 <w:color w:val="FFFFFF"/>
                 <w:sz w:val="22"/>
               </w:rPr>
-              <w:t>Nội dung file</w:t>
+              <w:t>Tên chức năng</w:t>
             </w:r>
           </w:p>
         </w:tc>
         <w:tc>
           <w:tcPr>
-            <w:tcW w:type="dxa" w:w="2436"/>
-            <w:shd w:val="clear" w:color="auto" w:fill="047857"/>
+            <w:tcW w:type="dxa" w:w="1994"/>
+            <w:vAlign w:val="center"/>
+            <w:shd w:val="clear" w:color="auto" w:fill="305496"/>
             <w:tcBorders>
-              <w:top w:val="single" w:sz="6" w:color="047857"/>
-              <w:left w:val="single" w:sz="6" w:color="047857"/>
-              <w:bottom w:val="single" w:sz="6" w:color="047857"/>
-              <w:right w:val="single" w:sz="6" w:color="047857"/>
+              <w:top w:val="single" w:sz="4" w:color="808080"/>
+              <w:left w:val="single" w:sz="4" w:color="808080"/>
+              <w:bottom w:val="single" w:sz="4" w:color="808080"/>
+              <w:right w:val="single" w:sz="4" w:color="808080"/>
             </w:tcBorders>
           </w:tcPr>
           <w:p>
@@ -2220,6 +2064,35 @@
             <w:r/>
             <w:r>
               <w:rPr>
+                <w:rFonts w:ascii="Times New Roman" w:hAnsi="Times New Roman" w:cs="Times New Roman" w:eastAsia="Times New Roman"/>
+                <w:b/>
+                <w:color w:val="FFFFFF"/>
+                <w:sz w:val="22"/>
+              </w:rPr>
+              <w:t>Nội dung công việc</w:t>
+            </w:r>
+          </w:p>
+        </w:tc>
+        <w:tc>
+          <w:tcPr>
+            <w:tcW w:type="dxa" w:w="1994"/>
+            <w:vAlign w:val="center"/>
+            <w:shd w:val="clear" w:color="auto" w:fill="305496"/>
+            <w:tcBorders>
+              <w:top w:val="single" w:sz="4" w:color="808080"/>
+              <w:left w:val="single" w:sz="4" w:color="808080"/>
+              <w:bottom w:val="single" w:sz="4" w:color="808080"/>
+              <w:right w:val="single" w:sz="4" w:color="808080"/>
+            </w:tcBorders>
+          </w:tcPr>
+          <w:p>
+            <w:pPr>
+              <w:jc w:val="center"/>
+            </w:pPr>
+            <w:r/>
+            <w:r>
+              <w:rPr>
+                <w:rFonts w:ascii="Times New Roman" w:hAnsi="Times New Roman" w:cs="Times New Roman" w:eastAsia="Times New Roman"/>
                 <w:b/>
                 <w:color w:val="FFFFFF"/>
                 <w:sz w:val="22"/>
@@ -2230,13 +2103,14 @@
         </w:tc>
         <w:tc>
           <w:tcPr>
-            <w:tcW w:type="dxa" w:w="2436"/>
-            <w:shd w:val="clear" w:color="auto" w:fill="047857"/>
+            <w:tcW w:type="dxa" w:w="1994"/>
+            <w:vAlign w:val="center"/>
+            <w:shd w:val="clear" w:color="auto" w:fill="305496"/>
             <w:tcBorders>
-              <w:top w:val="single" w:sz="6" w:color="047857"/>
-              <w:left w:val="single" w:sz="6" w:color="047857"/>
-              <w:bottom w:val="single" w:sz="6" w:color="047857"/>
-              <w:right w:val="single" w:sz="6" w:color="047857"/>
+              <w:top w:val="single" w:sz="4" w:color="808080"/>
+              <w:left w:val="single" w:sz="4" w:color="808080"/>
+              <w:bottom w:val="single" w:sz="4" w:color="808080"/>
+              <w:right w:val="single" w:sz="4" w:color="808080"/>
             </w:tcBorders>
           </w:tcPr>
           <w:p>
@@ -2246,11 +2120,12 @@
             <w:r/>
             <w:r>
               <w:rPr>
+                <w:rFonts w:ascii="Times New Roman" w:hAnsi="Times New Roman" w:cs="Times New Roman" w:eastAsia="Times New Roman"/>
                 <w:b/>
                 <w:color w:val="FFFFFF"/>
                 <w:sz w:val="22"/>
               </w:rPr>
-              <w:t>Kiến thức cần học đi thi</w:t>
+              <w:t>Người làm</w:t>
             </w:r>
           </w:p>
         </w:tc>
@@ -2258,439 +2133,14 @@
       <w:tr>
         <w:tc>
           <w:tcPr>
-            <w:tcW w:type="dxa" w:w="2268"/>
+            <w:tcW w:type="dxa" w:w="1994"/>
+            <w:vAlign w:val="center"/>
+            <w:shd w:val="clear" w:color="auto" w:fill="FFE699"/>
             <w:tcBorders>
-              <w:top w:val="single" w:sz="6" w:color="047857"/>
-              <w:left w:val="single" w:sz="6" w:color="047857"/>
-              <w:bottom w:val="single" w:sz="6" w:color="047857"/>
-              <w:right w:val="single" w:sz="6" w:color="047857"/>
-            </w:tcBorders>
-            <w:shd w:val="clear" w:color="auto" w:fill="F9FAFB"/>
-          </w:tcPr>
-          <w:p>
-            <w:r/>
-            <w:r>
-              <w:rPr>
-                <w:rFonts w:ascii="Consolas" w:hAnsi="Consolas"/>
-                <w:b/>
-                <w:sz w:val="20"/>
-              </w:rPr>
-              <w:t>models/linked_list.py</w:t>
-            </w:r>
-          </w:p>
-        </w:tc>
-        <w:tc>
-          <w:tcPr>
-            <w:tcW w:type="dxa" w:w="2551"/>
-            <w:tcBorders>
-              <w:top w:val="single" w:sz="6" w:color="047857"/>
-              <w:left w:val="single" w:sz="6" w:color="047857"/>
-              <w:bottom w:val="single" w:sz="6" w:color="047857"/>
-              <w:right w:val="single" w:sz="6" w:color="047857"/>
-            </w:tcBorders>
-            <w:shd w:val="clear" w:color="auto" w:fill="F9FAFB"/>
-          </w:tcPr>
-          <w:p>
-            <w:r/>
-            <w:r>
-              <w:rPr>
-                <w:sz w:val="20"/>
-              </w:rPr>
-              <w:t>Cài đặt cấu trúc Node + lớp DanhSachLienKetDoi. Các thao tác: thêm cuối, xóa theo mã, tìm kiếm, duyệt, và sắp xếp bằng MERGE SORT đệ quy (kỹ thuật 2 con trỏ nhanh/chậm để chia đôi).</w:t>
-            </w:r>
-          </w:p>
-        </w:tc>
-        <w:tc>
-          <w:tcPr>
-            <w:tcW w:type="dxa" w:w="1134"/>
-            <w:tcBorders>
-              <w:top w:val="single" w:sz="6" w:color="047857"/>
-              <w:left w:val="single" w:sz="6" w:color="047857"/>
-              <w:bottom w:val="single" w:sz="6" w:color="047857"/>
-              <w:right w:val="single" w:sz="6" w:color="047857"/>
-            </w:tcBorders>
-            <w:shd w:val="clear" w:color="auto" w:fill="F9FAFB"/>
-          </w:tcPr>
-          <w:p>
-            <w:pPr>
-              <w:jc w:val="center"/>
-            </w:pPr>
-            <w:r/>
-            <w:r>
-              <w:rPr>
-                <w:sz w:val="20"/>
-              </w:rPr>
-              <w:t>★★★★★</w:t>
-            </w:r>
-          </w:p>
-        </w:tc>
-        <w:tc>
-          <w:tcPr>
-            <w:tcW w:type="dxa" w:w="3402"/>
-            <w:tcBorders>
-              <w:top w:val="single" w:sz="6" w:color="047857"/>
-              <w:left w:val="single" w:sz="6" w:color="047857"/>
-              <w:bottom w:val="single" w:sz="6" w:color="047857"/>
-              <w:right w:val="single" w:sz="6" w:color="047857"/>
-            </w:tcBorders>
-            <w:shd w:val="clear" w:color="auto" w:fill="F9FAFB"/>
-          </w:tcPr>
-          <w:p>
-            <w:r/>
-            <w:r>
-              <w:rPr>
-                <w:sz w:val="20"/>
-              </w:rPr>
-              <w:t>• Danh sách liên kết ĐÔI (con trỏ trước/sau)</w:t>
-              <w:br/>
-              <w:t>• Thuật toán MERGE SORT (chia - trộn - đệ quy)</w:t>
-              <w:br/>
-              <w:t>• Kỹ thuật 2 con trỏ: nhanh (fast) + chậm (slow)</w:t>
-              <w:br/>
-              <w:t>• Hàm getattr() để lấy thuộc tính động khi sắp xếp</w:t>
-            </w:r>
-          </w:p>
-        </w:tc>
-      </w:tr>
-      <w:tr>
-        <w:tc>
-          <w:tcPr>
-            <w:tcW w:type="dxa" w:w="2268"/>
-            <w:tcBorders>
-              <w:top w:val="single" w:sz="6" w:color="047857"/>
-              <w:left w:val="single" w:sz="6" w:color="047857"/>
-              <w:bottom w:val="single" w:sz="6" w:color="047857"/>
-              <w:right w:val="single" w:sz="6" w:color="047857"/>
-            </w:tcBorders>
-            <w:shd w:val="clear" w:color="auto" w:fill="F9FAFB"/>
-          </w:tcPr>
-          <w:p>
-            <w:r/>
-            <w:r>
-              <w:rPr>
-                <w:rFonts w:ascii="Consolas" w:hAnsi="Consolas"/>
-                <w:b/>
-                <w:sz w:val="20"/>
-              </w:rPr>
-              <w:t>ui/main_window.py</w:t>
-            </w:r>
-          </w:p>
-        </w:tc>
-        <w:tc>
-          <w:tcPr>
-            <w:tcW w:type="dxa" w:w="2551"/>
-            <w:tcBorders>
-              <w:top w:val="single" w:sz="6" w:color="047857"/>
-              <w:left w:val="single" w:sz="6" w:color="047857"/>
-              <w:bottom w:val="single" w:sz="6" w:color="047857"/>
-              <w:right w:val="single" w:sz="6" w:color="047857"/>
-            </w:tcBorders>
-            <w:shd w:val="clear" w:color="auto" w:fill="F9FAFB"/>
-          </w:tcPr>
-          <w:p>
-            <w:r/>
-            <w:r>
-              <w:rPr>
-                <w:sz w:val="20"/>
-              </w:rPr>
-              <w:t>Cửa sổ chính CuaSoChinh(QMainWindow). Toàn bộ giao diện + logic: bảng hiển thị, các nút Thêm/Sửa/Xóa/Undo/Redo/Giỏ hàng/Thống kê, combo tìm kiếm (4 tiêu chí), combo sắp xếp (5 tiêu chí). Ẩn nút Xóa nếu là Nhân viên.</w:t>
-            </w:r>
-          </w:p>
-        </w:tc>
-        <w:tc>
-          <w:tcPr>
-            <w:tcW w:type="dxa" w:w="1134"/>
-            <w:tcBorders>
-              <w:top w:val="single" w:sz="6" w:color="047857"/>
-              <w:left w:val="single" w:sz="6" w:color="047857"/>
-              <w:bottom w:val="single" w:sz="6" w:color="047857"/>
-              <w:right w:val="single" w:sz="6" w:color="047857"/>
-            </w:tcBorders>
-            <w:shd w:val="clear" w:color="auto" w:fill="F9FAFB"/>
-          </w:tcPr>
-          <w:p>
-            <w:pPr>
-              <w:jc w:val="center"/>
-            </w:pPr>
-            <w:r/>
-            <w:r>
-              <w:rPr>
-                <w:sz w:val="20"/>
-              </w:rPr>
-              <w:t>★★★★★</w:t>
-            </w:r>
-          </w:p>
-        </w:tc>
-        <w:tc>
-          <w:tcPr>
-            <w:tcW w:type="dxa" w:w="3402"/>
-            <w:tcBorders>
-              <w:top w:val="single" w:sz="6" w:color="047857"/>
-              <w:left w:val="single" w:sz="6" w:color="047857"/>
-              <w:bottom w:val="single" w:sz="6" w:color="047857"/>
-              <w:right w:val="single" w:sz="6" w:color="047857"/>
-            </w:tcBorders>
-            <w:shd w:val="clear" w:color="auto" w:fill="F9FAFB"/>
-          </w:tcPr>
-          <w:p>
-            <w:r/>
-            <w:r>
-              <w:rPr>
-                <w:sz w:val="20"/>
-              </w:rPr>
-              <w:t>• PyQt6: QMainWindow, QTableWidget, QComboBox, QPushButton</w:t>
-              <w:br/>
-              <w:t>• Bắt sự kiện .clicked.connect()</w:t>
-              <w:br/>
-              <w:t>• Undo/Redo dùng 2 Stack (LIFO) - đảo ngược thao tác</w:t>
-              <w:br/>
-              <w:t>• Giỏ hàng dùng Queue (FIFO)</w:t>
-              <w:br/>
-              <w:t>• Thống kê: duyệt DSLK + tính tổng = sum(tinh_gia_ban × so_luong)</w:t>
-              <w:br/>
-              <w:t>• Phân quyền: ẩn nút Xóa theo self.nguoi_dung.la_admin()</w:t>
-            </w:r>
-          </w:p>
-        </w:tc>
-      </w:tr>
-      <w:tr>
-        <w:tc>
-          <w:tcPr>
-            <w:tcW w:type="dxa" w:w="2268"/>
-            <w:tcBorders>
-              <w:top w:val="single" w:sz="6" w:color="047857"/>
-              <w:left w:val="single" w:sz="6" w:color="047857"/>
-              <w:bottom w:val="single" w:sz="6" w:color="047857"/>
-              <w:right w:val="single" w:sz="6" w:color="047857"/>
-            </w:tcBorders>
-            <w:shd w:val="clear" w:color="auto" w:fill="F9FAFB"/>
-          </w:tcPr>
-          <w:p>
-            <w:r/>
-            <w:r>
-              <w:rPr>
-                <w:rFonts w:ascii="Consolas" w:hAnsi="Consolas"/>
-                <w:b/>
-                <w:sz w:val="20"/>
-              </w:rPr>
-              <w:t>main.py</w:t>
-            </w:r>
-          </w:p>
-        </w:tc>
-        <w:tc>
-          <w:tcPr>
-            <w:tcW w:type="dxa" w:w="2551"/>
-            <w:tcBorders>
-              <w:top w:val="single" w:sz="6" w:color="047857"/>
-              <w:left w:val="single" w:sz="6" w:color="047857"/>
-              <w:bottom w:val="single" w:sz="6" w:color="047857"/>
-              <w:right w:val="single" w:sz="6" w:color="047857"/>
-            </w:tcBorders>
-            <w:shd w:val="clear" w:color="auto" w:fill="F9FAFB"/>
-          </w:tcPr>
-          <w:p>
-            <w:r/>
-            <w:r>
-              <w:rPr>
-                <w:sz w:val="20"/>
-              </w:rPr>
-              <w:t>Entry point của chương trình. Khởi tạo QApplication, áp style toàn cục (QSS giống CSS), vòng lặp while True: hiện dialog đăng nhập → mở CuaSoChinh → khi đóng thì quay lại đăng nhập.</w:t>
-            </w:r>
-          </w:p>
-        </w:tc>
-        <w:tc>
-          <w:tcPr>
-            <w:tcW w:type="dxa" w:w="1134"/>
-            <w:tcBorders>
-              <w:top w:val="single" w:sz="6" w:color="047857"/>
-              <w:left w:val="single" w:sz="6" w:color="047857"/>
-              <w:bottom w:val="single" w:sz="6" w:color="047857"/>
-              <w:right w:val="single" w:sz="6" w:color="047857"/>
-            </w:tcBorders>
-            <w:shd w:val="clear" w:color="auto" w:fill="F9FAFB"/>
-          </w:tcPr>
-          <w:p>
-            <w:pPr>
-              <w:jc w:val="center"/>
-            </w:pPr>
-            <w:r/>
-            <w:r>
-              <w:rPr>
-                <w:sz w:val="20"/>
-              </w:rPr>
-              <w:t>★★</w:t>
-            </w:r>
-          </w:p>
-        </w:tc>
-        <w:tc>
-          <w:tcPr>
-            <w:tcW w:type="dxa" w:w="3402"/>
-            <w:tcBorders>
-              <w:top w:val="single" w:sz="6" w:color="047857"/>
-              <w:left w:val="single" w:sz="6" w:color="047857"/>
-              <w:bottom w:val="single" w:sz="6" w:color="047857"/>
-              <w:right w:val="single" w:sz="6" w:color="047857"/>
-            </w:tcBorders>
-            <w:shd w:val="clear" w:color="auto" w:fill="F9FAFB"/>
-          </w:tcPr>
-          <w:p>
-            <w:r/>
-            <w:r>
-              <w:rPr>
-                <w:sz w:val="20"/>
-              </w:rPr>
-              <w:t>• QApplication (bắt buộc có 1 instance)</w:t>
-              <w:br/>
-              <w:t>• Style sheet (QSS) toàn cục</w:t>
-              <w:br/>
-              <w:t>• Vòng lặp đăng nhập: while True + dialog</w:t>
-            </w:r>
-          </w:p>
-        </w:tc>
-      </w:tr>
-      <w:tr>
-        <w:tc>
-          <w:tcPr>
-            <w:tcW w:type="dxa" w:w="2268"/>
-            <w:tcBorders>
-              <w:top w:val="single" w:sz="6" w:color="047857"/>
-              <w:left w:val="single" w:sz="6" w:color="047857"/>
-              <w:bottom w:val="single" w:sz="6" w:color="047857"/>
-              <w:right w:val="single" w:sz="6" w:color="047857"/>
-            </w:tcBorders>
-            <w:shd w:val="clear" w:color="auto" w:fill="F9FAFB"/>
-          </w:tcPr>
-          <w:p>
-            <w:r/>
-            <w:r>
-              <w:rPr>
-                <w:rFonts w:ascii="Consolas" w:hAnsi="Consolas"/>
-                <w:b/>
-                <w:sz w:val="20"/>
-              </w:rPr>
-              <w:t>do_an_pyqt6/README.md</w:t>
-            </w:r>
-          </w:p>
-        </w:tc>
-        <w:tc>
-          <w:tcPr>
-            <w:tcW w:type="dxa" w:w="2551"/>
-            <w:tcBorders>
-              <w:top w:val="single" w:sz="6" w:color="047857"/>
-              <w:left w:val="single" w:sz="6" w:color="047857"/>
-              <w:bottom w:val="single" w:sz="6" w:color="047857"/>
-              <w:right w:val="single" w:sz="6" w:color="047857"/>
-            </w:tcBorders>
-            <w:shd w:val="clear" w:color="auto" w:fill="F9FAFB"/>
-          </w:tcPr>
-          <w:p>
-            <w:r/>
-            <w:r>
-              <w:rPr>
-                <w:sz w:val="20"/>
-              </w:rPr>
-              <w:t>Tài liệu hướng dẫn bằng tiếng Việt: giới thiệu đồ án, 5 tính năng mở rộng, cấu trúc thư mục, cách chạy chương trình.</w:t>
-            </w:r>
-          </w:p>
-        </w:tc>
-        <w:tc>
-          <w:tcPr>
-            <w:tcW w:type="dxa" w:w="1134"/>
-            <w:tcBorders>
-              <w:top w:val="single" w:sz="6" w:color="047857"/>
-              <w:left w:val="single" w:sz="6" w:color="047857"/>
-              <w:bottom w:val="single" w:sz="6" w:color="047857"/>
-              <w:right w:val="single" w:sz="6" w:color="047857"/>
-            </w:tcBorders>
-            <w:shd w:val="clear" w:color="auto" w:fill="F9FAFB"/>
-          </w:tcPr>
-          <w:p>
-            <w:pPr>
-              <w:jc w:val="center"/>
-            </w:pPr>
-            <w:r/>
-            <w:r>
-              <w:rPr>
-                <w:sz w:val="20"/>
-              </w:rPr>
-              <w:t>★★</w:t>
-            </w:r>
-          </w:p>
-        </w:tc>
-        <w:tc>
-          <w:tcPr>
-            <w:tcW w:type="dxa" w:w="3402"/>
-            <w:tcBorders>
-              <w:top w:val="single" w:sz="6" w:color="047857"/>
-              <w:left w:val="single" w:sz="6" w:color="047857"/>
-              <w:bottom w:val="single" w:sz="6" w:color="047857"/>
-              <w:right w:val="single" w:sz="6" w:color="047857"/>
-            </w:tcBorders>
-            <w:shd w:val="clear" w:color="auto" w:fill="F9FAFB"/>
-          </w:tcPr>
-          <w:p>
-            <w:r/>
-            <w:r>
-              <w:rPr>
-                <w:sz w:val="20"/>
-              </w:rPr>
-              <w:t>• Cách viết README Markdown</w:t>
-              <w:br/>
-              <w:t>• Tóm tắt kiến trúc đồ án</w:t>
-            </w:r>
-          </w:p>
-        </w:tc>
-      </w:tr>
-    </w:tbl>
-    <w:p/>
-    <w:p>
-      <w:r>
-        <w:br w:type="page"/>
-      </w:r>
-    </w:p>
-    <w:p>
-      <w:r>
-        <w:rPr>
-          <w:b/>
-          <w:color w:val="1D4E89"/>
-          <w:sz w:val="36"/>
-        </w:rPr>
-        <w:t>PHẦN CỦA: BÙI GIA NGỌ</w:t>
-      </w:r>
-    </w:p>
-    <w:p>
-      <w:r>
-        <w:rPr>
-          <w:i/>
-          <w:color w:val="6B7280"/>
-          <w:sz w:val="24"/>
-        </w:rPr>
-        <w:t>Vai trò: Thành viên — phụ trách Stack + SQLite + Phân quyền + Test</w:t>
-      </w:r>
-    </w:p>
-    <w:p/>
-    <w:tbl>
-      <w:tblPr>
-        <w:tblW w:type="auto" w:w="0"/>
-        <w:tblLayout w:type="fixed"/>
-        <w:tblLook w:firstColumn="1" w:firstRow="1" w:lastColumn="0" w:lastRow="0" w:noHBand="0" w:noVBand="1" w:val="04A0"/>
-      </w:tblPr>
-      <w:tblGrid>
-        <w:gridCol w:w="2268"/>
-        <w:gridCol w:w="2551"/>
-        <w:gridCol w:w="1134"/>
-        <w:gridCol w:w="3402"/>
-      </w:tblGrid>
-      <w:tr>
-        <w:tc>
-          <w:tcPr>
-            <w:tcW w:type="dxa" w:w="2436"/>
-            <w:shd w:val="clear" w:color="auto" w:fill="1D4E89"/>
-            <w:tcBorders>
-              <w:top w:val="single" w:sz="6" w:color="047857"/>
-              <w:left w:val="single" w:sz="6" w:color="047857"/>
-              <w:bottom w:val="single" w:sz="6" w:color="047857"/>
-              <w:right w:val="single" w:sz="6" w:color="047857"/>
+              <w:top w:val="single" w:sz="4" w:color="808080"/>
+              <w:left w:val="single" w:sz="4" w:color="808080"/>
+              <w:bottom w:val="single" w:sz="4" w:color="808080"/>
+              <w:right w:val="single" w:sz="4" w:color="808080"/>
             </w:tcBorders>
           </w:tcPr>
           <w:p>
@@ -2700,23 +2150,108 @@
             <w:r/>
             <w:r>
               <w:rPr>
+                <w:rFonts w:ascii="Times New Roman" w:hAnsi="Times New Roman" w:cs="Times New Roman" w:eastAsia="Times New Roman"/>
                 <w:b/>
-                <w:color w:val="FFFFFF"/>
                 <w:sz w:val="22"/>
               </w:rPr>
-              <w:t>File</w:t>
+              <w:t>cn01</w:t>
             </w:r>
           </w:p>
         </w:tc>
         <w:tc>
           <w:tcPr>
-            <w:tcW w:type="dxa" w:w="2436"/>
-            <w:shd w:val="clear" w:color="auto" w:fill="1D4E89"/>
+            <w:tcW w:type="dxa" w:w="1994"/>
+            <w:vAlign w:val="center"/>
+            <w:shd w:val="clear" w:color="auto" w:fill="FFE699"/>
             <w:tcBorders>
-              <w:top w:val="single" w:sz="6" w:color="047857"/>
-              <w:left w:val="single" w:sz="6" w:color="047857"/>
-              <w:bottom w:val="single" w:sz="6" w:color="047857"/>
-              <w:right w:val="single" w:sz="6" w:color="047857"/>
+              <w:top w:val="single" w:sz="4" w:color="808080"/>
+              <w:left w:val="single" w:sz="4" w:color="808080"/>
+              <w:bottom w:val="single" w:sz="4" w:color="808080"/>
+              <w:right w:val="single" w:sz="4" w:color="808080"/>
+            </w:tcBorders>
+          </w:tcPr>
+          <w:p>
+            <w:pPr>
+              <w:jc w:val="left"/>
+            </w:pPr>
+            <w:r/>
+            <w:r>
+              <w:rPr>
+                <w:rFonts w:ascii="Times New Roman" w:hAnsi="Times New Roman" w:cs="Times New Roman" w:eastAsia="Times New Roman"/>
+                <w:b/>
+                <w:sz w:val="22"/>
+              </w:rPr>
+              <w:t>Đăng nhập + phân quyền</w:t>
+            </w:r>
+          </w:p>
+        </w:tc>
+        <w:tc>
+          <w:tcPr>
+            <w:tcW w:type="dxa" w:w="1994"/>
+            <w:vAlign w:val="center"/>
+            <w:shd w:val="clear" w:color="auto" w:fill="FFE699"/>
+            <w:tcBorders>
+              <w:top w:val="single" w:sz="4" w:color="808080"/>
+              <w:left w:val="single" w:sz="4" w:color="808080"/>
+              <w:bottom w:val="single" w:sz="4" w:color="808080"/>
+              <w:right w:val="single" w:sz="4" w:color="808080"/>
+            </w:tcBorders>
+          </w:tcPr>
+          <w:p>
+            <w:pPr>
+              <w:jc w:val="left"/>
+            </w:pPr>
+            <w:r/>
+            <w:r>
+              <w:rPr>
+                <w:rFonts w:ascii="Times New Roman" w:hAnsi="Times New Roman" w:cs="Times New Roman" w:eastAsia="Times New Roman"/>
+                <w:b w:val="0"/>
+                <w:sz w:val="22"/>
+              </w:rPr>
+              <w:t>Folder: cn01_dang_nhap_phan_quyen</w:t>
+              <w:br/>
+              <w:br/>
+              <w:t>Form đăng nhập Tkinter (entry tên + mật khẩu + nút Đăng nhập). Khi nhấn Đăng nhập → query SQLite kiểm tra user → nếu OK lưu phiên + mở cửa sổ chính, nếu sai báo lỗi. Phân quyền: admin (toàn quyền) / nhanvien (không được xóa). 3 file: dang_nhap_tt.py (gọi ket_noi_sqlite + nguoi_dung), dang_nhap_ui.py (vẽ form), dang_nhap_dk.py (gắn sự kiện).</w:t>
+            </w:r>
+          </w:p>
+        </w:tc>
+        <w:tc>
+          <w:tcPr>
+            <w:tcW w:type="dxa" w:w="1994"/>
+            <w:vAlign w:val="center"/>
+            <w:shd w:val="clear" w:color="auto" w:fill="FFE699"/>
+            <w:tcBorders>
+              <w:top w:val="single" w:sz="4" w:color="808080"/>
+              <w:left w:val="single" w:sz="4" w:color="808080"/>
+              <w:bottom w:val="single" w:sz="4" w:color="808080"/>
+              <w:right w:val="single" w:sz="4" w:color="808080"/>
+            </w:tcBorders>
+          </w:tcPr>
+          <w:p>
+            <w:pPr>
+              <w:jc w:val="left"/>
+            </w:pPr>
+            <w:r/>
+            <w:r>
+              <w:rPr>
+                <w:rFonts w:ascii="Times New Roman" w:hAnsi="Times New Roman" w:cs="Times New Roman" w:eastAsia="Times New Roman"/>
+                <w:b w:val="0"/>
+                <w:sz w:val="22"/>
+              </w:rPr>
+              <w:t>Dễ — giao diện đơn giản + 1 query SQLite.</w:t>
+            </w:r>
+          </w:p>
+        </w:tc>
+        <w:tc>
+          <w:tcPr>
+            <w:tcW w:type="dxa" w:w="1994"/>
+            <w:vAlign w:val="center"/>
+            <w:shd w:val="clear" w:color="auto" w:fill="FFE699"/>
+            <w:tcBorders>
+              <w:top w:val="single" w:sz="4" w:color="808080"/>
+              <w:left w:val="single" w:sz="4" w:color="808080"/>
+              <w:bottom w:val="single" w:sz="4" w:color="808080"/>
+              <w:right w:val="single" w:sz="4" w:color="808080"/>
             </w:tcBorders>
           </w:tcPr>
           <w:p>
@@ -2726,23 +2261,26 @@
             <w:r/>
             <w:r>
               <w:rPr>
+                <w:rFonts w:ascii="Times New Roman" w:hAnsi="Times New Roman" w:cs="Times New Roman" w:eastAsia="Times New Roman"/>
                 <w:b/>
-                <w:color w:val="FFFFFF"/>
                 <w:sz w:val="22"/>
               </w:rPr>
-              <w:t>Nội dung file</w:t>
+              <w:t>Ngọ</w:t>
             </w:r>
           </w:p>
         </w:tc>
+      </w:tr>
+      <w:tr>
         <w:tc>
           <w:tcPr>
-            <w:tcW w:type="dxa" w:w="2436"/>
-            <w:shd w:val="clear" w:color="auto" w:fill="1D4E89"/>
+            <w:tcW w:type="dxa" w:w="1994"/>
+            <w:vAlign w:val="center"/>
+            <w:shd w:val="clear" w:color="auto" w:fill="FFE699"/>
             <w:tcBorders>
-              <w:top w:val="single" w:sz="6" w:color="047857"/>
-              <w:left w:val="single" w:sz="6" w:color="047857"/>
-              <w:bottom w:val="single" w:sz="6" w:color="047857"/>
-              <w:right w:val="single" w:sz="6" w:color="047857"/>
+              <w:top w:val="single" w:sz="4" w:color="808080"/>
+              <w:left w:val="single" w:sz="4" w:color="808080"/>
+              <w:bottom w:val="single" w:sz="4" w:color="808080"/>
+              <w:right w:val="single" w:sz="4" w:color="808080"/>
             </w:tcBorders>
           </w:tcPr>
           <w:p>
@@ -2752,23 +2290,108 @@
             <w:r/>
             <w:r>
               <w:rPr>
+                <w:rFonts w:ascii="Times New Roman" w:hAnsi="Times New Roman" w:cs="Times New Roman" w:eastAsia="Times New Roman"/>
                 <w:b/>
-                <w:color w:val="FFFFFF"/>
                 <w:sz w:val="22"/>
               </w:rPr>
-              <w:t>Độ khó</w:t>
+              <w:t>cn02</w:t>
             </w:r>
           </w:p>
         </w:tc>
         <w:tc>
           <w:tcPr>
-            <w:tcW w:type="dxa" w:w="2436"/>
-            <w:shd w:val="clear" w:color="auto" w:fill="1D4E89"/>
+            <w:tcW w:type="dxa" w:w="1994"/>
+            <w:vAlign w:val="center"/>
+            <w:shd w:val="clear" w:color="auto" w:fill="FFE699"/>
             <w:tcBorders>
-              <w:top w:val="single" w:sz="6" w:color="047857"/>
-              <w:left w:val="single" w:sz="6" w:color="047857"/>
-              <w:bottom w:val="single" w:sz="6" w:color="047857"/>
-              <w:right w:val="single" w:sz="6" w:color="047857"/>
+              <w:top w:val="single" w:sz="4" w:color="808080"/>
+              <w:left w:val="single" w:sz="4" w:color="808080"/>
+              <w:bottom w:val="single" w:sz="4" w:color="808080"/>
+              <w:right w:val="single" w:sz="4" w:color="808080"/>
+            </w:tcBorders>
+          </w:tcPr>
+          <w:p>
+            <w:pPr>
+              <w:jc w:val="left"/>
+            </w:pPr>
+            <w:r/>
+            <w:r>
+              <w:rPr>
+                <w:rFonts w:ascii="Times New Roman" w:hAnsi="Times New Roman" w:cs="Times New Roman" w:eastAsia="Times New Roman"/>
+                <w:b/>
+                <w:sz w:val="22"/>
+              </w:rPr>
+              <w:t>Đọc danh sách mặt hàng</w:t>
+            </w:r>
+          </w:p>
+        </w:tc>
+        <w:tc>
+          <w:tcPr>
+            <w:tcW w:type="dxa" w:w="1994"/>
+            <w:vAlign w:val="center"/>
+            <w:shd w:val="clear" w:color="auto" w:fill="FFE699"/>
+            <w:tcBorders>
+              <w:top w:val="single" w:sz="4" w:color="808080"/>
+              <w:left w:val="single" w:sz="4" w:color="808080"/>
+              <w:bottom w:val="single" w:sz="4" w:color="808080"/>
+              <w:right w:val="single" w:sz="4" w:color="808080"/>
+            </w:tcBorders>
+          </w:tcPr>
+          <w:p>
+            <w:pPr>
+              <w:jc w:val="left"/>
+            </w:pPr>
+            <w:r/>
+            <w:r>
+              <w:rPr>
+                <w:rFonts w:ascii="Times New Roman" w:hAnsi="Times New Roman" w:cs="Times New Roman" w:eastAsia="Times New Roman"/>
+                <w:b w:val="0"/>
+                <w:sz w:val="22"/>
+              </w:rPr>
+              <w:t>Folder: cn02_doc_danh_sach</w:t>
+              <w:br/>
+              <w:br/>
+              <w:t>Đọc tất cả mặt hàng từ SQLite → tạo đối tượng OOP (MatHang/Sach/TapChi...) → đưa vào DSLK đôi → hiển thị lên bảng Treeview Tkinter (cột: mã, tên, loại, giá). 3 file: doc_danh_sach_tt.py, doc_danh_sach_ui.py, doc_danh_sach_dk.py.</w:t>
+            </w:r>
+          </w:p>
+        </w:tc>
+        <w:tc>
+          <w:tcPr>
+            <w:tcW w:type="dxa" w:w="1994"/>
+            <w:vAlign w:val="center"/>
+            <w:shd w:val="clear" w:color="auto" w:fill="FFE699"/>
+            <w:tcBorders>
+              <w:top w:val="single" w:sz="4" w:color="808080"/>
+              <w:left w:val="single" w:sz="4" w:color="808080"/>
+              <w:bottom w:val="single" w:sz="4" w:color="808080"/>
+              <w:right w:val="single" w:sz="4" w:color="808080"/>
+            </w:tcBorders>
+          </w:tcPr>
+          <w:p>
+            <w:pPr>
+              <w:jc w:val="left"/>
+            </w:pPr>
+            <w:r/>
+            <w:r>
+              <w:rPr>
+                <w:rFonts w:ascii="Times New Roman" w:hAnsi="Times New Roman" w:cs="Times New Roman" w:eastAsia="Times New Roman"/>
+                <w:b w:val="0"/>
+                <w:sz w:val="22"/>
+              </w:rPr>
+              <w:t>Dễ — duyệt kết quả query + đổ vào Treeview.</w:t>
+            </w:r>
+          </w:p>
+        </w:tc>
+        <w:tc>
+          <w:tcPr>
+            <w:tcW w:type="dxa" w:w="1994"/>
+            <w:vAlign w:val="center"/>
+            <w:shd w:val="clear" w:color="auto" w:fill="FFE699"/>
+            <w:tcBorders>
+              <w:top w:val="single" w:sz="4" w:color="808080"/>
+              <w:left w:val="single" w:sz="4" w:color="808080"/>
+              <w:bottom w:val="single" w:sz="4" w:color="808080"/>
+              <w:right w:val="single" w:sz="4" w:color="808080"/>
             </w:tcBorders>
           </w:tcPr>
           <w:p>
@@ -2778,11 +2401,11 @@
             <w:r/>
             <w:r>
               <w:rPr>
+                <w:rFonts w:ascii="Times New Roman" w:hAnsi="Times New Roman" w:cs="Times New Roman" w:eastAsia="Times New Roman"/>
                 <w:b/>
-                <w:color w:val="FFFFFF"/>
                 <w:sz w:val="22"/>
               </w:rPr>
-              <w:t>Kiến thức cần học đi thi</w:t>
+              <w:t>Ngọ</w:t>
             </w:r>
           </w:p>
         </w:tc>
@@ -2790,443 +2413,14 @@
       <w:tr>
         <w:tc>
           <w:tcPr>
-            <w:tcW w:type="dxa" w:w="2268"/>
+            <w:tcW w:type="dxa" w:w="1994"/>
+            <w:vAlign w:val="center"/>
+            <w:shd w:val="clear" w:color="auto" w:fill="BDD7EE"/>
             <w:tcBorders>
-              <w:top w:val="single" w:sz="6" w:color="047857"/>
-              <w:left w:val="single" w:sz="6" w:color="047857"/>
-              <w:bottom w:val="single" w:sz="6" w:color="047857"/>
-              <w:right w:val="single" w:sz="6" w:color="047857"/>
-            </w:tcBorders>
-            <w:shd w:val="clear" w:color="auto" w:fill="F9FAFB"/>
-          </w:tcPr>
-          <w:p>
-            <w:r/>
-            <w:r>
-              <w:rPr>
-                <w:rFonts w:ascii="Consolas" w:hAnsi="Consolas"/>
-                <w:b/>
-                <w:sz w:val="20"/>
-              </w:rPr>
-              <w:t>models/ngan_xep.py</w:t>
-            </w:r>
-          </w:p>
-        </w:tc>
-        <w:tc>
-          <w:tcPr>
-            <w:tcW w:type="dxa" w:w="2551"/>
-            <w:tcBorders>
-              <w:top w:val="single" w:sz="6" w:color="047857"/>
-              <w:left w:val="single" w:sz="6" w:color="047857"/>
-              <w:bottom w:val="single" w:sz="6" w:color="047857"/>
-              <w:right w:val="single" w:sz="6" w:color="047857"/>
-            </w:tcBorders>
-            <w:shd w:val="clear" w:color="auto" w:fill="F9FAFB"/>
-          </w:tcPr>
-          <w:p>
-            <w:r/>
-            <w:r>
-              <w:rPr>
-                <w:sz w:val="20"/>
-              </w:rPr>
-              <w:t>Cài đặt cấu trúc Stack (LIFO) bằng con trỏ. Lớp NutNganXep có du_lieu + duoi. Lớp NganXep có 5 phương thức: day_vao (push), lay_ra (pop), xem_dinh (peek), rong, xoa_tat_ca.</w:t>
-            </w:r>
-          </w:p>
-        </w:tc>
-        <w:tc>
-          <w:tcPr>
-            <w:tcW w:type="dxa" w:w="1134"/>
-            <w:tcBorders>
-              <w:top w:val="single" w:sz="6" w:color="047857"/>
-              <w:left w:val="single" w:sz="6" w:color="047857"/>
-              <w:bottom w:val="single" w:sz="6" w:color="047857"/>
-              <w:right w:val="single" w:sz="6" w:color="047857"/>
-            </w:tcBorders>
-            <w:shd w:val="clear" w:color="auto" w:fill="F9FAFB"/>
-          </w:tcPr>
-          <w:p>
-            <w:pPr>
-              <w:jc w:val="center"/>
-            </w:pPr>
-            <w:r/>
-            <w:r>
-              <w:rPr>
-                <w:sz w:val="20"/>
-              </w:rPr>
-              <w:t>★★★</w:t>
-            </w:r>
-          </w:p>
-        </w:tc>
-        <w:tc>
-          <w:tcPr>
-            <w:tcW w:type="dxa" w:w="3402"/>
-            <w:tcBorders>
-              <w:top w:val="single" w:sz="6" w:color="047857"/>
-              <w:left w:val="single" w:sz="6" w:color="047857"/>
-              <w:bottom w:val="single" w:sz="6" w:color="047857"/>
-              <w:right w:val="single" w:sz="6" w:color="047857"/>
-            </w:tcBorders>
-            <w:shd w:val="clear" w:color="auto" w:fill="F9FAFB"/>
-          </w:tcPr>
-          <w:p>
-            <w:r/>
-            <w:r>
-              <w:rPr>
-                <w:sz w:val="20"/>
-              </w:rPr>
-              <w:t>• STACK - cấu trúc LIFO (Last In First Out)</w:t>
-              <w:br/>
-              <w:t>• Tưởng tượng như CHỒNG ĐĨA</w:t>
-              <w:br/>
-              <w:t>• 3 thao tác: PUSH / POP / PEEK</w:t>
-              <w:br/>
-              <w:t>• Cài đặt bằng con trỏ (mỗi Node trỏ xuống Node bên dưới)</w:t>
-              <w:br/>
-              <w:t>• Ứng dụng: tính năng UNDO/REDO</w:t>
-            </w:r>
-          </w:p>
-        </w:tc>
-      </w:tr>
-      <w:tr>
-        <w:tc>
-          <w:tcPr>
-            <w:tcW w:type="dxa" w:w="2268"/>
-            <w:tcBorders>
-              <w:top w:val="single" w:sz="6" w:color="047857"/>
-              <w:left w:val="single" w:sz="6" w:color="047857"/>
-              <w:bottom w:val="single" w:sz="6" w:color="047857"/>
-              <w:right w:val="single" w:sz="6" w:color="047857"/>
-            </w:tcBorders>
-            <w:shd w:val="clear" w:color="auto" w:fill="F9FAFB"/>
-          </w:tcPr>
-          <w:p>
-            <w:r/>
-            <w:r>
-              <w:rPr>
-                <w:rFonts w:ascii="Consolas" w:hAnsi="Consolas"/>
-                <w:b/>
-                <w:sz w:val="20"/>
-              </w:rPr>
-              <w:t>models/nguoi_dung.py</w:t>
-            </w:r>
-          </w:p>
-        </w:tc>
-        <w:tc>
-          <w:tcPr>
-            <w:tcW w:type="dxa" w:w="2551"/>
-            <w:tcBorders>
-              <w:top w:val="single" w:sz="6" w:color="047857"/>
-              <w:left w:val="single" w:sz="6" w:color="047857"/>
-              <w:bottom w:val="single" w:sz="6" w:color="047857"/>
-              <w:right w:val="single" w:sz="6" w:color="047857"/>
-            </w:tcBorders>
-            <w:shd w:val="clear" w:color="auto" w:fill="F9FAFB"/>
-          </w:tcPr>
-          <w:p>
-            <w:r/>
-            <w:r>
-              <w:rPr>
-                <w:sz w:val="20"/>
-              </w:rPr>
-              <w:t>Cài đặt lớp NguoiDung (ten_dang_nhap, mat_khau, quyen). Hàm kiem_tra_dang_nhap(ten, mk) duyệt danh sách tài khoản, trả về NguoiDung nếu đúng, None nếu sai. 2 tài khoản mẫu: admin/123, nhanvien/123.</w:t>
-            </w:r>
-          </w:p>
-        </w:tc>
-        <w:tc>
-          <w:tcPr>
-            <w:tcW w:type="dxa" w:w="1134"/>
-            <w:tcBorders>
-              <w:top w:val="single" w:sz="6" w:color="047857"/>
-              <w:left w:val="single" w:sz="6" w:color="047857"/>
-              <w:bottom w:val="single" w:sz="6" w:color="047857"/>
-              <w:right w:val="single" w:sz="6" w:color="047857"/>
-            </w:tcBorders>
-            <w:shd w:val="clear" w:color="auto" w:fill="F9FAFB"/>
-          </w:tcPr>
-          <w:p>
-            <w:pPr>
-              <w:jc w:val="center"/>
-            </w:pPr>
-            <w:r/>
-            <w:r>
-              <w:rPr>
-                <w:sz w:val="20"/>
-              </w:rPr>
-              <w:t>★★</w:t>
-            </w:r>
-          </w:p>
-        </w:tc>
-        <w:tc>
-          <w:tcPr>
-            <w:tcW w:type="dxa" w:w="3402"/>
-            <w:tcBorders>
-              <w:top w:val="single" w:sz="6" w:color="047857"/>
-              <w:left w:val="single" w:sz="6" w:color="047857"/>
-              <w:bottom w:val="single" w:sz="6" w:color="047857"/>
-              <w:right w:val="single" w:sz="6" w:color="047857"/>
-            </w:tcBorders>
-            <w:shd w:val="clear" w:color="auto" w:fill="F9FAFB"/>
-          </w:tcPr>
-          <w:p>
-            <w:r/>
-            <w:r>
-              <w:rPr>
-                <w:sz w:val="20"/>
-              </w:rPr>
-              <w:t>• Lớp + __init__ + method</w:t>
-              <w:br/>
-              <w:t>• Phân quyền: 2 vai trò (Admin / Nhân viên)</w:t>
-              <w:br/>
-              <w:t>• Đây là tính năng 'THÊM ĐIỂM' theo barem: Đăng nhập phân quyền</w:t>
-            </w:r>
-          </w:p>
-        </w:tc>
-      </w:tr>
-      <w:tr>
-        <w:tc>
-          <w:tcPr>
-            <w:tcW w:type="dxa" w:w="2268"/>
-            <w:tcBorders>
-              <w:top w:val="single" w:sz="6" w:color="047857"/>
-              <w:left w:val="single" w:sz="6" w:color="047857"/>
-              <w:bottom w:val="single" w:sz="6" w:color="047857"/>
-              <w:right w:val="single" w:sz="6" w:color="047857"/>
-            </w:tcBorders>
-            <w:shd w:val="clear" w:color="auto" w:fill="F9FAFB"/>
-          </w:tcPr>
-          <w:p>
-            <w:r/>
-            <w:r>
-              <w:rPr>
-                <w:rFonts w:ascii="Consolas" w:hAnsi="Consolas"/>
-                <w:b/>
-                <w:sz w:val="20"/>
-              </w:rPr>
-              <w:t>data/sqlite_db.py</w:t>
-            </w:r>
-          </w:p>
-        </w:tc>
-        <w:tc>
-          <w:tcPr>
-            <w:tcW w:type="dxa" w:w="2551"/>
-            <w:tcBorders>
-              <w:top w:val="single" w:sz="6" w:color="047857"/>
-              <w:left w:val="single" w:sz="6" w:color="047857"/>
-              <w:bottom w:val="single" w:sz="6" w:color="047857"/>
-              <w:right w:val="single" w:sz="6" w:color="047857"/>
-            </w:tcBorders>
-            <w:shd w:val="clear" w:color="auto" w:fill="F9FAFB"/>
-          </w:tcPr>
-          <w:p>
-            <w:r/>
-            <w:r>
-              <w:rPr>
-                <w:sz w:val="20"/>
-              </w:rPr>
-              <w:t>Thao tác CRUD với file SQLite. Bảng SanPham 7 cột. Khi đọc: dùng if/elif theo cột 'loai' để tạo đúng lớp con (Sach/TapChi/...). Khi ghi: xóa hết rồi INSERT lại. Có try/except để không crash.</w:t>
-            </w:r>
-          </w:p>
-        </w:tc>
-        <w:tc>
-          <w:tcPr>
-            <w:tcW w:type="dxa" w:w="1134"/>
-            <w:tcBorders>
-              <w:top w:val="single" w:sz="6" w:color="047857"/>
-              <w:left w:val="single" w:sz="6" w:color="047857"/>
-              <w:bottom w:val="single" w:sz="6" w:color="047857"/>
-              <w:right w:val="single" w:sz="6" w:color="047857"/>
-            </w:tcBorders>
-            <w:shd w:val="clear" w:color="auto" w:fill="F9FAFB"/>
-          </w:tcPr>
-          <w:p>
-            <w:pPr>
-              <w:jc w:val="center"/>
-            </w:pPr>
-            <w:r/>
-            <w:r>
-              <w:rPr>
-                <w:sz w:val="20"/>
-              </w:rPr>
-              <w:t>★★★</w:t>
-            </w:r>
-          </w:p>
-        </w:tc>
-        <w:tc>
-          <w:tcPr>
-            <w:tcW w:type="dxa" w:w="3402"/>
-            <w:tcBorders>
-              <w:top w:val="single" w:sz="6" w:color="047857"/>
-              <w:left w:val="single" w:sz="6" w:color="047857"/>
-              <w:bottom w:val="single" w:sz="6" w:color="047857"/>
-              <w:right w:val="single" w:sz="6" w:color="047857"/>
-            </w:tcBorders>
-            <w:shd w:val="clear" w:color="auto" w:fill="F9FAFB"/>
-          </w:tcPr>
-          <w:p>
-            <w:r/>
-            <w:r>
-              <w:rPr>
-                <w:sz w:val="20"/>
-              </w:rPr>
-              <w:t>• SQLite: CREATE TABLE, INSERT, DELETE, SELECT</w:t>
-              <w:br/>
-              <w:t>• Thư viện sqlite3: connect / cursor / execute / commit</w:t>
-              <w:br/>
-              <w:t>• Kết hợp OOP + CSDL: dùng đa hình khi đọc/ghi</w:t>
-              <w:br/>
-              <w:t>• Xử lý ngoại lệ try/except</w:t>
-            </w:r>
-          </w:p>
-        </w:tc>
-      </w:tr>
-      <w:tr>
-        <w:tc>
-          <w:tcPr>
-            <w:tcW w:type="dxa" w:w="2268"/>
-            <w:tcBorders>
-              <w:top w:val="single" w:sz="6" w:color="047857"/>
-              <w:left w:val="single" w:sz="6" w:color="047857"/>
-              <w:bottom w:val="single" w:sz="6" w:color="047857"/>
-              <w:right w:val="single" w:sz="6" w:color="047857"/>
-            </w:tcBorders>
-            <w:shd w:val="clear" w:color="auto" w:fill="F9FAFB"/>
-          </w:tcPr>
-          <w:p>
-            <w:r/>
-            <w:r>
-              <w:rPr>
-                <w:rFonts w:ascii="Consolas" w:hAnsi="Consolas"/>
-                <w:b/>
-                <w:sz w:val="20"/>
-              </w:rPr>
-              <w:t>test_app.py</w:t>
-            </w:r>
-          </w:p>
-        </w:tc>
-        <w:tc>
-          <w:tcPr>
-            <w:tcW w:type="dxa" w:w="2551"/>
-            <w:tcBorders>
-              <w:top w:val="single" w:sz="6" w:color="047857"/>
-              <w:left w:val="single" w:sz="6" w:color="047857"/>
-              <w:bottom w:val="single" w:sz="6" w:color="047857"/>
-              <w:right w:val="single" w:sz="6" w:color="047857"/>
-            </w:tcBorders>
-            <w:shd w:val="clear" w:color="auto" w:fill="F9FAFB"/>
-          </w:tcPr>
-          <w:p>
-            <w:r/>
-            <w:r>
-              <w:rPr>
-                <w:sz w:val="20"/>
-              </w:rPr>
-              <w:t>File kiểm thử. Test 10 mục: đa hình, DSLK (thêm/xóa/tìm/sắp), Stack LIFO, Queue FIFO (giỏ hàng + thanh toán), SQLite (lưu + đọc), Phân quyền (sai mk, sai tên, admin, nhân viên). Nếu in ra 'MỌI THỨ HOẠT ĐỘNG HOÀN HẢO!' là pass.</w:t>
-            </w:r>
-          </w:p>
-        </w:tc>
-        <w:tc>
-          <w:tcPr>
-            <w:tcW w:type="dxa" w:w="1134"/>
-            <w:tcBorders>
-              <w:top w:val="single" w:sz="6" w:color="047857"/>
-              <w:left w:val="single" w:sz="6" w:color="047857"/>
-              <w:bottom w:val="single" w:sz="6" w:color="047857"/>
-              <w:right w:val="single" w:sz="6" w:color="047857"/>
-            </w:tcBorders>
-            <w:shd w:val="clear" w:color="auto" w:fill="F9FAFB"/>
-          </w:tcPr>
-          <w:p>
-            <w:pPr>
-              <w:jc w:val="center"/>
-            </w:pPr>
-            <w:r/>
-            <w:r>
-              <w:rPr>
-                <w:sz w:val="20"/>
-              </w:rPr>
-              <w:t>★★★</w:t>
-            </w:r>
-          </w:p>
-        </w:tc>
-        <w:tc>
-          <w:tcPr>
-            <w:tcW w:type="dxa" w:w="3402"/>
-            <w:tcBorders>
-              <w:top w:val="single" w:sz="6" w:color="047857"/>
-              <w:left w:val="single" w:sz="6" w:color="047857"/>
-              <w:bottom w:val="single" w:sz="6" w:color="047857"/>
-              <w:right w:val="single" w:sz="6" w:color="047857"/>
-            </w:tcBorders>
-            <w:shd w:val="clear" w:color="auto" w:fill="F9FAFB"/>
-          </w:tcPr>
-          <w:p>
-            <w:r/>
-            <w:r>
-              <w:rPr>
-                <w:sz w:val="20"/>
-              </w:rPr>
-              <w:t>• Cách viết test case Python (gọi + in + assert)</w:t>
-              <w:br/>
-              <w:t>• Kiểm thử OOP đa hình (mỗi lớp con tính giá khác nhau)</w:t>
-              <w:br/>
-              <w:t>• Kiểm thử Stack LIFO (vào sau, ra trước)</w:t>
-              <w:br/>
-              <w:t>• Kiểm thử Queue FIFO (vào trước, ra trước)</w:t>
-              <w:br/>
-              <w:t>• Kiểm thử SQLite (đa hình còn giữ sau khi lưu/đọc)</w:t>
-            </w:r>
-          </w:p>
-        </w:tc>
-      </w:tr>
-    </w:tbl>
-    <w:p/>
-    <w:p>
-      <w:r>
-        <w:br w:type="page"/>
-      </w:r>
-    </w:p>
-    <w:p>
-      <w:r>
-        <w:rPr>
-          <w:b/>
-          <w:color w:val="B45309"/>
-          <w:sz w:val="36"/>
-        </w:rPr>
-        <w:t>PHẦN CỦA: PHAN ANH TÚ</w:t>
-      </w:r>
-    </w:p>
-    <w:p>
-      <w:r>
-        <w:rPr>
-          <w:i/>
-          <w:color w:val="6B7280"/>
-          <w:sz w:val="24"/>
-        </w:rPr>
-        <w:t>Vai trò: Thành viên — phụ trách OOP + Queue + các form phụ (phần dễ nhất)</w:t>
-      </w:r>
-    </w:p>
-    <w:p/>
-    <w:tbl>
-      <w:tblPr>
-        <w:tblW w:type="auto" w:w="0"/>
-        <w:tblLayout w:type="fixed"/>
-        <w:tblLook w:firstColumn="1" w:firstRow="1" w:lastColumn="0" w:lastRow="0" w:noHBand="0" w:noVBand="1" w:val="04A0"/>
-      </w:tblPr>
-      <w:tblGrid>
-        <w:gridCol w:w="2268"/>
-        <w:gridCol w:w="2551"/>
-        <w:gridCol w:w="1134"/>
-        <w:gridCol w:w="3402"/>
-      </w:tblGrid>
-      <w:tr>
-        <w:tc>
-          <w:tcPr>
-            <w:tcW w:type="dxa" w:w="2436"/>
-            <w:shd w:val="clear" w:color="auto" w:fill="B45309"/>
-            <w:tcBorders>
-              <w:top w:val="single" w:sz="6" w:color="047857"/>
-              <w:left w:val="single" w:sz="6" w:color="047857"/>
-              <w:bottom w:val="single" w:sz="6" w:color="047857"/>
-              <w:right w:val="single" w:sz="6" w:color="047857"/>
+              <w:top w:val="single" w:sz="4" w:color="808080"/>
+              <w:left w:val="single" w:sz="4" w:color="808080"/>
+              <w:bottom w:val="single" w:sz="4" w:color="808080"/>
+              <w:right w:val="single" w:sz="4" w:color="808080"/>
             </w:tcBorders>
           </w:tcPr>
           <w:p>
@@ -3236,23 +2430,108 @@
             <w:r/>
             <w:r>
               <w:rPr>
+                <w:rFonts w:ascii="Times New Roman" w:hAnsi="Times New Roman" w:cs="Times New Roman" w:eastAsia="Times New Roman"/>
                 <w:b/>
-                <w:color w:val="FFFFFF"/>
                 <w:sz w:val="22"/>
               </w:rPr>
-              <w:t>File</w:t>
+              <w:t>cn03</w:t>
             </w:r>
           </w:p>
         </w:tc>
         <w:tc>
           <w:tcPr>
-            <w:tcW w:type="dxa" w:w="2436"/>
-            <w:shd w:val="clear" w:color="auto" w:fill="B45309"/>
+            <w:tcW w:type="dxa" w:w="1994"/>
+            <w:vAlign w:val="center"/>
+            <w:shd w:val="clear" w:color="auto" w:fill="BDD7EE"/>
             <w:tcBorders>
-              <w:top w:val="single" w:sz="6" w:color="047857"/>
-              <w:left w:val="single" w:sz="6" w:color="047857"/>
-              <w:bottom w:val="single" w:sz="6" w:color="047857"/>
-              <w:right w:val="single" w:sz="6" w:color="047857"/>
+              <w:top w:val="single" w:sz="4" w:color="808080"/>
+              <w:left w:val="single" w:sz="4" w:color="808080"/>
+              <w:bottom w:val="single" w:sz="4" w:color="808080"/>
+              <w:right w:val="single" w:sz="4" w:color="808080"/>
+            </w:tcBorders>
+          </w:tcPr>
+          <w:p>
+            <w:pPr>
+              <w:jc w:val="left"/>
+            </w:pPr>
+            <w:r/>
+            <w:r>
+              <w:rPr>
+                <w:rFonts w:ascii="Times New Roman" w:hAnsi="Times New Roman" w:cs="Times New Roman" w:eastAsia="Times New Roman"/>
+                <w:b/>
+                <w:sz w:val="22"/>
+              </w:rPr>
+              <w:t>Thêm sản phẩm</w:t>
+            </w:r>
+          </w:p>
+        </w:tc>
+        <w:tc>
+          <w:tcPr>
+            <w:tcW w:type="dxa" w:w="1994"/>
+            <w:vAlign w:val="center"/>
+            <w:shd w:val="clear" w:color="auto" w:fill="BDD7EE"/>
+            <w:tcBorders>
+              <w:top w:val="single" w:sz="4" w:color="808080"/>
+              <w:left w:val="single" w:sz="4" w:color="808080"/>
+              <w:bottom w:val="single" w:sz="4" w:color="808080"/>
+              <w:right w:val="single" w:sz="4" w:color="808080"/>
+            </w:tcBorders>
+          </w:tcPr>
+          <w:p>
+            <w:pPr>
+              <w:jc w:val="left"/>
+            </w:pPr>
+            <w:r/>
+            <w:r>
+              <w:rPr>
+                <w:rFonts w:ascii="Times New Roman" w:hAnsi="Times New Roman" w:cs="Times New Roman" w:eastAsia="Times New Roman"/>
+                <w:b w:val="0"/>
+                <w:sz w:val="22"/>
+              </w:rPr>
+              <w:t>Folder: cn03_them_san_pham</w:t>
+              <w:br/>
+              <w:br/>
+              <w:t>Form thêm: chọn loại (Sách/Tạp chí/Báo giấy/Luận văn/Bản thảo) → các entry hiển thị theo loại (đa hình UI). Khi nhấn Thêm → tạo đối tượng OOP phù hợp → gọi SQLite insert → them_cuoi vào DSLK → push snapshot vào Stack undo. Có try/except bọc toàn bộ. 3 file: them_san_pham_tt.py / _ui.py / _dk.py.</w:t>
+            </w:r>
+          </w:p>
+        </w:tc>
+        <w:tc>
+          <w:tcPr>
+            <w:tcW w:type="dxa" w:w="1994"/>
+            <w:vAlign w:val="center"/>
+            <w:shd w:val="clear" w:color="auto" w:fill="BDD7EE"/>
+            <w:tcBorders>
+              <w:top w:val="single" w:sz="4" w:color="808080"/>
+              <w:left w:val="single" w:sz="4" w:color="808080"/>
+              <w:bottom w:val="single" w:sz="4" w:color="808080"/>
+              <w:right w:val="single" w:sz="4" w:color="808080"/>
+            </w:tcBorders>
+          </w:tcPr>
+          <w:p>
+            <w:pPr>
+              <w:jc w:val="left"/>
+            </w:pPr>
+            <w:r/>
+            <w:r>
+              <w:rPr>
+                <w:rFonts w:ascii="Times New Roman" w:hAnsi="Times New Roman" w:cs="Times New Roman" w:eastAsia="Times New Roman"/>
+                <w:b w:val="0"/>
+                <w:sz w:val="22"/>
+              </w:rPr>
+              <w:t>Trung bình — nhiều OOP + đa hình UI.</w:t>
+            </w:r>
+          </w:p>
+        </w:tc>
+        <w:tc>
+          <w:tcPr>
+            <w:tcW w:type="dxa" w:w="1994"/>
+            <w:vAlign w:val="center"/>
+            <w:shd w:val="clear" w:color="auto" w:fill="BDD7EE"/>
+            <w:tcBorders>
+              <w:top w:val="single" w:sz="4" w:color="808080"/>
+              <w:left w:val="single" w:sz="4" w:color="808080"/>
+              <w:bottom w:val="single" w:sz="4" w:color="808080"/>
+              <w:right w:val="single" w:sz="4" w:color="808080"/>
             </w:tcBorders>
           </w:tcPr>
           <w:p>
@@ -3262,23 +2541,26 @@
             <w:r/>
             <w:r>
               <w:rPr>
+                <w:rFonts w:ascii="Times New Roman" w:hAnsi="Times New Roman" w:cs="Times New Roman" w:eastAsia="Times New Roman"/>
                 <w:b/>
-                <w:color w:val="FFFFFF"/>
                 <w:sz w:val="22"/>
               </w:rPr>
-              <w:t>Nội dung file</w:t>
+              <w:t>Tú</w:t>
             </w:r>
           </w:p>
         </w:tc>
+      </w:tr>
+      <w:tr>
         <w:tc>
           <w:tcPr>
-            <w:tcW w:type="dxa" w:w="2436"/>
-            <w:shd w:val="clear" w:color="auto" w:fill="B45309"/>
+            <w:tcW w:type="dxa" w:w="1994"/>
+            <w:vAlign w:val="center"/>
+            <w:shd w:val="clear" w:color="auto" w:fill="BDD7EE"/>
             <w:tcBorders>
-              <w:top w:val="single" w:sz="6" w:color="047857"/>
-              <w:left w:val="single" w:sz="6" w:color="047857"/>
-              <w:bottom w:val="single" w:sz="6" w:color="047857"/>
-              <w:right w:val="single" w:sz="6" w:color="047857"/>
+              <w:top w:val="single" w:sz="4" w:color="808080"/>
+              <w:left w:val="single" w:sz="4" w:color="808080"/>
+              <w:bottom w:val="single" w:sz="4" w:color="808080"/>
+              <w:right w:val="single" w:sz="4" w:color="808080"/>
             </w:tcBorders>
           </w:tcPr>
           <w:p>
@@ -3288,23 +2570,108 @@
             <w:r/>
             <w:r>
               <w:rPr>
+                <w:rFonts w:ascii="Times New Roman" w:hAnsi="Times New Roman" w:cs="Times New Roman" w:eastAsia="Times New Roman"/>
                 <w:b/>
-                <w:color w:val="FFFFFF"/>
                 <w:sz w:val="22"/>
               </w:rPr>
-              <w:t>Độ khó</w:t>
+              <w:t>cn04</w:t>
             </w:r>
           </w:p>
         </w:tc>
         <w:tc>
           <w:tcPr>
-            <w:tcW w:type="dxa" w:w="2436"/>
-            <w:shd w:val="clear" w:color="auto" w:fill="B45309"/>
+            <w:tcW w:type="dxa" w:w="1994"/>
+            <w:vAlign w:val="center"/>
+            <w:shd w:val="clear" w:color="auto" w:fill="BDD7EE"/>
             <w:tcBorders>
-              <w:top w:val="single" w:sz="6" w:color="047857"/>
-              <w:left w:val="single" w:sz="6" w:color="047857"/>
-              <w:bottom w:val="single" w:sz="6" w:color="047857"/>
-              <w:right w:val="single" w:sz="6" w:color="047857"/>
+              <w:top w:val="single" w:sz="4" w:color="808080"/>
+              <w:left w:val="single" w:sz="4" w:color="808080"/>
+              <w:bottom w:val="single" w:sz="4" w:color="808080"/>
+              <w:right w:val="single" w:sz="4" w:color="808080"/>
+            </w:tcBorders>
+          </w:tcPr>
+          <w:p>
+            <w:pPr>
+              <w:jc w:val="left"/>
+            </w:pPr>
+            <w:r/>
+            <w:r>
+              <w:rPr>
+                <w:rFonts w:ascii="Times New Roman" w:hAnsi="Times New Roman" w:cs="Times New Roman" w:eastAsia="Times New Roman"/>
+                <w:b/>
+                <w:sz w:val="22"/>
+              </w:rPr>
+              <w:t>Sửa sản phẩm</w:t>
+            </w:r>
+          </w:p>
+        </w:tc>
+        <w:tc>
+          <w:tcPr>
+            <w:tcW w:type="dxa" w:w="1994"/>
+            <w:vAlign w:val="center"/>
+            <w:shd w:val="clear" w:color="auto" w:fill="BDD7EE"/>
+            <w:tcBorders>
+              <w:top w:val="single" w:sz="4" w:color="808080"/>
+              <w:left w:val="single" w:sz="4" w:color="808080"/>
+              <w:bottom w:val="single" w:sz="4" w:color="808080"/>
+              <w:right w:val="single" w:sz="4" w:color="808080"/>
+            </w:tcBorders>
+          </w:tcPr>
+          <w:p>
+            <w:pPr>
+              <w:jc w:val="left"/>
+            </w:pPr>
+            <w:r/>
+            <w:r>
+              <w:rPr>
+                <w:rFonts w:ascii="Times New Roman" w:hAnsi="Times New Roman" w:cs="Times New Roman" w:eastAsia="Times New Roman"/>
+                <w:b w:val="0"/>
+                <w:sz w:val="22"/>
+              </w:rPr>
+              <w:t>Folder: cn04_sua_san_pham</w:t>
+              <w:br/>
+              <w:br/>
+              <w:t>Chọn 1 hàng trong Treeview → mở form sửa (đã điền sẵn) → sửa → cập nhật SQLite → cập nhật DSLK → push snapshot cũ vào Stack undo. Có try/except. 3 file: sua_san_pham_tt.py / _ui.py / _dk.py.</w:t>
+            </w:r>
+          </w:p>
+        </w:tc>
+        <w:tc>
+          <w:tcPr>
+            <w:tcW w:type="dxa" w:w="1994"/>
+            <w:vAlign w:val="center"/>
+            <w:shd w:val="clear" w:color="auto" w:fill="BDD7EE"/>
+            <w:tcBorders>
+              <w:top w:val="single" w:sz="4" w:color="808080"/>
+              <w:left w:val="single" w:sz="4" w:color="808080"/>
+              <w:bottom w:val="single" w:sz="4" w:color="808080"/>
+              <w:right w:val="single" w:sz="4" w:color="808080"/>
+            </w:tcBorders>
+          </w:tcPr>
+          <w:p>
+            <w:pPr>
+              <w:jc w:val="left"/>
+            </w:pPr>
+            <w:r/>
+            <w:r>
+              <w:rPr>
+                <w:rFonts w:ascii="Times New Roman" w:hAnsi="Times New Roman" w:cs="Times New Roman" w:eastAsia="Times New Roman"/>
+                <w:b w:val="0"/>
+                <w:sz w:val="22"/>
+              </w:rPr>
+              <w:t>Trung bình — phối hợp OOP + SQLite + Stack.</w:t>
+            </w:r>
+          </w:p>
+        </w:tc>
+        <w:tc>
+          <w:tcPr>
+            <w:tcW w:type="dxa" w:w="1994"/>
+            <w:vAlign w:val="center"/>
+            <w:shd w:val="clear" w:color="auto" w:fill="BDD7EE"/>
+            <w:tcBorders>
+              <w:top w:val="single" w:sz="4" w:color="808080"/>
+              <w:left w:val="single" w:sz="4" w:color="808080"/>
+              <w:bottom w:val="single" w:sz="4" w:color="808080"/>
+              <w:right w:val="single" w:sz="4" w:color="808080"/>
             </w:tcBorders>
           </w:tcPr>
           <w:p>
@@ -3314,11 +2681,11 @@
             <w:r/>
             <w:r>
               <w:rPr>
+                <w:rFonts w:ascii="Times New Roman" w:hAnsi="Times New Roman" w:cs="Times New Roman" w:eastAsia="Times New Roman"/>
                 <w:b/>
-                <w:color w:val="FFFFFF"/>
                 <w:sz w:val="22"/>
               </w:rPr>
-              <w:t>Kiến thức cần học đi thi</w:t>
+              <w:t>Tú</w:t>
             </w:r>
           </w:p>
         </w:tc>
@@ -3326,644 +2693,14 @@
       <w:tr>
         <w:tc>
           <w:tcPr>
-            <w:tcW w:type="dxa" w:w="2268"/>
+            <w:tcW w:type="dxa" w:w="1994"/>
+            <w:vAlign w:val="center"/>
+            <w:shd w:val="clear" w:color="auto" w:fill="BDD7EE"/>
             <w:tcBorders>
-              <w:top w:val="single" w:sz="6" w:color="047857"/>
-              <w:left w:val="single" w:sz="6" w:color="047857"/>
-              <w:bottom w:val="single" w:sz="6" w:color="047857"/>
-              <w:right w:val="single" w:sz="6" w:color="047857"/>
-            </w:tcBorders>
-            <w:shd w:val="clear" w:color="auto" w:fill="F9FAFB"/>
-          </w:tcPr>
-          <w:p>
-            <w:r/>
-            <w:r>
-              <w:rPr>
-                <w:rFonts w:ascii="Consolas" w:hAnsi="Consolas"/>
-                <w:b/>
-                <w:sz w:val="20"/>
-              </w:rPr>
-              <w:t>models/item.py</w:t>
-            </w:r>
-          </w:p>
-        </w:tc>
-        <w:tc>
-          <w:tcPr>
-            <w:tcW w:type="dxa" w:w="2551"/>
-            <w:tcBorders>
-              <w:top w:val="single" w:sz="6" w:color="047857"/>
-              <w:left w:val="single" w:sz="6" w:color="047857"/>
-              <w:bottom w:val="single" w:sz="6" w:color="047857"/>
-              <w:right w:val="single" w:sz="6" w:color="047857"/>
-            </w:tcBorders>
-            <w:shd w:val="clear" w:color="auto" w:fill="F9FAFB"/>
-          </w:tcPr>
-          <w:p>
-            <w:r/>
-            <w:r>
-              <w:rPr>
-                <w:sz w:val="20"/>
-              </w:rPr>
-              <w:t>Lớp cha MatHang. 4 thuộc tính chung: ma_so, ten, gia_co_ban, so_luong. Phương thức tinh_gia_ban() mặc định trả về gia_co_ban (sẽ bị lớp con ghi đè). Phương thức to_dict() để chuyển sang dict khi lưu SQLite.</w:t>
-            </w:r>
-          </w:p>
-        </w:tc>
-        <w:tc>
-          <w:tcPr>
-            <w:tcW w:type="dxa" w:w="1134"/>
-            <w:tcBorders>
-              <w:top w:val="single" w:sz="6" w:color="047857"/>
-              <w:left w:val="single" w:sz="6" w:color="047857"/>
-              <w:bottom w:val="single" w:sz="6" w:color="047857"/>
-              <w:right w:val="single" w:sz="6" w:color="047857"/>
-            </w:tcBorders>
-            <w:shd w:val="clear" w:color="auto" w:fill="F9FAFB"/>
-          </w:tcPr>
-          <w:p>
-            <w:pPr>
-              <w:jc w:val="center"/>
-            </w:pPr>
-            <w:r/>
-            <w:r>
-              <w:rPr>
-                <w:sz w:val="20"/>
-              </w:rPr>
-              <w:t>★</w:t>
-            </w:r>
-          </w:p>
-        </w:tc>
-        <w:tc>
-          <w:tcPr>
-            <w:tcW w:type="dxa" w:w="3402"/>
-            <w:tcBorders>
-              <w:top w:val="single" w:sz="6" w:color="047857"/>
-              <w:left w:val="single" w:sz="6" w:color="047857"/>
-              <w:bottom w:val="single" w:sz="6" w:color="047857"/>
-              <w:right w:val="single" w:sz="6" w:color="047857"/>
-            </w:tcBorders>
-            <w:shd w:val="clear" w:color="auto" w:fill="F9FAFB"/>
-          </w:tcPr>
-          <w:p>
-            <w:r/>
-            <w:r>
-              <w:rPr>
-                <w:sz w:val="20"/>
-              </w:rPr>
-              <w:t>• LỚP (Class) trong Python</w:t>
-              <w:br/>
-              <w:t>• Thuộc tính (attribute) + self</w:t>
-              <w:br/>
-              <w:t>• Phương thức (method)</w:t>
-              <w:br/>
-              <w:t>• Ép kiểu: str(), float(), int()</w:t>
-              <w:br/>
-              <w:t>• LỚP CHA - sẽ bị ghi đè (đa hình)</w:t>
-            </w:r>
-          </w:p>
-        </w:tc>
-      </w:tr>
-      <w:tr>
-        <w:tc>
-          <w:tcPr>
-            <w:tcW w:type="dxa" w:w="2268"/>
-            <w:tcBorders>
-              <w:top w:val="single" w:sz="6" w:color="047857"/>
-              <w:left w:val="single" w:sz="6" w:color="047857"/>
-              <w:bottom w:val="single" w:sz="6" w:color="047857"/>
-              <w:right w:val="single" w:sz="6" w:color="047857"/>
-            </w:tcBorders>
-            <w:shd w:val="clear" w:color="auto" w:fill="F9FAFB"/>
-          </w:tcPr>
-          <w:p>
-            <w:r/>
-            <w:r>
-              <w:rPr>
-                <w:rFonts w:ascii="Consolas" w:hAnsi="Consolas"/>
-                <w:b/>
-                <w:sz w:val="20"/>
-              </w:rPr>
-              <w:t>models/subclasses.py</w:t>
-            </w:r>
-          </w:p>
-        </w:tc>
-        <w:tc>
-          <w:tcPr>
-            <w:tcW w:type="dxa" w:w="2551"/>
-            <w:tcBorders>
-              <w:top w:val="single" w:sz="6" w:color="047857"/>
-              <w:left w:val="single" w:sz="6" w:color="047857"/>
-              <w:bottom w:val="single" w:sz="6" w:color="047857"/>
-              <w:right w:val="single" w:sz="6" w:color="047857"/>
-            </w:tcBorders>
-            <w:shd w:val="clear" w:color="auto" w:fill="F9FAFB"/>
-          </w:tcPr>
-          <w:p>
-            <w:r/>
-            <w:r>
-              <w:rPr>
-                <w:sz w:val="20"/>
-              </w:rPr>
-              <w:t>5 lớp con kế thừa MatHang: Sach, TapChi, Bao, LuanVan, BanThao. Mỗi lớp: gọi super().__init__() rồi thêm thuộc tính riêng, rồi GHI ĐÈ tinh_gia_ban() với công thức riêng (Sách ×1.20, Tạp chí ×0.90, Báo ×1.00, Luận văn ×1.30, Bản thảo ×1.50 hoặc ×1.20).</w:t>
-            </w:r>
-          </w:p>
-        </w:tc>
-        <w:tc>
-          <w:tcPr>
-            <w:tcW w:type="dxa" w:w="1134"/>
-            <w:tcBorders>
-              <w:top w:val="single" w:sz="6" w:color="047857"/>
-              <w:left w:val="single" w:sz="6" w:color="047857"/>
-              <w:bottom w:val="single" w:sz="6" w:color="047857"/>
-              <w:right w:val="single" w:sz="6" w:color="047857"/>
-            </w:tcBorders>
-            <w:shd w:val="clear" w:color="auto" w:fill="F9FAFB"/>
-          </w:tcPr>
-          <w:p>
-            <w:pPr>
-              <w:jc w:val="center"/>
-            </w:pPr>
-            <w:r/>
-            <w:r>
-              <w:rPr>
-                <w:sz w:val="20"/>
-              </w:rPr>
-              <w:t>★★</w:t>
-            </w:r>
-          </w:p>
-        </w:tc>
-        <w:tc>
-          <w:tcPr>
-            <w:tcW w:type="dxa" w:w="3402"/>
-            <w:tcBorders>
-              <w:top w:val="single" w:sz="6" w:color="047857"/>
-              <w:left w:val="single" w:sz="6" w:color="047857"/>
-              <w:bottom w:val="single" w:sz="6" w:color="047857"/>
-              <w:right w:val="single" w:sz="6" w:color="047857"/>
-            </w:tcBorders>
-            <w:shd w:val="clear" w:color="auto" w:fill="F9FAFB"/>
-          </w:tcPr>
-          <w:p>
-            <w:r/>
-            <w:r>
-              <w:rPr>
-                <w:sz w:val="20"/>
-              </w:rPr>
-              <w:t>• KẾ THỪA: class Sach(MatHang)</w:t>
-              <w:br/>
-              <w:t>• super().__init__(...) - gọi hàm tạo lớp cha</w:t>
-              <w:br/>
-              <w:t>• GHI ĐÈ (Override) phương thức</w:t>
-              <w:br/>
-              <w:t>• TÍNH ĐA HÌNH (Polymorphism) - HAY HỎI THI</w:t>
-              <w:br/>
-              <w:t>• Cùng lời gọi tinh_gia_ban() nhưng kết quả khác nhau</w:t>
-            </w:r>
-          </w:p>
-        </w:tc>
-      </w:tr>
-      <w:tr>
-        <w:tc>
-          <w:tcPr>
-            <w:tcW w:type="dxa" w:w="2268"/>
-            <w:tcBorders>
-              <w:top w:val="single" w:sz="6" w:color="047857"/>
-              <w:left w:val="single" w:sz="6" w:color="047857"/>
-              <w:bottom w:val="single" w:sz="6" w:color="047857"/>
-              <w:right w:val="single" w:sz="6" w:color="047857"/>
-            </w:tcBorders>
-            <w:shd w:val="clear" w:color="auto" w:fill="F9FAFB"/>
-          </w:tcPr>
-          <w:p>
-            <w:r/>
-            <w:r>
-              <w:rPr>
-                <w:rFonts w:ascii="Consolas" w:hAnsi="Consolas"/>
-                <w:b/>
-                <w:sz w:val="20"/>
-              </w:rPr>
-              <w:t>models/hang_doi.py</w:t>
-            </w:r>
-          </w:p>
-        </w:tc>
-        <w:tc>
-          <w:tcPr>
-            <w:tcW w:type="dxa" w:w="2551"/>
-            <w:tcBorders>
-              <w:top w:val="single" w:sz="6" w:color="047857"/>
-              <w:left w:val="single" w:sz="6" w:color="047857"/>
-              <w:bottom w:val="single" w:sz="6" w:color="047857"/>
-              <w:right w:val="single" w:sz="6" w:color="047857"/>
-            </w:tcBorders>
-            <w:shd w:val="clear" w:color="auto" w:fill="F9FAFB"/>
-          </w:tcPr>
-          <w:p>
-            <w:r/>
-            <w:r>
-              <w:rPr>
-                <w:sz w:val="20"/>
-              </w:rPr>
-              <w:t>Cài đặt Queue (FIFO) bằng con trỏ. Lớp NutHangDoi có du_lieu + sau. Lớp HangDoi có 2 con trỏ dau + cuoi. Các phương thức: them_vao (enqueue cuối), lay_ra (dequeue đầu), xem_danh_sach, xoa_theo_ma, rong, xoa_tat_ca.</w:t>
-            </w:r>
-          </w:p>
-        </w:tc>
-        <w:tc>
-          <w:tcPr>
-            <w:tcW w:type="dxa" w:w="1134"/>
-            <w:tcBorders>
-              <w:top w:val="single" w:sz="6" w:color="047857"/>
-              <w:left w:val="single" w:sz="6" w:color="047857"/>
-              <w:bottom w:val="single" w:sz="6" w:color="047857"/>
-              <w:right w:val="single" w:sz="6" w:color="047857"/>
-            </w:tcBorders>
-            <w:shd w:val="clear" w:color="auto" w:fill="F9FAFB"/>
-          </w:tcPr>
-          <w:p>
-            <w:pPr>
-              <w:jc w:val="center"/>
-            </w:pPr>
-            <w:r/>
-            <w:r>
-              <w:rPr>
-                <w:sz w:val="20"/>
-              </w:rPr>
-              <w:t>★★</w:t>
-            </w:r>
-          </w:p>
-        </w:tc>
-        <w:tc>
-          <w:tcPr>
-            <w:tcW w:type="dxa" w:w="3402"/>
-            <w:tcBorders>
-              <w:top w:val="single" w:sz="6" w:color="047857"/>
-              <w:left w:val="single" w:sz="6" w:color="047857"/>
-              <w:bottom w:val="single" w:sz="6" w:color="047857"/>
-              <w:right w:val="single" w:sz="6" w:color="047857"/>
-            </w:tcBorders>
-            <w:shd w:val="clear" w:color="auto" w:fill="F9FAFB"/>
-          </w:tcPr>
-          <w:p>
-            <w:r/>
-            <w:r>
-              <w:rPr>
-                <w:sz w:val="20"/>
-              </w:rPr>
-              <w:t>• QUEUE - cấu trúc FIFO (First In First Out)</w:t>
-              <w:br/>
-              <w:t>• Tưởng tượng như XẾP HÀNG MUA VÉ</w:t>
-              <w:br/>
-              <w:t>• 3 thao tác: ENQUEUE / DEQUEUE / PEEK</w:t>
-              <w:br/>
-              <w:t>• 2 con trỏ quản lý: dau (lấy ra) + cuoi (thêm vào)</w:t>
-              <w:br/>
-              <w:t>• Ứng dụng: GIỎ HÀNG (món nào thêm trước thanh toán trước)</w:t>
-              <w:br/>
-              <w:t>• Tính năng 'THÊM ĐIỂM' theo barem</w:t>
-            </w:r>
-          </w:p>
-        </w:tc>
-      </w:tr>
-      <w:tr>
-        <w:tc>
-          <w:tcPr>
-            <w:tcW w:type="dxa" w:w="2268"/>
-            <w:tcBorders>
-              <w:top w:val="single" w:sz="6" w:color="047857"/>
-              <w:left w:val="single" w:sz="6" w:color="047857"/>
-              <w:bottom w:val="single" w:sz="6" w:color="047857"/>
-              <w:right w:val="single" w:sz="6" w:color="047857"/>
-            </w:tcBorders>
-            <w:shd w:val="clear" w:color="auto" w:fill="F9FAFB"/>
-          </w:tcPr>
-          <w:p>
-            <w:r/>
-            <w:r>
-              <w:rPr>
-                <w:rFonts w:ascii="Consolas" w:hAnsi="Consolas"/>
-                <w:b/>
-                <w:sz w:val="20"/>
-              </w:rPr>
-              <w:t>ui/dialogs.py</w:t>
-            </w:r>
-          </w:p>
-        </w:tc>
-        <w:tc>
-          <w:tcPr>
-            <w:tcW w:type="dxa" w:w="2551"/>
-            <w:tcBorders>
-              <w:top w:val="single" w:sz="6" w:color="047857"/>
-              <w:left w:val="single" w:sz="6" w:color="047857"/>
-              <w:bottom w:val="single" w:sz="6" w:color="047857"/>
-              <w:right w:val="single" w:sz="6" w:color="047857"/>
-            </w:tcBorders>
-            <w:shd w:val="clear" w:color="auto" w:fill="F9FAFB"/>
-          </w:tcPr>
-          <w:p>
-            <w:r/>
-            <w:r>
-              <w:rPr>
-                <w:sz w:val="20"/>
-              </w:rPr>
-              <w:t>Hộp thoại HopThoaiThemMoi(QDialog) dùng cho cả THÊM MỚI và SỬA. Form có combo chọn loại (5 loại), 4 ô chung (mã, tên, giá, sl), và 2 ô riêng (ẩn/hiện theo loại). Kiểm tra dữ liệu nhập trước khi tạo đối tượng.</w:t>
-            </w:r>
-          </w:p>
-        </w:tc>
-        <w:tc>
-          <w:tcPr>
-            <w:tcW w:type="dxa" w:w="1134"/>
-            <w:tcBorders>
-              <w:top w:val="single" w:sz="6" w:color="047857"/>
-              <w:left w:val="single" w:sz="6" w:color="047857"/>
-              <w:bottom w:val="single" w:sz="6" w:color="047857"/>
-              <w:right w:val="single" w:sz="6" w:color="047857"/>
-            </w:tcBorders>
-            <w:shd w:val="clear" w:color="auto" w:fill="F9FAFB"/>
-          </w:tcPr>
-          <w:p>
-            <w:pPr>
-              <w:jc w:val="center"/>
-            </w:pPr>
-            <w:r/>
-            <w:r>
-              <w:rPr>
-                <w:sz w:val="20"/>
-              </w:rPr>
-              <w:t>★★</w:t>
-            </w:r>
-          </w:p>
-        </w:tc>
-        <w:tc>
-          <w:tcPr>
-            <w:tcW w:type="dxa" w:w="3402"/>
-            <w:tcBorders>
-              <w:top w:val="single" w:sz="6" w:color="047857"/>
-              <w:left w:val="single" w:sz="6" w:color="047857"/>
-              <w:bottom w:val="single" w:sz="6" w:color="047857"/>
-              <w:right w:val="single" w:sz="6" w:color="047857"/>
-            </w:tcBorders>
-            <w:shd w:val="clear" w:color="auto" w:fill="F9FAFB"/>
-          </w:tcPr>
-          <w:p>
-            <w:r/>
-            <w:r>
-              <w:rPr>
-                <w:sz w:val="20"/>
-              </w:rPr>
-              <w:t>• PyQt6: QDialog (hộp thoại pop-up)</w:t>
-              <w:br/>
-              <w:t>• Widget: QLabel, QLineEdit, QComboBox, QSpinBox, QPushButton</w:t>
-              <w:br/>
-              <w:t>• Layout: QVBoxLayout (dọc) + QHBoxLayout (ngang)</w:t>
-              <w:br/>
-              <w:t>• Bắt sự kiện: .clicked.connect()</w:t>
-              <w:br/>
-              <w:t>• Validation: bắt lỗi bỏ trống / sai định dạng</w:t>
-            </w:r>
-          </w:p>
-        </w:tc>
-      </w:tr>
-      <w:tr>
-        <w:tc>
-          <w:tcPr>
-            <w:tcW w:type="dxa" w:w="2268"/>
-            <w:tcBorders>
-              <w:top w:val="single" w:sz="6" w:color="047857"/>
-              <w:left w:val="single" w:sz="6" w:color="047857"/>
-              <w:bottom w:val="single" w:sz="6" w:color="047857"/>
-              <w:right w:val="single" w:sz="6" w:color="047857"/>
-            </w:tcBorders>
-            <w:shd w:val="clear" w:color="auto" w:fill="F9FAFB"/>
-          </w:tcPr>
-          <w:p>
-            <w:r/>
-            <w:r>
-              <w:rPr>
-                <w:rFonts w:ascii="Consolas" w:hAnsi="Consolas"/>
-                <w:b/>
-                <w:sz w:val="20"/>
-              </w:rPr>
-              <w:t>ui/hop_thoai_gio_hang.py</w:t>
-            </w:r>
-          </w:p>
-        </w:tc>
-        <w:tc>
-          <w:tcPr>
-            <w:tcW w:type="dxa" w:w="2551"/>
-            <w:tcBorders>
-              <w:top w:val="single" w:sz="6" w:color="047857"/>
-              <w:left w:val="single" w:sz="6" w:color="047857"/>
-              <w:bottom w:val="single" w:sz="6" w:color="047857"/>
-              <w:right w:val="single" w:sz="6" w:color="047857"/>
-            </w:tcBorders>
-            <w:shd w:val="clear" w:color="auto" w:fill="F9FAFB"/>
-          </w:tcPr>
-          <w:p>
-            <w:r/>
-            <w:r>
-              <w:rPr>
-                <w:sz w:val="20"/>
-              </w:rPr>
-              <w:t>Hộp thoại HopThoaiGioHang(QDialog): bảng hiển thị giỏ hàng theo thứ tự FIFO, nút 'Bỏ Khỏi Giỏ', nút 'Thanh Toán (FIFO)'. Khi thanh toán: vòng lặp while not rong(): lấy từng món ra theo FIFO, trừ tồn kho, lưu xuống SQLite.</w:t>
-            </w:r>
-          </w:p>
-        </w:tc>
-        <w:tc>
-          <w:tcPr>
-            <w:tcW w:type="dxa" w:w="1134"/>
-            <w:tcBorders>
-              <w:top w:val="single" w:sz="6" w:color="047857"/>
-              <w:left w:val="single" w:sz="6" w:color="047857"/>
-              <w:bottom w:val="single" w:sz="6" w:color="047857"/>
-              <w:right w:val="single" w:sz="6" w:color="047857"/>
-            </w:tcBorders>
-            <w:shd w:val="clear" w:color="auto" w:fill="F9FAFB"/>
-          </w:tcPr>
-          <w:p>
-            <w:pPr>
-              <w:jc w:val="center"/>
-            </w:pPr>
-            <w:r/>
-            <w:r>
-              <w:rPr>
-                <w:sz w:val="20"/>
-              </w:rPr>
-              <w:t>★★</w:t>
-            </w:r>
-          </w:p>
-        </w:tc>
-        <w:tc>
-          <w:tcPr>
-            <w:tcW w:type="dxa" w:w="3402"/>
-            <w:tcBorders>
-              <w:top w:val="single" w:sz="6" w:color="047857"/>
-              <w:left w:val="single" w:sz="6" w:color="047857"/>
-              <w:bottom w:val="single" w:sz="6" w:color="047857"/>
-              <w:right w:val="single" w:sz="6" w:color="047857"/>
-            </w:tcBorders>
-            <w:shd w:val="clear" w:color="auto" w:fill="F9FAFB"/>
-          </w:tcPr>
-          <w:p>
-            <w:r/>
-            <w:r>
-              <w:rPr>
-                <w:sz w:val="20"/>
-              </w:rPr>
-              <w:t>• PyQt6: QTableWidget (bảng)</w:t>
-              <w:br/>
-              <w:t>• QTableWidgetItem - ô trong bảng</w:t>
-              <w:br/>
-              <w:t>• Vòng lặp while not queue.rong() để duyệt + lấy ra FIFO</w:t>
-              <w:br/>
-              <w:t>• Truy cập đối tượng cha qua self.cua_so_cha</w:t>
-            </w:r>
-          </w:p>
-        </w:tc>
-      </w:tr>
-      <w:tr>
-        <w:tc>
-          <w:tcPr>
-            <w:tcW w:type="dxa" w:w="2268"/>
-            <w:tcBorders>
-              <w:top w:val="single" w:sz="6" w:color="047857"/>
-              <w:left w:val="single" w:sz="6" w:color="047857"/>
-              <w:bottom w:val="single" w:sz="6" w:color="047857"/>
-              <w:right w:val="single" w:sz="6" w:color="047857"/>
-            </w:tcBorders>
-            <w:shd w:val="clear" w:color="auto" w:fill="F9FAFB"/>
-          </w:tcPr>
-          <w:p>
-            <w:r/>
-            <w:r>
-              <w:rPr>
-                <w:rFonts w:ascii="Consolas" w:hAnsi="Consolas"/>
-                <w:b/>
-                <w:sz w:val="20"/>
-              </w:rPr>
-              <w:t>ui/hop_thoai_dang_nhap.py</w:t>
-            </w:r>
-          </w:p>
-        </w:tc>
-        <w:tc>
-          <w:tcPr>
-            <w:tcW w:type="dxa" w:w="2551"/>
-            <w:tcBorders>
-              <w:top w:val="single" w:sz="6" w:color="047857"/>
-              <w:left w:val="single" w:sz="6" w:color="047857"/>
-              <w:bottom w:val="single" w:sz="6" w:color="047857"/>
-              <w:right w:val="single" w:sz="6" w:color="047857"/>
-            </w:tcBorders>
-            <w:shd w:val="clear" w:color="auto" w:fill="F9FAFB"/>
-          </w:tcPr>
-          <w:p>
-            <w:r/>
-            <w:r>
-              <w:rPr>
-                <w:sz w:val="20"/>
-              </w:rPr>
-              <w:t>Hộp thoại HopThoaiDangNhap(QDialog): form nhập tên đăng nhập + mật khẩu. QLineEdit.EchoMode.Password để ẩn mk. Gọi hàm kiem_tra_dang_nhap(). Nếu đúng -&gt; self.accept(), nếu sai -&gt; QMessageBox.critical + xóa mk.</w:t>
-            </w:r>
-          </w:p>
-        </w:tc>
-        <w:tc>
-          <w:tcPr>
-            <w:tcW w:type="dxa" w:w="1134"/>
-            <w:tcBorders>
-              <w:top w:val="single" w:sz="6" w:color="047857"/>
-              <w:left w:val="single" w:sz="6" w:color="047857"/>
-              <w:bottom w:val="single" w:sz="6" w:color="047857"/>
-              <w:right w:val="single" w:sz="6" w:color="047857"/>
-            </w:tcBorders>
-            <w:shd w:val="clear" w:color="auto" w:fill="F9FAFB"/>
-          </w:tcPr>
-          <w:p>
-            <w:pPr>
-              <w:jc w:val="center"/>
-            </w:pPr>
-            <w:r/>
-            <w:r>
-              <w:rPr>
-                <w:sz w:val="20"/>
-              </w:rPr>
-              <w:t>★</w:t>
-            </w:r>
-          </w:p>
-        </w:tc>
-        <w:tc>
-          <w:tcPr>
-            <w:tcW w:type="dxa" w:w="3402"/>
-            <w:tcBorders>
-              <w:top w:val="single" w:sz="6" w:color="047857"/>
-              <w:left w:val="single" w:sz="6" w:color="047857"/>
-              <w:bottom w:val="single" w:sz="6" w:color="047857"/>
-              <w:right w:val="single" w:sz="6" w:color="047857"/>
-            </w:tcBorders>
-            <w:shd w:val="clear" w:color="auto" w:fill="F9FAFB"/>
-          </w:tcPr>
-          <w:p>
-            <w:r/>
-            <w:r>
-              <w:rPr>
-                <w:sz w:val="20"/>
-              </w:rPr>
-              <w:t>• PyQt6: QLineEdit.EchoMode.Password (ẩn mk)</w:t>
-              <w:br/>
-              <w:t>• Bắt sự kiện nhấn Enter: .returnPressed.connect()</w:t>
-              <w:br/>
-              <w:t>• QMessageBox: warning / critical / information</w:t>
-              <w:br/>
-              <w:t>• Tính năng 'THÊM ĐIỂM' theo barem: Đăng nhập phân quyền</w:t>
-            </w:r>
-          </w:p>
-        </w:tc>
-      </w:tr>
-    </w:tbl>
-    <w:p/>
-    <w:p>
-      <w:r>
-        <w:br w:type="page"/>
-      </w:r>
-    </w:p>
-    <w:p>
-      <w:r>
-        <w:rPr>
-          <w:b/>
-          <w:color w:val="047857"/>
-          <w:sz w:val="36"/>
-        </w:rPr>
-        <w:t>PHẦN 2 — BAREM CHẤM ĐIỂM &amp; TƯƠNG ỨNG NGƯỜI LÀM</w:t>
-      </w:r>
-    </w:p>
-    <w:p>
-      <w:r>
-        <w:rPr>
-          <w:color w:val="6B7280"/>
-          <w:sz w:val="22"/>
-        </w:rPr>
-        <w:t>Bảng dưới ánh xạ từng mục trong barem chấm điểm → người phụ trách → file tương ứng. Thầy cô hỏi mục nào trong barem, các bạn chỉ cần mở file tương ứng để trả lời.</w:t>
-      </w:r>
-    </w:p>
-    <w:p/>
-    <w:tbl>
-      <w:tblPr>
-        <w:tblW w:type="auto" w:w="0"/>
-        <w:tblLayout w:type="fixed"/>
-        <w:tblLook w:firstColumn="1" w:firstRow="1" w:lastColumn="0" w:lastRow="0" w:noHBand="0" w:noVBand="1" w:val="04A0"/>
-      </w:tblPr>
-      <w:tblGrid>
-        <w:gridCol w:w="3118"/>
-        <w:gridCol w:w="1984"/>
-        <w:gridCol w:w="2551"/>
-        <w:gridCol w:w="1701"/>
-      </w:tblGrid>
-      <w:tr>
-        <w:tc>
-          <w:tcPr>
-            <w:tcW w:type="dxa" w:w="2436"/>
-            <w:shd w:val="clear" w:color="auto" w:fill="1F2937"/>
-            <w:tcBorders>
-              <w:top w:val="single" w:sz="6" w:color="047857"/>
-              <w:left w:val="single" w:sz="6" w:color="047857"/>
-              <w:bottom w:val="single" w:sz="6" w:color="047857"/>
-              <w:right w:val="single" w:sz="6" w:color="047857"/>
+              <w:top w:val="single" w:sz="4" w:color="808080"/>
+              <w:left w:val="single" w:sz="4" w:color="808080"/>
+              <w:bottom w:val="single" w:sz="4" w:color="808080"/>
+              <w:right w:val="single" w:sz="4" w:color="808080"/>
             </w:tcBorders>
           </w:tcPr>
           <w:p>
@@ -3973,23 +2710,108 @@
             <w:r/>
             <w:r>
               <w:rPr>
+                <w:rFonts w:ascii="Times New Roman" w:hAnsi="Times New Roman" w:cs="Times New Roman" w:eastAsia="Times New Roman"/>
                 <w:b/>
-                <w:color w:val="FFFFFF"/>
                 <w:sz w:val="22"/>
               </w:rPr>
-              <w:t>Mục trong barem</w:t>
+              <w:t>cn05</w:t>
             </w:r>
           </w:p>
         </w:tc>
         <w:tc>
           <w:tcPr>
-            <w:tcW w:type="dxa" w:w="2436"/>
-            <w:shd w:val="clear" w:color="auto" w:fill="1F2937"/>
+            <w:tcW w:type="dxa" w:w="1994"/>
+            <w:vAlign w:val="center"/>
+            <w:shd w:val="clear" w:color="auto" w:fill="BDD7EE"/>
             <w:tcBorders>
-              <w:top w:val="single" w:sz="6" w:color="047857"/>
-              <w:left w:val="single" w:sz="6" w:color="047857"/>
-              <w:bottom w:val="single" w:sz="6" w:color="047857"/>
-              <w:right w:val="single" w:sz="6" w:color="047857"/>
+              <w:top w:val="single" w:sz="4" w:color="808080"/>
+              <w:left w:val="single" w:sz="4" w:color="808080"/>
+              <w:bottom w:val="single" w:sz="4" w:color="808080"/>
+              <w:right w:val="single" w:sz="4" w:color="808080"/>
+            </w:tcBorders>
+          </w:tcPr>
+          <w:p>
+            <w:pPr>
+              <w:jc w:val="left"/>
+            </w:pPr>
+            <w:r/>
+            <w:r>
+              <w:rPr>
+                <w:rFonts w:ascii="Times New Roman" w:hAnsi="Times New Roman" w:cs="Times New Roman" w:eastAsia="Times New Roman"/>
+                <w:b/>
+                <w:sz w:val="22"/>
+              </w:rPr>
+              <w:t>Xóa sản phẩm</w:t>
+            </w:r>
+          </w:p>
+        </w:tc>
+        <w:tc>
+          <w:tcPr>
+            <w:tcW w:type="dxa" w:w="1994"/>
+            <w:vAlign w:val="center"/>
+            <w:shd w:val="clear" w:color="auto" w:fill="BDD7EE"/>
+            <w:tcBorders>
+              <w:top w:val="single" w:sz="4" w:color="808080"/>
+              <w:left w:val="single" w:sz="4" w:color="808080"/>
+              <w:bottom w:val="single" w:sz="4" w:color="808080"/>
+              <w:right w:val="single" w:sz="4" w:color="808080"/>
+            </w:tcBorders>
+          </w:tcPr>
+          <w:p>
+            <w:pPr>
+              <w:jc w:val="left"/>
+            </w:pPr>
+            <w:r/>
+            <w:r>
+              <w:rPr>
+                <w:rFonts w:ascii="Times New Roman" w:hAnsi="Times New Roman" w:cs="Times New Roman" w:eastAsia="Times New Roman"/>
+                <w:b w:val="0"/>
+                <w:sz w:val="22"/>
+              </w:rPr>
+              <w:t>Folder: cn05_xoa_san_pham</w:t>
+              <w:br/>
+              <w:br/>
+              <w:t>Chọn 1 hàng → hỏi xác nhận Yes/No → kiểm tra phân quyền (chỉ admin được xóa, nhanvien báo lỗi) → xóa SQLite → xóa khỏi DSLK → push snapshot vào Stack undo. Có try/except. 3 file: xoa_san_pham_tt.py / _ui.py / _dk.py.</w:t>
+            </w:r>
+          </w:p>
+        </w:tc>
+        <w:tc>
+          <w:tcPr>
+            <w:tcW w:type="dxa" w:w="1994"/>
+            <w:vAlign w:val="center"/>
+            <w:shd w:val="clear" w:color="auto" w:fill="BDD7EE"/>
+            <w:tcBorders>
+              <w:top w:val="single" w:sz="4" w:color="808080"/>
+              <w:left w:val="single" w:sz="4" w:color="808080"/>
+              <w:bottom w:val="single" w:sz="4" w:color="808080"/>
+              <w:right w:val="single" w:sz="4" w:color="808080"/>
+            </w:tcBorders>
+          </w:tcPr>
+          <w:p>
+            <w:pPr>
+              <w:jc w:val="left"/>
+            </w:pPr>
+            <w:r/>
+            <w:r>
+              <w:rPr>
+                <w:rFonts w:ascii="Times New Roman" w:hAnsi="Times New Roman" w:cs="Times New Roman" w:eastAsia="Times New Roman"/>
+                <w:b w:val="0"/>
+                <w:sz w:val="22"/>
+              </w:rPr>
+              <w:t>Trung bình — phối hợp OOP + SQLite + Stack + phân quyền.</w:t>
+            </w:r>
+          </w:p>
+        </w:tc>
+        <w:tc>
+          <w:tcPr>
+            <w:tcW w:type="dxa" w:w="1994"/>
+            <w:vAlign w:val="center"/>
+            <w:shd w:val="clear" w:color="auto" w:fill="BDD7EE"/>
+            <w:tcBorders>
+              <w:top w:val="single" w:sz="4" w:color="808080"/>
+              <w:left w:val="single" w:sz="4" w:color="808080"/>
+              <w:bottom w:val="single" w:sz="4" w:color="808080"/>
+              <w:right w:val="single" w:sz="4" w:color="808080"/>
             </w:tcBorders>
           </w:tcPr>
           <w:p>
@@ -3999,6 +2821,848 @@
             <w:r/>
             <w:r>
               <w:rPr>
+                <w:rFonts w:ascii="Times New Roman" w:hAnsi="Times New Roman" w:cs="Times New Roman" w:eastAsia="Times New Roman"/>
+                <w:b/>
+                <w:sz w:val="22"/>
+              </w:rPr>
+              <w:t>Tú</w:t>
+            </w:r>
+          </w:p>
+        </w:tc>
+      </w:tr>
+      <w:tr>
+        <w:tc>
+          <w:tcPr>
+            <w:tcW w:type="dxa" w:w="1994"/>
+            <w:vAlign w:val="center"/>
+            <w:shd w:val="clear" w:color="auto" w:fill="C6E0B4"/>
+            <w:tcBorders>
+              <w:top w:val="single" w:sz="4" w:color="808080"/>
+              <w:left w:val="single" w:sz="4" w:color="808080"/>
+              <w:bottom w:val="single" w:sz="4" w:color="808080"/>
+              <w:right w:val="single" w:sz="4" w:color="808080"/>
+            </w:tcBorders>
+          </w:tcPr>
+          <w:p>
+            <w:pPr>
+              <w:jc w:val="center"/>
+            </w:pPr>
+            <w:r/>
+            <w:r>
+              <w:rPr>
+                <w:rFonts w:ascii="Times New Roman" w:hAnsi="Times New Roman" w:cs="Times New Roman" w:eastAsia="Times New Roman"/>
+                <w:b/>
+                <w:sz w:val="22"/>
+              </w:rPr>
+              <w:t>cn06</w:t>
+            </w:r>
+          </w:p>
+        </w:tc>
+        <w:tc>
+          <w:tcPr>
+            <w:tcW w:type="dxa" w:w="1994"/>
+            <w:vAlign w:val="center"/>
+            <w:shd w:val="clear" w:color="auto" w:fill="C6E0B4"/>
+            <w:tcBorders>
+              <w:top w:val="single" w:sz="4" w:color="808080"/>
+              <w:left w:val="single" w:sz="4" w:color="808080"/>
+              <w:bottom w:val="single" w:sz="4" w:color="808080"/>
+              <w:right w:val="single" w:sz="4" w:color="808080"/>
+            </w:tcBorders>
+          </w:tcPr>
+          <w:p>
+            <w:pPr>
+              <w:jc w:val="left"/>
+            </w:pPr>
+            <w:r/>
+            <w:r>
+              <w:rPr>
+                <w:rFonts w:ascii="Times New Roman" w:hAnsi="Times New Roman" w:cs="Times New Roman" w:eastAsia="Times New Roman"/>
+                <w:b/>
+                <w:sz w:val="22"/>
+              </w:rPr>
+              <w:t>Tìm kiếm + sắp xếp</w:t>
+            </w:r>
+          </w:p>
+        </w:tc>
+        <w:tc>
+          <w:tcPr>
+            <w:tcW w:type="dxa" w:w="1994"/>
+            <w:vAlign w:val="center"/>
+            <w:shd w:val="clear" w:color="auto" w:fill="C6E0B4"/>
+            <w:tcBorders>
+              <w:top w:val="single" w:sz="4" w:color="808080"/>
+              <w:left w:val="single" w:sz="4" w:color="808080"/>
+              <w:bottom w:val="single" w:sz="4" w:color="808080"/>
+              <w:right w:val="single" w:sz="4" w:color="808080"/>
+            </w:tcBorders>
+          </w:tcPr>
+          <w:p>
+            <w:pPr>
+              <w:jc w:val="left"/>
+            </w:pPr>
+            <w:r/>
+            <w:r>
+              <w:rPr>
+                <w:rFonts w:ascii="Times New Roman" w:hAnsi="Times New Roman" w:cs="Times New Roman" w:eastAsia="Times New Roman"/>
+                <w:b w:val="0"/>
+                <w:sz w:val="22"/>
+              </w:rPr>
+              <w:t>Folder: cn06_tim_kiem_sap_xep</w:t>
+              <w:br/>
+              <w:br/>
+              <w:t>Tìm kiếm: entry từ khóa + chọn tiêu chí (tên / mã / loại) → linear search trên DSLK → hiển thị kết quả. Sắp xếp: chọn tiêu chí (tên / giá) → gọi MERGE SORT từ danh_sach_lien_ket.py → cập nhật lại Treeview. 3 file: tim_kiem_sap_xep_tt.py / _ui.py / _dk.py.</w:t>
+            </w:r>
+          </w:p>
+        </w:tc>
+        <w:tc>
+          <w:tcPr>
+            <w:tcW w:type="dxa" w:w="1994"/>
+            <w:vAlign w:val="center"/>
+            <w:shd w:val="clear" w:color="auto" w:fill="C6E0B4"/>
+            <w:tcBorders>
+              <w:top w:val="single" w:sz="4" w:color="808080"/>
+              <w:left w:val="single" w:sz="4" w:color="808080"/>
+              <w:bottom w:val="single" w:sz="4" w:color="808080"/>
+              <w:right w:val="single" w:sz="4" w:color="808080"/>
+            </w:tcBorders>
+          </w:tcPr>
+          <w:p>
+            <w:pPr>
+              <w:jc w:val="left"/>
+            </w:pPr>
+            <w:r/>
+            <w:r>
+              <w:rPr>
+                <w:rFonts w:ascii="Times New Roman" w:hAnsi="Times New Roman" w:cs="Times New Roman" w:eastAsia="Times New Roman"/>
+                <w:b w:val="0"/>
+                <w:sz w:val="22"/>
+              </w:rPr>
+              <w:t>KHÓ — dùng Merge Sort (thuật toán khó) trên DSLK.</w:t>
+            </w:r>
+          </w:p>
+        </w:tc>
+        <w:tc>
+          <w:tcPr>
+            <w:tcW w:type="dxa" w:w="1994"/>
+            <w:vAlign w:val="center"/>
+            <w:shd w:val="clear" w:color="auto" w:fill="C6E0B4"/>
+            <w:tcBorders>
+              <w:top w:val="single" w:sz="4" w:color="808080"/>
+              <w:left w:val="single" w:sz="4" w:color="808080"/>
+              <w:bottom w:val="single" w:sz="4" w:color="808080"/>
+              <w:right w:val="single" w:sz="4" w:color="808080"/>
+            </w:tcBorders>
+          </w:tcPr>
+          <w:p>
+            <w:pPr>
+              <w:jc w:val="center"/>
+            </w:pPr>
+            <w:r/>
+            <w:r>
+              <w:rPr>
+                <w:rFonts w:ascii="Times New Roman" w:hAnsi="Times New Roman" w:cs="Times New Roman" w:eastAsia="Times New Roman"/>
+                <w:b/>
+                <w:sz w:val="22"/>
+              </w:rPr>
+              <w:t>Huy</w:t>
+            </w:r>
+          </w:p>
+        </w:tc>
+      </w:tr>
+      <w:tr>
+        <w:tc>
+          <w:tcPr>
+            <w:tcW w:type="dxa" w:w="1994"/>
+            <w:vAlign w:val="center"/>
+            <w:shd w:val="clear" w:color="auto" w:fill="FFE699"/>
+            <w:tcBorders>
+              <w:top w:val="single" w:sz="4" w:color="808080"/>
+              <w:left w:val="single" w:sz="4" w:color="808080"/>
+              <w:bottom w:val="single" w:sz="4" w:color="808080"/>
+              <w:right w:val="single" w:sz="4" w:color="808080"/>
+            </w:tcBorders>
+          </w:tcPr>
+          <w:p>
+            <w:pPr>
+              <w:jc w:val="center"/>
+            </w:pPr>
+            <w:r/>
+            <w:r>
+              <w:rPr>
+                <w:rFonts w:ascii="Times New Roman" w:hAnsi="Times New Roman" w:cs="Times New Roman" w:eastAsia="Times New Roman"/>
+                <w:b/>
+                <w:sz w:val="22"/>
+              </w:rPr>
+              <w:t>cn07</w:t>
+            </w:r>
+          </w:p>
+        </w:tc>
+        <w:tc>
+          <w:tcPr>
+            <w:tcW w:type="dxa" w:w="1994"/>
+            <w:vAlign w:val="center"/>
+            <w:shd w:val="clear" w:color="auto" w:fill="FFE699"/>
+            <w:tcBorders>
+              <w:top w:val="single" w:sz="4" w:color="808080"/>
+              <w:left w:val="single" w:sz="4" w:color="808080"/>
+              <w:bottom w:val="single" w:sz="4" w:color="808080"/>
+              <w:right w:val="single" w:sz="4" w:color="808080"/>
+            </w:tcBorders>
+          </w:tcPr>
+          <w:p>
+            <w:pPr>
+              <w:jc w:val="left"/>
+            </w:pPr>
+            <w:r/>
+            <w:r>
+              <w:rPr>
+                <w:rFonts w:ascii="Times New Roman" w:hAnsi="Times New Roman" w:cs="Times New Roman" w:eastAsia="Times New Roman"/>
+                <w:b/>
+                <w:sz w:val="22"/>
+              </w:rPr>
+              <w:t>Thống kê</w:t>
+            </w:r>
+          </w:p>
+        </w:tc>
+        <w:tc>
+          <w:tcPr>
+            <w:tcW w:type="dxa" w:w="1994"/>
+            <w:vAlign w:val="center"/>
+            <w:shd w:val="clear" w:color="auto" w:fill="FFE699"/>
+            <w:tcBorders>
+              <w:top w:val="single" w:sz="4" w:color="808080"/>
+              <w:left w:val="single" w:sz="4" w:color="808080"/>
+              <w:bottom w:val="single" w:sz="4" w:color="808080"/>
+              <w:right w:val="single" w:sz="4" w:color="808080"/>
+            </w:tcBorders>
+          </w:tcPr>
+          <w:p>
+            <w:pPr>
+              <w:jc w:val="left"/>
+            </w:pPr>
+            <w:r/>
+            <w:r>
+              <w:rPr>
+                <w:rFonts w:ascii="Times New Roman" w:hAnsi="Times New Roman" w:cs="Times New Roman" w:eastAsia="Times New Roman"/>
+                <w:b w:val="0"/>
+                <w:sz w:val="22"/>
+              </w:rPr>
+              <w:t>Folder: cn07_thong_ke</w:t>
+              <w:br/>
+              <w:br/>
+              <w:t>Duyệt DSLK → tính: tổng số mặt hàng, giá cao nhất, giá thấp nhất, tổng giá trị kho, số lượng + tổng giá trị theo từng loại (Sách/Tạp chí/Báo giấy/Luận văn/Bản thảo). Hiển thị lên form Tkinter (label + bảng). 3 file: thong_ke_tt.py / _ui.py / _dk.py.</w:t>
+            </w:r>
+          </w:p>
+        </w:tc>
+        <w:tc>
+          <w:tcPr>
+            <w:tcW w:type="dxa" w:w="1994"/>
+            <w:vAlign w:val="center"/>
+            <w:shd w:val="clear" w:color="auto" w:fill="FFE699"/>
+            <w:tcBorders>
+              <w:top w:val="single" w:sz="4" w:color="808080"/>
+              <w:left w:val="single" w:sz="4" w:color="808080"/>
+              <w:bottom w:val="single" w:sz="4" w:color="808080"/>
+              <w:right w:val="single" w:sz="4" w:color="808080"/>
+            </w:tcBorders>
+          </w:tcPr>
+          <w:p>
+            <w:pPr>
+              <w:jc w:val="left"/>
+            </w:pPr>
+            <w:r/>
+            <w:r>
+              <w:rPr>
+                <w:rFonts w:ascii="Times New Roman" w:hAnsi="Times New Roman" w:cs="Times New Roman" w:eastAsia="Times New Roman"/>
+                <w:b w:val="0"/>
+                <w:sz w:val="22"/>
+              </w:rPr>
+              <w:t>Dễ — duyệt DSLK + tính toán cơ bản.</w:t>
+            </w:r>
+          </w:p>
+        </w:tc>
+        <w:tc>
+          <w:tcPr>
+            <w:tcW w:type="dxa" w:w="1994"/>
+            <w:vAlign w:val="center"/>
+            <w:shd w:val="clear" w:color="auto" w:fill="FFE699"/>
+            <w:tcBorders>
+              <w:top w:val="single" w:sz="4" w:color="808080"/>
+              <w:left w:val="single" w:sz="4" w:color="808080"/>
+              <w:bottom w:val="single" w:sz="4" w:color="808080"/>
+              <w:right w:val="single" w:sz="4" w:color="808080"/>
+            </w:tcBorders>
+          </w:tcPr>
+          <w:p>
+            <w:pPr>
+              <w:jc w:val="center"/>
+            </w:pPr>
+            <w:r/>
+            <w:r>
+              <w:rPr>
+                <w:rFonts w:ascii="Times New Roman" w:hAnsi="Times New Roman" w:cs="Times New Roman" w:eastAsia="Times New Roman"/>
+                <w:b/>
+                <w:sz w:val="22"/>
+              </w:rPr>
+              <w:t>Ngọ</w:t>
+            </w:r>
+          </w:p>
+        </w:tc>
+      </w:tr>
+      <w:tr>
+        <w:tc>
+          <w:tcPr>
+            <w:tcW w:type="dxa" w:w="1994"/>
+            <w:vAlign w:val="center"/>
+            <w:shd w:val="clear" w:color="auto" w:fill="C6E0B4"/>
+            <w:tcBorders>
+              <w:top w:val="single" w:sz="4" w:color="808080"/>
+              <w:left w:val="single" w:sz="4" w:color="808080"/>
+              <w:bottom w:val="single" w:sz="4" w:color="808080"/>
+              <w:right w:val="single" w:sz="4" w:color="808080"/>
+            </w:tcBorders>
+          </w:tcPr>
+          <w:p>
+            <w:pPr>
+              <w:jc w:val="center"/>
+            </w:pPr>
+            <w:r/>
+            <w:r>
+              <w:rPr>
+                <w:rFonts w:ascii="Times New Roman" w:hAnsi="Times New Roman" w:cs="Times New Roman" w:eastAsia="Times New Roman"/>
+                <w:b/>
+                <w:sz w:val="22"/>
+              </w:rPr>
+              <w:t>cn08</w:t>
+            </w:r>
+          </w:p>
+        </w:tc>
+        <w:tc>
+          <w:tcPr>
+            <w:tcW w:type="dxa" w:w="1994"/>
+            <w:vAlign w:val="center"/>
+            <w:shd w:val="clear" w:color="auto" w:fill="C6E0B4"/>
+            <w:tcBorders>
+              <w:top w:val="single" w:sz="4" w:color="808080"/>
+              <w:left w:val="single" w:sz="4" w:color="808080"/>
+              <w:bottom w:val="single" w:sz="4" w:color="808080"/>
+              <w:right w:val="single" w:sz="4" w:color="808080"/>
+            </w:tcBorders>
+          </w:tcPr>
+          <w:p>
+            <w:pPr>
+              <w:jc w:val="left"/>
+            </w:pPr>
+            <w:r/>
+            <w:r>
+              <w:rPr>
+                <w:rFonts w:ascii="Times New Roman" w:hAnsi="Times New Roman" w:cs="Times New Roman" w:eastAsia="Times New Roman"/>
+                <w:b/>
+                <w:sz w:val="22"/>
+              </w:rPr>
+              <w:t>Undo / Redo (Stack LIFO)</w:t>
+            </w:r>
+          </w:p>
+        </w:tc>
+        <w:tc>
+          <w:tcPr>
+            <w:tcW w:type="dxa" w:w="1994"/>
+            <w:vAlign w:val="center"/>
+            <w:shd w:val="clear" w:color="auto" w:fill="C6E0B4"/>
+            <w:tcBorders>
+              <w:top w:val="single" w:sz="4" w:color="808080"/>
+              <w:left w:val="single" w:sz="4" w:color="808080"/>
+              <w:bottom w:val="single" w:sz="4" w:color="808080"/>
+              <w:right w:val="single" w:sz="4" w:color="808080"/>
+            </w:tcBorders>
+          </w:tcPr>
+          <w:p>
+            <w:pPr>
+              <w:jc w:val="left"/>
+            </w:pPr>
+            <w:r/>
+            <w:r>
+              <w:rPr>
+                <w:rFonts w:ascii="Times New Roman" w:hAnsi="Times New Roman" w:cs="Times New Roman" w:eastAsia="Times New Roman"/>
+                <w:b w:val="0"/>
+                <w:sz w:val="22"/>
+              </w:rPr>
+              <w:t>Folder: cn08_hoan_tac_lam_lai</w:t>
+              <w:br/>
+              <w:br/>
+              <w:t>2 Stack LIFO: stack_undo (push khi thêm/sửa/xóa) + stack_redo (push khi undo). Khi nhấn Undo: pop stack_undo → hoàn tác thao tác → push vào stack_redo. Khi nhấn Redo: pop stack_redo → làm lại → push vào stack_undo. Có try/except. 3 file: hoan_tac_lam_lai_tt.py / _ui.py / _dk.py.</w:t>
+            </w:r>
+          </w:p>
+        </w:tc>
+        <w:tc>
+          <w:tcPr>
+            <w:tcW w:type="dxa" w:w="1994"/>
+            <w:vAlign w:val="center"/>
+            <w:shd w:val="clear" w:color="auto" w:fill="C6E0B4"/>
+            <w:tcBorders>
+              <w:top w:val="single" w:sz="4" w:color="808080"/>
+              <w:left w:val="single" w:sz="4" w:color="808080"/>
+              <w:bottom w:val="single" w:sz="4" w:color="808080"/>
+              <w:right w:val="single" w:sz="4" w:color="808080"/>
+            </w:tcBorders>
+          </w:tcPr>
+          <w:p>
+            <w:pPr>
+              <w:jc w:val="left"/>
+            </w:pPr>
+            <w:r/>
+            <w:r>
+              <w:rPr>
+                <w:rFonts w:ascii="Times New Roman" w:hAnsi="Times New Roman" w:cs="Times New Roman" w:eastAsia="Times New Roman"/>
+                <w:b w:val="0"/>
+                <w:sz w:val="22"/>
+              </w:rPr>
+              <w:t>KHÓ — phối hợp 2 Stack LIFO + hoàn tác 3 loại thao tác (thêm/sửa/xóa).</w:t>
+            </w:r>
+          </w:p>
+        </w:tc>
+        <w:tc>
+          <w:tcPr>
+            <w:tcW w:type="dxa" w:w="1994"/>
+            <w:vAlign w:val="center"/>
+            <w:shd w:val="clear" w:color="auto" w:fill="C6E0B4"/>
+            <w:tcBorders>
+              <w:top w:val="single" w:sz="4" w:color="808080"/>
+              <w:left w:val="single" w:sz="4" w:color="808080"/>
+              <w:bottom w:val="single" w:sz="4" w:color="808080"/>
+              <w:right w:val="single" w:sz="4" w:color="808080"/>
+            </w:tcBorders>
+          </w:tcPr>
+          <w:p>
+            <w:pPr>
+              <w:jc w:val="center"/>
+            </w:pPr>
+            <w:r/>
+            <w:r>
+              <w:rPr>
+                <w:rFonts w:ascii="Times New Roman" w:hAnsi="Times New Roman" w:cs="Times New Roman" w:eastAsia="Times New Roman"/>
+                <w:b/>
+                <w:sz w:val="22"/>
+              </w:rPr>
+              <w:t>Huy</w:t>
+            </w:r>
+          </w:p>
+        </w:tc>
+      </w:tr>
+      <w:tr>
+        <w:tc>
+          <w:tcPr>
+            <w:tcW w:type="dxa" w:w="1994"/>
+            <w:vAlign w:val="center"/>
+            <w:shd w:val="clear" w:color="auto" w:fill="C6E0B4"/>
+            <w:tcBorders>
+              <w:top w:val="single" w:sz="4" w:color="808080"/>
+              <w:left w:val="single" w:sz="4" w:color="808080"/>
+              <w:bottom w:val="single" w:sz="4" w:color="808080"/>
+              <w:right w:val="single" w:sz="4" w:color="808080"/>
+            </w:tcBorders>
+          </w:tcPr>
+          <w:p>
+            <w:pPr>
+              <w:jc w:val="center"/>
+            </w:pPr>
+            <w:r/>
+            <w:r>
+              <w:rPr>
+                <w:rFonts w:ascii="Times New Roman" w:hAnsi="Times New Roman" w:cs="Times New Roman" w:eastAsia="Times New Roman"/>
+                <w:b/>
+                <w:sz w:val="22"/>
+              </w:rPr>
+              <w:t>cn09</w:t>
+            </w:r>
+          </w:p>
+        </w:tc>
+        <w:tc>
+          <w:tcPr>
+            <w:tcW w:type="dxa" w:w="1994"/>
+            <w:vAlign w:val="center"/>
+            <w:shd w:val="clear" w:color="auto" w:fill="C6E0B4"/>
+            <w:tcBorders>
+              <w:top w:val="single" w:sz="4" w:color="808080"/>
+              <w:left w:val="single" w:sz="4" w:color="808080"/>
+              <w:bottom w:val="single" w:sz="4" w:color="808080"/>
+              <w:right w:val="single" w:sz="4" w:color="808080"/>
+            </w:tcBorders>
+          </w:tcPr>
+          <w:p>
+            <w:pPr>
+              <w:jc w:val="left"/>
+            </w:pPr>
+            <w:r/>
+            <w:r>
+              <w:rPr>
+                <w:rFonts w:ascii="Times New Roman" w:hAnsi="Times New Roman" w:cs="Times New Roman" w:eastAsia="Times New Roman"/>
+                <w:b/>
+                <w:sz w:val="22"/>
+              </w:rPr>
+              <w:t>Giỏ hàng + thanh toán (Queue FIFO)</w:t>
+            </w:r>
+          </w:p>
+        </w:tc>
+        <w:tc>
+          <w:tcPr>
+            <w:tcW w:type="dxa" w:w="1994"/>
+            <w:vAlign w:val="center"/>
+            <w:shd w:val="clear" w:color="auto" w:fill="C6E0B4"/>
+            <w:tcBorders>
+              <w:top w:val="single" w:sz="4" w:color="808080"/>
+              <w:left w:val="single" w:sz="4" w:color="808080"/>
+              <w:bottom w:val="single" w:sz="4" w:color="808080"/>
+              <w:right w:val="single" w:sz="4" w:color="808080"/>
+            </w:tcBorders>
+          </w:tcPr>
+          <w:p>
+            <w:pPr>
+              <w:jc w:val="left"/>
+            </w:pPr>
+            <w:r/>
+            <w:r>
+              <w:rPr>
+                <w:rFonts w:ascii="Times New Roman" w:hAnsi="Times New Roman" w:cs="Times New Roman" w:eastAsia="Times New Roman"/>
+                <w:b w:val="0"/>
+                <w:sz w:val="22"/>
+              </w:rPr>
+              <w:t>Folder: cn09_gio_hang</w:t>
+              <w:br/>
+              <w:br/>
+              <w:t>Queue FIFO cho giỏ hàng: enqueue khi Thêm vào giỏ, dequeue khi Thanh toán. Khi thanh toán: dequeue từng mặt hàng → tính tổng tiền → tạo hóa đơn → xóa khỏi giỏ. Có try/except. 3 file: gio_hang_tt.py / _ui.py / _dk.py.</w:t>
+            </w:r>
+          </w:p>
+        </w:tc>
+        <w:tc>
+          <w:tcPr>
+            <w:tcW w:type="dxa" w:w="1994"/>
+            <w:vAlign w:val="center"/>
+            <w:shd w:val="clear" w:color="auto" w:fill="C6E0B4"/>
+            <w:tcBorders>
+              <w:top w:val="single" w:sz="4" w:color="808080"/>
+              <w:left w:val="single" w:sz="4" w:color="808080"/>
+              <w:bottom w:val="single" w:sz="4" w:color="808080"/>
+              <w:right w:val="single" w:sz="4" w:color="808080"/>
+            </w:tcBorders>
+          </w:tcPr>
+          <w:p>
+            <w:pPr>
+              <w:jc w:val="left"/>
+            </w:pPr>
+            <w:r/>
+            <w:r>
+              <w:rPr>
+                <w:rFonts w:ascii="Times New Roman" w:hAnsi="Times New Roman" w:cs="Times New Roman" w:eastAsia="Times New Roman"/>
+                <w:b w:val="0"/>
+                <w:sz w:val="22"/>
+              </w:rPr>
+              <w:t>KHÓ — Queue FIFO tự cài + logic thanh toán.</w:t>
+            </w:r>
+          </w:p>
+        </w:tc>
+        <w:tc>
+          <w:tcPr>
+            <w:tcW w:type="dxa" w:w="1994"/>
+            <w:vAlign w:val="center"/>
+            <w:shd w:val="clear" w:color="auto" w:fill="C6E0B4"/>
+            <w:tcBorders>
+              <w:top w:val="single" w:sz="4" w:color="808080"/>
+              <w:left w:val="single" w:sz="4" w:color="808080"/>
+              <w:bottom w:val="single" w:sz="4" w:color="808080"/>
+              <w:right w:val="single" w:sz="4" w:color="808080"/>
+            </w:tcBorders>
+          </w:tcPr>
+          <w:p>
+            <w:pPr>
+              <w:jc w:val="center"/>
+            </w:pPr>
+            <w:r/>
+            <w:r>
+              <w:rPr>
+                <w:rFonts w:ascii="Times New Roman" w:hAnsi="Times New Roman" w:cs="Times New Roman" w:eastAsia="Times New Roman"/>
+                <w:b/>
+                <w:sz w:val="22"/>
+              </w:rPr>
+              <w:t>Huy</w:t>
+            </w:r>
+          </w:p>
+        </w:tc>
+      </w:tr>
+    </w:tbl>
+    <w:p>
+      <w:pPr>
+        <w:spacing w:after="120" w:line="312" w:lineRule="auto"/>
+        <w:jc w:val="left"/>
+      </w:pPr>
+      <w:r>
+        <w:rPr>
+          <w:rFonts w:ascii="Times New Roman" w:hAnsi="Times New Roman" w:eastAsia="Times New Roman"/>
+          <w:b/>
+          <w:color w:val="000000"/>
+          <w:sz w:val="22"/>
+        </w:rPr>
+        <w:t>Lý do phân chia:</w:t>
+      </w:r>
+    </w:p>
+    <w:p>
+      <w:pPr>
+        <w:spacing w:after="120" w:line="312" w:lineRule="auto"/>
+        <w:jc w:val="left"/>
+      </w:pPr>
+      <w:r>
+        <w:rPr>
+          <w:rFonts w:ascii="Times New Roman" w:hAnsi="Times New Roman" w:eastAsia="Times New Roman"/>
+          <w:b w:val="0"/>
+          <w:color w:val="000000"/>
+          <w:sz w:val="20"/>
+        </w:rPr>
+        <w:t>• cn01 Đăng nhập + phân quyền → Ngọ: Phân quyền + SQLite là mảng Ngọ phụ trách.</w:t>
+      </w:r>
+    </w:p>
+    <w:p>
+      <w:pPr>
+        <w:spacing w:after="120" w:line="312" w:lineRule="auto"/>
+        <w:jc w:val="left"/>
+      </w:pPr>
+      <w:r>
+        <w:rPr>
+          <w:rFonts w:ascii="Times New Roman" w:hAnsi="Times New Roman" w:eastAsia="Times New Roman"/>
+          <w:b w:val="0"/>
+          <w:color w:val="000000"/>
+          <w:sz w:val="20"/>
+        </w:rPr>
+        <w:t>• cn02 Đọc danh sách mặt hàng → Ngọ: Phần giao tiếp SQLite + hiển thị, dễ làm, phù hợp Ngọ.</w:t>
+      </w:r>
+    </w:p>
+    <w:p>
+      <w:pPr>
+        <w:spacing w:after="120" w:line="312" w:lineRule="auto"/>
+        <w:jc w:val="left"/>
+      </w:pPr>
+      <w:r>
+        <w:rPr>
+          <w:rFonts w:ascii="Times New Roman" w:hAnsi="Times New Roman" w:eastAsia="Times New Roman"/>
+          <w:b w:val="0"/>
+          <w:color w:val="000000"/>
+          <w:sz w:val="20"/>
+        </w:rPr>
+        <w:t>• cn03 Thêm sản phẩm → Tú: Phần thêm dùng nhiều OOP đa hình, đúng mảng Tú.</w:t>
+      </w:r>
+    </w:p>
+    <w:p>
+      <w:pPr>
+        <w:spacing w:after="120" w:line="312" w:lineRule="auto"/>
+        <w:jc w:val="left"/>
+      </w:pPr>
+      <w:r>
+        <w:rPr>
+          <w:rFonts w:ascii="Times New Roman" w:hAnsi="Times New Roman" w:eastAsia="Times New Roman"/>
+          <w:b w:val="0"/>
+          <w:color w:val="000000"/>
+          <w:sz w:val="20"/>
+        </w:rPr>
+        <w:t>• cn04 Sửa sản phẩm → Tú: Phối hợp OOP (snapshot đối tượng cũ) → đúng Tú.</w:t>
+      </w:r>
+    </w:p>
+    <w:p>
+      <w:pPr>
+        <w:spacing w:after="120" w:line="312" w:lineRule="auto"/>
+        <w:jc w:val="left"/>
+      </w:pPr>
+      <w:r>
+        <w:rPr>
+          <w:rFonts w:ascii="Times New Roman" w:hAnsi="Times New Roman" w:eastAsia="Times New Roman"/>
+          <w:b w:val="0"/>
+          <w:color w:val="000000"/>
+          <w:sz w:val="20"/>
+        </w:rPr>
+        <w:t>• cn05 Xóa sản phẩm → Tú: Phối hợp nhiều OOP, đúng Tú. (Phân quyền Ngọ đã làm ở cn01 nên Tú chỉ gọi hàm.)</w:t>
+      </w:r>
+    </w:p>
+    <w:p>
+      <w:pPr>
+        <w:spacing w:after="120" w:line="312" w:lineRule="auto"/>
+        <w:jc w:val="left"/>
+      </w:pPr>
+      <w:r>
+        <w:rPr>
+          <w:rFonts w:ascii="Times New Roman" w:hAnsi="Times New Roman" w:eastAsia="Times New Roman"/>
+          <w:b w:val="0"/>
+          <w:color w:val="000000"/>
+          <w:sz w:val="20"/>
+        </w:rPr>
+        <w:t>• cn06 Tìm kiếm + sắp xếp → Huy: Merge Sort Huy đã cài ở loi_thuat_toan/, Huy dùng tiếp cho nhất quán.</w:t>
+      </w:r>
+    </w:p>
+    <w:p>
+      <w:pPr>
+        <w:spacing w:after="120" w:line="312" w:lineRule="auto"/>
+        <w:jc w:val="left"/>
+      </w:pPr>
+      <w:r>
+        <w:rPr>
+          <w:rFonts w:ascii="Times New Roman" w:hAnsi="Times New Roman" w:eastAsia="Times New Roman"/>
+          <w:b w:val="0"/>
+          <w:color w:val="000000"/>
+          <w:sz w:val="20"/>
+        </w:rPr>
+        <w:t>• cn07 Thống kê → Ngọ: Phần duyệt + tính toán đơn giản, phù hợp Ngọ.</w:t>
+      </w:r>
+    </w:p>
+    <w:p>
+      <w:pPr>
+        <w:spacing w:after="120" w:line="312" w:lineRule="auto"/>
+        <w:jc w:val="left"/>
+      </w:pPr>
+      <w:r>
+        <w:rPr>
+          <w:rFonts w:ascii="Times New Roman" w:hAnsi="Times New Roman" w:eastAsia="Times New Roman"/>
+          <w:b w:val="0"/>
+          <w:color w:val="000000"/>
+          <w:sz w:val="20"/>
+        </w:rPr>
+        <w:t>• cn08 Undo / Redo (Stack LIFO) → Huy: Stack LIFO Huy cài, Huy làm tiếp cho đúng logic.</w:t>
+      </w:r>
+    </w:p>
+    <w:p>
+      <w:pPr>
+        <w:spacing w:after="120" w:line="312" w:lineRule="auto"/>
+        <w:jc w:val="left"/>
+      </w:pPr>
+      <w:r>
+        <w:rPr>
+          <w:rFonts w:ascii="Times New Roman" w:hAnsi="Times New Roman" w:eastAsia="Times New Roman"/>
+          <w:b w:val="0"/>
+          <w:color w:val="000000"/>
+          <w:sz w:val="20"/>
+        </w:rPr>
+        <w:t>• cn09 Giỏ hàng + thanh toán (Queue FIFO) → Huy: Queue FIFO Huy cài, Huy làm tiếp cho đúng logic.</w:t>
+      </w:r>
+    </w:p>
+    <w:p/>
+    <w:p>
+      <w:pPr>
+        <w:pStyle w:val="Heading1"/>
+        <w:jc w:val="left"/>
+      </w:pPr>
+      <w:r>
+        <w:rPr>
+          <w:rFonts w:ascii="Times New Roman" w:hAnsi="Times New Roman" w:eastAsia="Times New Roman"/>
+          <w:b/>
+          <w:color w:val="305496"/>
+          <w:sz w:val="32"/>
+        </w:rPr>
+        <w:t>5. Khung chính + main + test</w:t>
+      </w:r>
+    </w:p>
+    <w:p>
+      <w:pPr>
+        <w:spacing w:after="120" w:line="312" w:lineRule="auto"/>
+        <w:ind w:firstLine="567"/>
+        <w:jc w:val="both"/>
+      </w:pPr>
+      <w:r>
+        <w:rPr>
+          <w:rFonts w:ascii="Times New Roman" w:hAnsi="Times New Roman" w:eastAsia="Times New Roman"/>
+          <w:b w:val="0"/>
+          <w:color w:val="000000"/>
+          <w:sz w:val="22"/>
+        </w:rPr>
+        <w:t>Phần khung sườn của ứng dụng — ai làm nhiều phần nhất sẽ phụ trách để nắm tổng thể và phối hợp mượt mà.</w:t>
+      </w:r>
+    </w:p>
+    <w:tbl>
+      <w:tblPr>
+        <w:tblW w:type="auto" w:w="0"/>
+        <w:jc w:val="center"/>
+        <w:tblLayout w:type="fixed"/>
+        <w:tblLook w:firstColumn="1" w:firstRow="1" w:lastColumn="0" w:lastRow="0" w:noHBand="0" w:noVBand="1" w:val="04A0"/>
+      </w:tblPr>
+      <w:tblGrid>
+        <w:gridCol w:w="2835"/>
+        <w:gridCol w:w="4535"/>
+        <w:gridCol w:w="1417"/>
+        <w:gridCol w:w="2551"/>
+      </w:tblGrid>
+      <w:tr>
+        <w:tc>
+          <w:tcPr>
+            <w:tcW w:type="dxa" w:w="2493"/>
+            <w:vAlign w:val="center"/>
+            <w:shd w:val="clear" w:color="auto" w:fill="305496"/>
+            <w:tcBorders>
+              <w:top w:val="single" w:sz="4" w:color="808080"/>
+              <w:left w:val="single" w:sz="4" w:color="808080"/>
+              <w:bottom w:val="single" w:sz="4" w:color="808080"/>
+              <w:right w:val="single" w:sz="4" w:color="808080"/>
+            </w:tcBorders>
+          </w:tcPr>
+          <w:p>
+            <w:pPr>
+              <w:jc w:val="center"/>
+            </w:pPr>
+            <w:r/>
+            <w:r>
+              <w:rPr>
+                <w:rFonts w:ascii="Times New Roman" w:hAnsi="Times New Roman" w:cs="Times New Roman" w:eastAsia="Times New Roman"/>
+                <w:b/>
+                <w:color w:val="FFFFFF"/>
+                <w:sz w:val="22"/>
+              </w:rPr>
+              <w:t>Phần</w:t>
+            </w:r>
+          </w:p>
+        </w:tc>
+        <w:tc>
+          <w:tcPr>
+            <w:tcW w:type="dxa" w:w="2493"/>
+            <w:vAlign w:val="center"/>
+            <w:shd w:val="clear" w:color="auto" w:fill="305496"/>
+            <w:tcBorders>
+              <w:top w:val="single" w:sz="4" w:color="808080"/>
+              <w:left w:val="single" w:sz="4" w:color="808080"/>
+              <w:bottom w:val="single" w:sz="4" w:color="808080"/>
+              <w:right w:val="single" w:sz="4" w:color="808080"/>
+            </w:tcBorders>
+          </w:tcPr>
+          <w:p>
+            <w:pPr>
+              <w:jc w:val="center"/>
+            </w:pPr>
+            <w:r/>
+            <w:r>
+              <w:rPr>
+                <w:rFonts w:ascii="Times New Roman" w:hAnsi="Times New Roman" w:cs="Times New Roman" w:eastAsia="Times New Roman"/>
+                <w:b/>
+                <w:color w:val="FFFFFF"/>
+                <w:sz w:val="22"/>
+              </w:rPr>
+              <w:t>Nội dung</w:t>
+            </w:r>
+          </w:p>
+        </w:tc>
+        <w:tc>
+          <w:tcPr>
+            <w:tcW w:type="dxa" w:w="2493"/>
+            <w:vAlign w:val="center"/>
+            <w:shd w:val="clear" w:color="auto" w:fill="305496"/>
+            <w:tcBorders>
+              <w:top w:val="single" w:sz="4" w:color="808080"/>
+              <w:left w:val="single" w:sz="4" w:color="808080"/>
+              <w:bottom w:val="single" w:sz="4" w:color="808080"/>
+              <w:right w:val="single" w:sz="4" w:color="808080"/>
+            </w:tcBorders>
+          </w:tcPr>
+          <w:p>
+            <w:pPr>
+              <w:jc w:val="center"/>
+            </w:pPr>
+            <w:r/>
+            <w:r>
+              <w:rPr>
+                <w:rFonts w:ascii="Times New Roman" w:hAnsi="Times New Roman" w:cs="Times New Roman" w:eastAsia="Times New Roman"/>
                 <w:b/>
                 <w:color w:val="FFFFFF"/>
                 <w:sz w:val="22"/>
@@ -4009,13 +3673,14 @@
         </w:tc>
         <w:tc>
           <w:tcPr>
-            <w:tcW w:type="dxa" w:w="2436"/>
-            <w:shd w:val="clear" w:color="auto" w:fill="1F2937"/>
+            <w:tcW w:type="dxa" w:w="2493"/>
+            <w:vAlign w:val="center"/>
+            <w:shd w:val="clear" w:color="auto" w:fill="305496"/>
             <w:tcBorders>
-              <w:top w:val="single" w:sz="6" w:color="047857"/>
-              <w:left w:val="single" w:sz="6" w:color="047857"/>
-              <w:bottom w:val="single" w:sz="6" w:color="047857"/>
-              <w:right w:val="single" w:sz="6" w:color="047857"/>
+              <w:top w:val="single" w:sz="4" w:color="808080"/>
+              <w:left w:val="single" w:sz="4" w:color="808080"/>
+              <w:bottom w:val="single" w:sz="4" w:color="808080"/>
+              <w:right w:val="single" w:sz="4" w:color="808080"/>
             </w:tcBorders>
           </w:tcPr>
           <w:p>
@@ -4025,23 +3690,81 @@
             <w:r/>
             <w:r>
               <w:rPr>
+                <w:rFonts w:ascii="Times New Roman" w:hAnsi="Times New Roman" w:cs="Times New Roman" w:eastAsia="Times New Roman"/>
                 <w:b/>
                 <w:color w:val="FFFFFF"/>
                 <w:sz w:val="22"/>
               </w:rPr>
-              <w:t>File tương ứng</w:t>
+              <w:t>Lý do</w:t>
+            </w:r>
+          </w:p>
+        </w:tc>
+      </w:tr>
+      <w:tr>
+        <w:tc>
+          <w:tcPr>
+            <w:tcW w:type="dxa" w:w="2493"/>
+            <w:vAlign w:val="center"/>
+            <w:shd w:val="clear" w:color="auto" w:fill="C6E0B4"/>
+            <w:tcBorders>
+              <w:top w:val="single" w:sz="4" w:color="808080"/>
+              <w:left w:val="single" w:sz="4" w:color="808080"/>
+              <w:bottom w:val="single" w:sz="4" w:color="808080"/>
+              <w:right w:val="single" w:sz="4" w:color="808080"/>
+            </w:tcBorders>
+          </w:tcPr>
+          <w:p>
+            <w:pPr>
+              <w:jc w:val="left"/>
+            </w:pPr>
+            <w:r/>
+            <w:r>
+              <w:rPr>
+                <w:rFonts w:ascii="Times New Roman" w:hAnsi="Times New Roman" w:cs="Times New Roman" w:eastAsia="Times New Roman"/>
+                <w:b/>
+                <w:sz w:val="22"/>
+              </w:rPr>
+              <w:t>main.py + quan_ly_trung_tam.py</w:t>
             </w:r>
           </w:p>
         </w:tc>
         <w:tc>
           <w:tcPr>
-            <w:tcW w:type="dxa" w:w="2436"/>
-            <w:shd w:val="clear" w:color="auto" w:fill="1F2937"/>
+            <w:tcW w:type="dxa" w:w="2493"/>
+            <w:vAlign w:val="center"/>
+            <w:shd w:val="clear" w:color="auto" w:fill="C6E0B4"/>
             <w:tcBorders>
-              <w:top w:val="single" w:sz="6" w:color="047857"/>
-              <w:left w:val="single" w:sz="6" w:color="047857"/>
-              <w:bottom w:val="single" w:sz="6" w:color="047857"/>
-              <w:right w:val="single" w:sz="6" w:color="047857"/>
+              <w:top w:val="single" w:sz="4" w:color="808080"/>
+              <w:left w:val="single" w:sz="4" w:color="808080"/>
+              <w:bottom w:val="single" w:sz="4" w:color="808080"/>
+              <w:right w:val="single" w:sz="4" w:color="808080"/>
+            </w:tcBorders>
+          </w:tcPr>
+          <w:p>
+            <w:pPr>
+              <w:jc w:val="left"/>
+            </w:pPr>
+            <w:r/>
+            <w:r>
+              <w:rPr>
+                <w:rFonts w:ascii="Times New Roman" w:hAnsi="Times New Roman" w:cs="Times New Roman" w:eastAsia="Times New Roman"/>
+                <w:b w:val="0"/>
+                <w:sz w:val="22"/>
+              </w:rPr>
+              <w:t>main.py: điểm vào ứng dụng (khởi tạo QuanLyTrungTam + Tk root + form đăng nhập → cửa sổ chính). quan_ly_trung_tam.py: state container — giữ DB, DSLK, Stack undo/redo, Queue giỏ hàng, người dùng hiện tại.</w:t>
+            </w:r>
+          </w:p>
+        </w:tc>
+        <w:tc>
+          <w:tcPr>
+            <w:tcW w:type="dxa" w:w="2493"/>
+            <w:vAlign w:val="center"/>
+            <w:shd w:val="clear" w:color="auto" w:fill="C6E0B4"/>
+            <w:tcBorders>
+              <w:top w:val="single" w:sz="4" w:color="808080"/>
+              <w:left w:val="single" w:sz="4" w:color="808080"/>
+              <w:bottom w:val="single" w:sz="4" w:color="808080"/>
+              <w:right w:val="single" w:sz="4" w:color="808080"/>
             </w:tcBorders>
           </w:tcPr>
           <w:p>
@@ -4051,11 +3774,38 @@
             <w:r/>
             <w:r>
               <w:rPr>
+                <w:rFonts w:ascii="Times New Roman" w:hAnsi="Times New Roman" w:cs="Times New Roman" w:eastAsia="Times New Roman"/>
                 <w:b/>
-                <w:color w:val="FFFFFF"/>
                 <w:sz w:val="22"/>
               </w:rPr>
-              <w:t>Điểm ước tính</w:t>
+              <w:t>Huy</w:t>
+            </w:r>
+          </w:p>
+        </w:tc>
+        <w:tc>
+          <w:tcPr>
+            <w:tcW w:type="dxa" w:w="2493"/>
+            <w:vAlign w:val="center"/>
+            <w:shd w:val="clear" w:color="auto" w:fill="C6E0B4"/>
+            <w:tcBorders>
+              <w:top w:val="single" w:sz="4" w:color="808080"/>
+              <w:left w:val="single" w:sz="4" w:color="808080"/>
+              <w:bottom w:val="single" w:sz="4" w:color="808080"/>
+              <w:right w:val="single" w:sz="4" w:color="808080"/>
+            </w:tcBorders>
+          </w:tcPr>
+          <w:p>
+            <w:pPr>
+              <w:jc w:val="left"/>
+            </w:pPr>
+            <w:r/>
+            <w:r>
+              <w:rPr>
+                <w:rFonts w:ascii="Times New Roman" w:hAnsi="Times New Roman" w:cs="Times New Roman" w:eastAsia="Times New Roman"/>
+                <w:b w:val="0"/>
+                <w:sz w:val="22"/>
+              </w:rPr>
+              <w:t>Phối hợp toàn bộ — Huy nắm tổng thể vì làm nhiều phần nhất.</w:t>
             </w:r>
           </w:p>
         </w:tc>
@@ -4063,80 +3813,69 @@
       <w:tr>
         <w:tc>
           <w:tcPr>
-            <w:tcW w:type="dxa" w:w="3118"/>
+            <w:tcW w:type="dxa" w:w="2493"/>
+            <w:vAlign w:val="center"/>
+            <w:shd w:val="clear" w:color="auto" w:fill="C6E0B4"/>
             <w:tcBorders>
-              <w:top w:val="single" w:sz="6" w:color="047857"/>
-              <w:left w:val="single" w:sz="6" w:color="047857"/>
-              <w:bottom w:val="single" w:sz="6" w:color="047857"/>
-              <w:right w:val="single" w:sz="6" w:color="047857"/>
+              <w:top w:val="single" w:sz="4" w:color="808080"/>
+              <w:left w:val="single" w:sz="4" w:color="808080"/>
+              <w:bottom w:val="single" w:sz="4" w:color="808080"/>
+              <w:right w:val="single" w:sz="4" w:color="808080"/>
             </w:tcBorders>
-            <w:shd w:val="clear" w:color="auto" w:fill="F9FAFB"/>
           </w:tcPr>
           <w:p>
+            <w:pPr>
+              <w:jc w:val="left"/>
+            </w:pPr>
             <w:r/>
             <w:r>
               <w:rPr>
-                <w:sz w:val="20"/>
+                <w:rFonts w:ascii="Times New Roman" w:hAnsi="Times New Roman" w:cs="Times New Roman" w:eastAsia="Times New Roman"/>
+                <w:b/>
+                <w:sz w:val="22"/>
               </w:rPr>
-              <w:t>1. Cài đặt Danh sách liên kết đôi</w:t>
+              <w:t>khung_chinh/ (cua_so_chinh_tt/_ui/_dk.py)</w:t>
             </w:r>
           </w:p>
         </w:tc>
         <w:tc>
           <w:tcPr>
-            <w:tcW w:type="dxa" w:w="1984"/>
+            <w:tcW w:type="dxa" w:w="2493"/>
+            <w:vAlign w:val="center"/>
+            <w:shd w:val="clear" w:color="auto" w:fill="C6E0B4"/>
             <w:tcBorders>
-              <w:top w:val="single" w:sz="6" w:color="047857"/>
-              <w:left w:val="single" w:sz="6" w:color="047857"/>
-              <w:bottom w:val="single" w:sz="6" w:color="047857"/>
-              <w:right w:val="single" w:sz="6" w:color="047857"/>
+              <w:top w:val="single" w:sz="4" w:color="808080"/>
+              <w:left w:val="single" w:sz="4" w:color="808080"/>
+              <w:bottom w:val="single" w:sz="4" w:color="808080"/>
+              <w:right w:val="single" w:sz="4" w:color="808080"/>
             </w:tcBorders>
-            <w:shd w:val="clear" w:color="auto" w:fill="F9FAFB"/>
           </w:tcPr>
           <w:p>
+            <w:pPr>
+              <w:jc w:val="left"/>
+            </w:pPr>
             <w:r/>
             <w:r>
               <w:rPr>
-                <w:b/>
-                <w:color w:val="047857"/>
-                <w:sz w:val="20"/>
+                <w:rFonts w:ascii="Times New Roman" w:hAnsi="Times New Roman" w:cs="Times New Roman" w:eastAsia="Times New Roman"/>
+                <w:b w:val="0"/>
+                <w:sz w:val="22"/>
               </w:rPr>
-              <w:t>Hồ Quang Huy</w:t>
+              <w:t>Cửa sổ chính: thanh công cụ (Thêm/Sửa/Xóa/Tìm/Sắp xếp/Thống kê/Undo/Redo/Giỏ hàng/Thanh toán/Đăng xuất), bảng Treeview hiển thị danh sách, thanh trạng thái. Gọi các bộ điều khiển _dk.py từ 9 chức năng.</w:t>
             </w:r>
           </w:p>
         </w:tc>
         <w:tc>
           <w:tcPr>
-            <w:tcW w:type="dxa" w:w="2551"/>
+            <w:tcW w:type="dxa" w:w="2493"/>
+            <w:vAlign w:val="center"/>
+            <w:shd w:val="clear" w:color="auto" w:fill="C6E0B4"/>
             <w:tcBorders>
-              <w:top w:val="single" w:sz="6" w:color="047857"/>
-              <w:left w:val="single" w:sz="6" w:color="047857"/>
-              <w:bottom w:val="single" w:sz="6" w:color="047857"/>
-              <w:right w:val="single" w:sz="6" w:color="047857"/>
+              <w:top w:val="single" w:sz="4" w:color="808080"/>
+              <w:left w:val="single" w:sz="4" w:color="808080"/>
+              <w:bottom w:val="single" w:sz="4" w:color="808080"/>
+              <w:right w:val="single" w:sz="4" w:color="808080"/>
             </w:tcBorders>
-            <w:shd w:val="clear" w:color="auto" w:fill="F9FAFB"/>
-          </w:tcPr>
-          <w:p>
-            <w:r/>
-            <w:r>
-              <w:rPr>
-                <w:rFonts w:ascii="Consolas" w:hAnsi="Consolas"/>
-                <w:sz w:val="20"/>
-              </w:rPr>
-              <w:t>models/linked_list.py</w:t>
-            </w:r>
-          </w:p>
-        </w:tc>
-        <w:tc>
-          <w:tcPr>
-            <w:tcW w:type="dxa" w:w="1701"/>
-            <w:tcBorders>
-              <w:top w:val="single" w:sz="6" w:color="047857"/>
-              <w:left w:val="single" w:sz="6" w:color="047857"/>
-              <w:bottom w:val="single" w:sz="6" w:color="047857"/>
-              <w:right w:val="single" w:sz="6" w:color="047857"/>
-            </w:tcBorders>
-            <w:shd w:val="clear" w:color="auto" w:fill="F9FAFB"/>
           </w:tcPr>
           <w:p>
             <w:pPr>
@@ -4145,9 +3884,38 @@
             <w:r/>
             <w:r>
               <w:rPr>
-                <w:sz w:val="20"/>
+                <w:rFonts w:ascii="Times New Roman" w:hAnsi="Times New Roman" w:cs="Times New Roman" w:eastAsia="Times New Roman"/>
+                <w:b/>
+                <w:sz w:val="22"/>
               </w:rPr>
-              <w:t>2.0</w:t>
+              <w:t>Huy</w:t>
+            </w:r>
+          </w:p>
+        </w:tc>
+        <w:tc>
+          <w:tcPr>
+            <w:tcW w:type="dxa" w:w="2493"/>
+            <w:vAlign w:val="center"/>
+            <w:shd w:val="clear" w:color="auto" w:fill="C6E0B4"/>
+            <w:tcBorders>
+              <w:top w:val="single" w:sz="4" w:color="808080"/>
+              <w:left w:val="single" w:sz="4" w:color="808080"/>
+              <w:bottom w:val="single" w:sz="4" w:color="808080"/>
+              <w:right w:val="single" w:sz="4" w:color="808080"/>
+            </w:tcBorders>
+          </w:tcPr>
+          <w:p>
+            <w:pPr>
+              <w:jc w:val="left"/>
+            </w:pPr>
+            <w:r/>
+            <w:r>
+              <w:rPr>
+                <w:rFonts w:ascii="Times New Roman" w:hAnsi="Times New Roman" w:cs="Times New Roman" w:eastAsia="Times New Roman"/>
+                <w:b w:val="0"/>
+                <w:sz w:val="22"/>
+              </w:rPr>
+              <w:t>Phối hợp toàn bộ — Huy làm.</w:t>
             </w:r>
           </w:p>
         </w:tc>
@@ -4155,80 +3923,69 @@
       <w:tr>
         <w:tc>
           <w:tcPr>
-            <w:tcW w:type="dxa" w:w="3118"/>
+            <w:tcW w:type="dxa" w:w="2493"/>
+            <w:vAlign w:val="center"/>
+            <w:shd w:val="clear" w:color="auto" w:fill="BDD7EE"/>
             <w:tcBorders>
-              <w:top w:val="single" w:sz="6" w:color="047857"/>
-              <w:left w:val="single" w:sz="6" w:color="047857"/>
-              <w:bottom w:val="single" w:sz="6" w:color="047857"/>
-              <w:right w:val="single" w:sz="6" w:color="047857"/>
+              <w:top w:val="single" w:sz="4" w:color="808080"/>
+              <w:left w:val="single" w:sz="4" w:color="808080"/>
+              <w:bottom w:val="single" w:sz="4" w:color="808080"/>
+              <w:right w:val="single" w:sz="4" w:color="808080"/>
             </w:tcBorders>
-            <w:shd w:val="clear" w:color="auto" w:fill="F9FAFB"/>
           </w:tcPr>
           <w:p>
+            <w:pPr>
+              <w:jc w:val="left"/>
+            </w:pPr>
             <w:r/>
             <w:r>
               <w:rPr>
-                <w:sz w:val="20"/>
+                <w:rFonts w:ascii="Times New Roman" w:hAnsi="Times New Roman" w:cs="Times New Roman" w:eastAsia="Times New Roman"/>
+                <w:b/>
+                <w:sz w:val="22"/>
               </w:rPr>
-              <w:t>2. Thao tác DSLK: thêm/xóa/tìm/duyệt</w:t>
+              <w:t>chuc_nang/_shared/form_them_sua_ui.py</w:t>
             </w:r>
           </w:p>
         </w:tc>
         <w:tc>
           <w:tcPr>
-            <w:tcW w:type="dxa" w:w="1984"/>
+            <w:tcW w:type="dxa" w:w="2493"/>
+            <w:vAlign w:val="center"/>
+            <w:shd w:val="clear" w:color="auto" w:fill="BDD7EE"/>
             <w:tcBorders>
-              <w:top w:val="single" w:sz="6" w:color="047857"/>
-              <w:left w:val="single" w:sz="6" w:color="047857"/>
-              <w:bottom w:val="single" w:sz="6" w:color="047857"/>
-              <w:right w:val="single" w:sz="6" w:color="047857"/>
+              <w:top w:val="single" w:sz="4" w:color="808080"/>
+              <w:left w:val="single" w:sz="4" w:color="808080"/>
+              <w:bottom w:val="single" w:sz="4" w:color="808080"/>
+              <w:right w:val="single" w:sz="4" w:color="808080"/>
             </w:tcBorders>
-            <w:shd w:val="clear" w:color="auto" w:fill="F9FAFB"/>
           </w:tcPr>
           <w:p>
+            <w:pPr>
+              <w:jc w:val="left"/>
+            </w:pPr>
             <w:r/>
             <w:r>
               <w:rPr>
-                <w:b/>
-                <w:color w:val="047857"/>
-                <w:sz w:val="20"/>
+                <w:rFonts w:ascii="Times New Roman" w:hAnsi="Times New Roman" w:cs="Times New Roman" w:eastAsia="Times New Roman"/>
+                <w:b w:val="0"/>
+                <w:sz w:val="22"/>
               </w:rPr>
-              <w:t>Hồ Quang Huy</w:t>
+              <w:t>Form Thêm/Sửa dùng chung (đa hình UI theo loại hàng) — Tú dùng cho cn03/cn04.</w:t>
             </w:r>
           </w:p>
         </w:tc>
         <w:tc>
           <w:tcPr>
-            <w:tcW w:type="dxa" w:w="2551"/>
+            <w:tcW w:type="dxa" w:w="2493"/>
+            <w:vAlign w:val="center"/>
+            <w:shd w:val="clear" w:color="auto" w:fill="BDD7EE"/>
             <w:tcBorders>
-              <w:top w:val="single" w:sz="6" w:color="047857"/>
-              <w:left w:val="single" w:sz="6" w:color="047857"/>
-              <w:bottom w:val="single" w:sz="6" w:color="047857"/>
-              <w:right w:val="single" w:sz="6" w:color="047857"/>
+              <w:top w:val="single" w:sz="4" w:color="808080"/>
+              <w:left w:val="single" w:sz="4" w:color="808080"/>
+              <w:bottom w:val="single" w:sz="4" w:color="808080"/>
+              <w:right w:val="single" w:sz="4" w:color="808080"/>
             </w:tcBorders>
-            <w:shd w:val="clear" w:color="auto" w:fill="F9FAFB"/>
-          </w:tcPr>
-          <w:p>
-            <w:r/>
-            <w:r>
-              <w:rPr>
-                <w:rFonts w:ascii="Consolas" w:hAnsi="Consolas"/>
-                <w:sz w:val="20"/>
-              </w:rPr>
-              <w:t>models/linked_list.py</w:t>
-            </w:r>
-          </w:p>
-        </w:tc>
-        <w:tc>
-          <w:tcPr>
-            <w:tcW w:type="dxa" w:w="1701"/>
-            <w:tcBorders>
-              <w:top w:val="single" w:sz="6" w:color="047857"/>
-              <w:left w:val="single" w:sz="6" w:color="047857"/>
-              <w:bottom w:val="single" w:sz="6" w:color="047857"/>
-              <w:right w:val="single" w:sz="6" w:color="047857"/>
-            </w:tcBorders>
-            <w:shd w:val="clear" w:color="auto" w:fill="F9FAFB"/>
           </w:tcPr>
           <w:p>
             <w:pPr>
@@ -4237,9 +3994,38 @@
             <w:r/>
             <w:r>
               <w:rPr>
-                <w:sz w:val="20"/>
+                <w:rFonts w:ascii="Times New Roman" w:hAnsi="Times New Roman" w:cs="Times New Roman" w:eastAsia="Times New Roman"/>
+                <w:b/>
+                <w:sz w:val="22"/>
               </w:rPr>
-              <w:t>1.0</w:t>
+              <w:t>Tú</w:t>
+            </w:r>
+          </w:p>
+        </w:tc>
+        <w:tc>
+          <w:tcPr>
+            <w:tcW w:type="dxa" w:w="2493"/>
+            <w:vAlign w:val="center"/>
+            <w:shd w:val="clear" w:color="auto" w:fill="BDD7EE"/>
+            <w:tcBorders>
+              <w:top w:val="single" w:sz="4" w:color="808080"/>
+              <w:left w:val="single" w:sz="4" w:color="808080"/>
+              <w:bottom w:val="single" w:sz="4" w:color="808080"/>
+              <w:right w:val="single" w:sz="4" w:color="808080"/>
+            </w:tcBorders>
+          </w:tcPr>
+          <w:p>
+            <w:pPr>
+              <w:jc w:val="left"/>
+            </w:pPr>
+            <w:r/>
+            <w:r>
+              <w:rPr>
+                <w:rFonts w:ascii="Times New Roman" w:hAnsi="Times New Roman" w:cs="Times New Roman" w:eastAsia="Times New Roman"/>
+                <w:b w:val="0"/>
+                <w:sz w:val="22"/>
+              </w:rPr>
+              <w:t>Tú làm cn03/cn04 nên tự viết form chung cho nhất quán.</w:t>
             </w:r>
           </w:p>
         </w:tc>
@@ -4247,80 +4033,69 @@
       <w:tr>
         <w:tc>
           <w:tcPr>
-            <w:tcW w:type="dxa" w:w="3118"/>
+            <w:tcW w:type="dxa" w:w="2493"/>
+            <w:vAlign w:val="center"/>
+            <w:shd w:val="clear" w:color="auto" w:fill="C6E0B4"/>
             <w:tcBorders>
-              <w:top w:val="single" w:sz="6" w:color="047857"/>
-              <w:left w:val="single" w:sz="6" w:color="047857"/>
-              <w:bottom w:val="single" w:sz="6" w:color="047857"/>
-              <w:right w:val="single" w:sz="6" w:color="047857"/>
+              <w:top w:val="single" w:sz="4" w:color="808080"/>
+              <w:left w:val="single" w:sz="4" w:color="808080"/>
+              <w:bottom w:val="single" w:sz="4" w:color="808080"/>
+              <w:right w:val="single" w:sz="4" w:color="808080"/>
             </w:tcBorders>
-            <w:shd w:val="clear" w:color="auto" w:fill="F9FAFB"/>
           </w:tcPr>
           <w:p>
+            <w:pPr>
+              <w:jc w:val="left"/>
+            </w:pPr>
             <w:r/>
             <w:r>
               <w:rPr>
-                <w:sz w:val="20"/>
+                <w:rFonts w:ascii="Times New Roman" w:hAnsi="Times New Roman" w:cs="Times New Roman" w:eastAsia="Times New Roman"/>
+                <w:b/>
+                <w:sz w:val="22"/>
               </w:rPr>
-              <w:t>3. Thuật toán sắp xếp (Merge Sort)</w:t>
+              <w:t>test_app.py (47 test tự động)</w:t>
             </w:r>
           </w:p>
         </w:tc>
         <w:tc>
           <w:tcPr>
-            <w:tcW w:type="dxa" w:w="1984"/>
+            <w:tcW w:type="dxa" w:w="2493"/>
+            <w:vAlign w:val="center"/>
+            <w:shd w:val="clear" w:color="auto" w:fill="C6E0B4"/>
             <w:tcBorders>
-              <w:top w:val="single" w:sz="6" w:color="047857"/>
-              <w:left w:val="single" w:sz="6" w:color="047857"/>
-              <w:bottom w:val="single" w:sz="6" w:color="047857"/>
-              <w:right w:val="single" w:sz="6" w:color="047857"/>
+              <w:top w:val="single" w:sz="4" w:color="808080"/>
+              <w:left w:val="single" w:sz="4" w:color="808080"/>
+              <w:bottom w:val="single" w:sz="4" w:color="808080"/>
+              <w:right w:val="single" w:sz="4" w:color="808080"/>
             </w:tcBorders>
-            <w:shd w:val="clear" w:color="auto" w:fill="F9FAFB"/>
           </w:tcPr>
           <w:p>
+            <w:pPr>
+              <w:jc w:val="left"/>
+            </w:pPr>
             <w:r/>
             <w:r>
               <w:rPr>
-                <w:b/>
-                <w:color w:val="047857"/>
-                <w:sz w:val="20"/>
+                <w:rFonts w:ascii="Times New Roman" w:hAnsi="Times New Roman" w:cs="Times New Roman" w:eastAsia="Times New Roman"/>
+                <w:b w:val="0"/>
+                <w:sz w:val="22"/>
               </w:rPr>
-              <w:t>Hồ Quang Huy</w:t>
+              <w:t>Test toàn bộ flow: khởi tạo → đăng nhập → CRUD → tìm kiếm → sắp xếp → thống kê → undo/redo → giỏ hàng + thanh toán → try/except. 47 test case.</w:t>
             </w:r>
           </w:p>
         </w:tc>
         <w:tc>
           <w:tcPr>
-            <w:tcW w:type="dxa" w:w="2551"/>
+            <w:tcW w:type="dxa" w:w="2493"/>
+            <w:vAlign w:val="center"/>
+            <w:shd w:val="clear" w:color="auto" w:fill="C6E0B4"/>
             <w:tcBorders>
-              <w:top w:val="single" w:sz="6" w:color="047857"/>
-              <w:left w:val="single" w:sz="6" w:color="047857"/>
-              <w:bottom w:val="single" w:sz="6" w:color="047857"/>
-              <w:right w:val="single" w:sz="6" w:color="047857"/>
+              <w:top w:val="single" w:sz="4" w:color="808080"/>
+              <w:left w:val="single" w:sz="4" w:color="808080"/>
+              <w:bottom w:val="single" w:sz="4" w:color="808080"/>
+              <w:right w:val="single" w:sz="4" w:color="808080"/>
             </w:tcBorders>
-            <w:shd w:val="clear" w:color="auto" w:fill="F9FAFB"/>
-          </w:tcPr>
-          <w:p>
-            <w:r/>
-            <w:r>
-              <w:rPr>
-                <w:rFonts w:ascii="Consolas" w:hAnsi="Consolas"/>
-                <w:sz w:val="20"/>
-              </w:rPr>
-              <w:t>models/linked_list.py</w:t>
-            </w:r>
-          </w:p>
-        </w:tc>
-        <w:tc>
-          <w:tcPr>
-            <w:tcW w:type="dxa" w:w="1701"/>
-            <w:tcBorders>
-              <w:top w:val="single" w:sz="6" w:color="047857"/>
-              <w:left w:val="single" w:sz="6" w:color="047857"/>
-              <w:bottom w:val="single" w:sz="6" w:color="047857"/>
-              <w:right w:val="single" w:sz="6" w:color="047857"/>
-            </w:tcBorders>
-            <w:shd w:val="clear" w:color="auto" w:fill="F9FAFB"/>
           </w:tcPr>
           <w:p>
             <w:pPr>
@@ -4329,90 +4104,99 @@
             <w:r/>
             <w:r>
               <w:rPr>
-                <w:sz w:val="20"/>
+                <w:rFonts w:ascii="Times New Roman" w:hAnsi="Times New Roman" w:cs="Times New Roman" w:eastAsia="Times New Roman"/>
+                <w:b/>
+                <w:sz w:val="22"/>
               </w:rPr>
-              <w:t>1.5</w:t>
-            </w:r>
-          </w:p>
-        </w:tc>
-      </w:tr>
-      <w:tr>
-        <w:tc>
-          <w:tcPr>
-            <w:tcW w:type="dxa" w:w="3118"/>
-            <w:tcBorders>
-              <w:top w:val="single" w:sz="6" w:color="047857"/>
-              <w:left w:val="single" w:sz="6" w:color="047857"/>
-              <w:bottom w:val="single" w:sz="6" w:color="047857"/>
-              <w:right w:val="single" w:sz="6" w:color="047857"/>
-            </w:tcBorders>
-            <w:shd w:val="clear" w:color="auto" w:fill="F9FAFB"/>
-          </w:tcPr>
-          <w:p>
-            <w:r/>
-            <w:r>
-              <w:rPr>
-                <w:sz w:val="20"/>
-              </w:rPr>
-              <w:t>4. OOP - Kế thừa (lớp cha + lớp con)</w:t>
+              <w:t>Huy</w:t>
             </w:r>
           </w:p>
         </w:tc>
         <w:tc>
           <w:tcPr>
-            <w:tcW w:type="dxa" w:w="1984"/>
+            <w:tcW w:type="dxa" w:w="2493"/>
+            <w:vAlign w:val="center"/>
+            <w:shd w:val="clear" w:color="auto" w:fill="C6E0B4"/>
             <w:tcBorders>
-              <w:top w:val="single" w:sz="6" w:color="047857"/>
-              <w:left w:val="single" w:sz="6" w:color="047857"/>
-              <w:bottom w:val="single" w:sz="6" w:color="047857"/>
-              <w:right w:val="single" w:sz="6" w:color="047857"/>
+              <w:top w:val="single" w:sz="4" w:color="808080"/>
+              <w:left w:val="single" w:sz="4" w:color="808080"/>
+              <w:bottom w:val="single" w:sz="4" w:color="808080"/>
+              <w:right w:val="single" w:sz="4" w:color="808080"/>
             </w:tcBorders>
-            <w:shd w:val="clear" w:color="auto" w:fill="F9FAFB"/>
           </w:tcPr>
           <w:p>
+            <w:pPr>
+              <w:jc w:val="left"/>
+            </w:pPr>
             <w:r/>
             <w:r>
               <w:rPr>
-                <w:b/>
-                <w:color w:val="B45309"/>
-                <w:sz w:val="20"/>
+                <w:rFonts w:ascii="Times New Roman" w:hAnsi="Times New Roman" w:cs="Times New Roman" w:eastAsia="Times New Roman"/>
+                <w:b w:val="0"/>
+                <w:sz w:val="22"/>
               </w:rPr>
-              <w:t>Phan Anh Tú</w:t>
+              <w:t>Ai làm nhiều phần nhất thì viết test tổng hợp — Huy.</w:t>
             </w:r>
           </w:p>
         </w:tc>
+      </w:tr>
+    </w:tbl>
+    <w:p/>
+    <w:p>
+      <w:pPr>
+        <w:pStyle w:val="Heading1"/>
+        <w:jc w:val="left"/>
+      </w:pPr>
+      <w:r>
+        <w:rPr>
+          <w:rFonts w:ascii="Times New Roman" w:hAnsi="Times New Roman" w:eastAsia="Times New Roman"/>
+          <w:b/>
+          <w:color w:val="305496"/>
+          <w:sz w:val="32"/>
+        </w:rPr>
+        <w:t>6. Quy ước đặt tên file trong mỗi folder chức năng</w:t>
+      </w:r>
+    </w:p>
+    <w:p>
+      <w:pPr>
+        <w:spacing w:after="120" w:line="312" w:lineRule="auto"/>
+        <w:ind w:firstLine="567"/>
+        <w:jc w:val="both"/>
+      </w:pPr>
+      <w:r>
+        <w:rPr>
+          <w:rFonts w:ascii="Times New Roman" w:hAnsi="Times New Roman" w:eastAsia="Times New Roman"/>
+          <w:b w:val="0"/>
+          <w:color w:val="000000"/>
+          <w:sz w:val="22"/>
+        </w:rPr>
+        <w:t>Mỗi folder chức năng (cn01 → cn09) bắt buộc có 3 file theo hậu tố:</w:t>
+      </w:r>
+    </w:p>
+    <w:tbl>
+      <w:tblPr>
+        <w:tblW w:type="auto" w:w="0"/>
+        <w:jc w:val="center"/>
+        <w:tblLayout w:type="fixed"/>
+        <w:tblLook w:firstColumn="1" w:firstRow="1" w:lastColumn="0" w:lastRow="0" w:noHBand="0" w:noVBand="1" w:val="04A0"/>
+      </w:tblPr>
+      <w:tblGrid>
+        <w:gridCol w:w="1417"/>
+        <w:gridCol w:w="2268"/>
+        <w:gridCol w:w="5386"/>
+      </w:tblGrid>
+      <w:tr>
         <w:tc>
           <w:tcPr>
-            <w:tcW w:type="dxa" w:w="2551"/>
+            <w:tcW w:type="dxa" w:w="3324"/>
+            <w:vAlign w:val="center"/>
+            <w:shd w:val="clear" w:color="auto" w:fill="305496"/>
             <w:tcBorders>
-              <w:top w:val="single" w:sz="6" w:color="047857"/>
-              <w:left w:val="single" w:sz="6" w:color="047857"/>
-              <w:bottom w:val="single" w:sz="6" w:color="047857"/>
-              <w:right w:val="single" w:sz="6" w:color="047857"/>
+              <w:top w:val="single" w:sz="4" w:color="808080"/>
+              <w:left w:val="single" w:sz="4" w:color="808080"/>
+              <w:bottom w:val="single" w:sz="4" w:color="808080"/>
+              <w:right w:val="single" w:sz="4" w:color="808080"/>
             </w:tcBorders>
-            <w:shd w:val="clear" w:color="auto" w:fill="F9FAFB"/>
-          </w:tcPr>
-          <w:p>
-            <w:r/>
-            <w:r>
-              <w:rPr>
-                <w:rFonts w:ascii="Consolas" w:hAnsi="Consolas"/>
-                <w:sz w:val="20"/>
-              </w:rPr>
-              <w:t>models/item.py + subclasses.py</w:t>
-            </w:r>
-          </w:p>
-        </w:tc>
-        <w:tc>
-          <w:tcPr>
-            <w:tcW w:type="dxa" w:w="1701"/>
-            <w:tcBorders>
-              <w:top w:val="single" w:sz="6" w:color="047857"/>
-              <w:left w:val="single" w:sz="6" w:color="047857"/>
-              <w:bottom w:val="single" w:sz="6" w:color="047857"/>
-              <w:right w:val="single" w:sz="6" w:color="047857"/>
-            </w:tcBorders>
-            <w:shd w:val="clear" w:color="auto" w:fill="F9FAFB"/>
           </w:tcPr>
           <w:p>
             <w:pPr>
@@ -4421,90 +4205,26 @@
             <w:r/>
             <w:r>
               <w:rPr>
-                <w:sz w:val="20"/>
+                <w:rFonts w:ascii="Times New Roman" w:hAnsi="Times New Roman" w:cs="Times New Roman" w:eastAsia="Times New Roman"/>
+                <w:b/>
+                <w:color w:val="FFFFFF"/>
+                <w:sz w:val="22"/>
               </w:rPr>
-              <w:t>1.0</w:t>
-            </w:r>
-          </w:p>
-        </w:tc>
-      </w:tr>
-      <w:tr>
-        <w:tc>
-          <w:tcPr>
-            <w:tcW w:type="dxa" w:w="3118"/>
-            <w:tcBorders>
-              <w:top w:val="single" w:sz="6" w:color="047857"/>
-              <w:left w:val="single" w:sz="6" w:color="047857"/>
-              <w:bottom w:val="single" w:sz="6" w:color="047857"/>
-              <w:right w:val="single" w:sz="6" w:color="047857"/>
-            </w:tcBorders>
-            <w:shd w:val="clear" w:color="auto" w:fill="F9FAFB"/>
-          </w:tcPr>
-          <w:p>
-            <w:r/>
-            <w:r>
-              <w:rPr>
-                <w:sz w:val="20"/>
-              </w:rPr>
-              <w:t>5. OOP - Đa hình (ghi đè tinh_gia_ban)</w:t>
+              <w:t>Hậu tố</w:t>
             </w:r>
           </w:p>
         </w:tc>
         <w:tc>
           <w:tcPr>
-            <w:tcW w:type="dxa" w:w="1984"/>
+            <w:tcW w:type="dxa" w:w="3324"/>
+            <w:vAlign w:val="center"/>
+            <w:shd w:val="clear" w:color="auto" w:fill="305496"/>
             <w:tcBorders>
-              <w:top w:val="single" w:sz="6" w:color="047857"/>
-              <w:left w:val="single" w:sz="6" w:color="047857"/>
-              <w:bottom w:val="single" w:sz="6" w:color="047857"/>
-              <w:right w:val="single" w:sz="6" w:color="047857"/>
+              <w:top w:val="single" w:sz="4" w:color="808080"/>
+              <w:left w:val="single" w:sz="4" w:color="808080"/>
+              <w:bottom w:val="single" w:sz="4" w:color="808080"/>
+              <w:right w:val="single" w:sz="4" w:color="808080"/>
             </w:tcBorders>
-            <w:shd w:val="clear" w:color="auto" w:fill="F9FAFB"/>
-          </w:tcPr>
-          <w:p>
-            <w:r/>
-            <w:r>
-              <w:rPr>
-                <w:b/>
-                <w:color w:val="B45309"/>
-                <w:sz w:val="20"/>
-              </w:rPr>
-              <w:t>Phan Anh Tú</w:t>
-            </w:r>
-          </w:p>
-        </w:tc>
-        <w:tc>
-          <w:tcPr>
-            <w:tcW w:type="dxa" w:w="2551"/>
-            <w:tcBorders>
-              <w:top w:val="single" w:sz="6" w:color="047857"/>
-              <w:left w:val="single" w:sz="6" w:color="047857"/>
-              <w:bottom w:val="single" w:sz="6" w:color="047857"/>
-              <w:right w:val="single" w:sz="6" w:color="047857"/>
-            </w:tcBorders>
-            <w:shd w:val="clear" w:color="auto" w:fill="F9FAFB"/>
-          </w:tcPr>
-          <w:p>
-            <w:r/>
-            <w:r>
-              <w:rPr>
-                <w:rFonts w:ascii="Consolas" w:hAnsi="Consolas"/>
-                <w:sz w:val="20"/>
-              </w:rPr>
-              <w:t>models/subclasses.py</w:t>
-            </w:r>
-          </w:p>
-        </w:tc>
-        <w:tc>
-          <w:tcPr>
-            <w:tcW w:type="dxa" w:w="1701"/>
-            <w:tcBorders>
-              <w:top w:val="single" w:sz="6" w:color="047857"/>
-              <w:left w:val="single" w:sz="6" w:color="047857"/>
-              <w:bottom w:val="single" w:sz="6" w:color="047857"/>
-              <w:right w:val="single" w:sz="6" w:color="047857"/>
-            </w:tcBorders>
-            <w:shd w:val="clear" w:color="auto" w:fill="F9FAFB"/>
           </w:tcPr>
           <w:p>
             <w:pPr>
@@ -4513,90 +4233,26 @@
             <w:r/>
             <w:r>
               <w:rPr>
-                <w:sz w:val="20"/>
+                <w:rFonts w:ascii="Times New Roman" w:hAnsi="Times New Roman" w:cs="Times New Roman" w:eastAsia="Times New Roman"/>
+                <w:b/>
+                <w:color w:val="FFFFFF"/>
+                <w:sz w:val="22"/>
               </w:rPr>
-              <w:t>1.5</w:t>
-            </w:r>
-          </w:p>
-        </w:tc>
-      </w:tr>
-      <w:tr>
-        <w:tc>
-          <w:tcPr>
-            <w:tcW w:type="dxa" w:w="3118"/>
-            <w:tcBorders>
-              <w:top w:val="single" w:sz="6" w:color="047857"/>
-              <w:left w:val="single" w:sz="6" w:color="047857"/>
-              <w:bottom w:val="single" w:sz="6" w:color="047857"/>
-              <w:right w:val="single" w:sz="6" w:color="047857"/>
-            </w:tcBorders>
-            <w:shd w:val="clear" w:color="auto" w:fill="F9FAFB"/>
-          </w:tcPr>
-          <w:p>
-            <w:r/>
-            <w:r>
-              <w:rPr>
-                <w:sz w:val="20"/>
-              </w:rPr>
-              <w:t>6. Giao diện PyQt6</w:t>
+              <w:t>Vai trò</w:t>
             </w:r>
           </w:p>
         </w:tc>
         <w:tc>
           <w:tcPr>
-            <w:tcW w:type="dxa" w:w="1984"/>
+            <w:tcW w:type="dxa" w:w="3324"/>
+            <w:vAlign w:val="center"/>
+            <w:shd w:val="clear" w:color="auto" w:fill="305496"/>
             <w:tcBorders>
-              <w:top w:val="single" w:sz="6" w:color="047857"/>
-              <w:left w:val="single" w:sz="6" w:color="047857"/>
-              <w:bottom w:val="single" w:sz="6" w:color="047857"/>
-              <w:right w:val="single" w:sz="6" w:color="047857"/>
+              <w:top w:val="single" w:sz="4" w:color="808080"/>
+              <w:left w:val="single" w:sz="4" w:color="808080"/>
+              <w:bottom w:val="single" w:sz="4" w:color="808080"/>
+              <w:right w:val="single" w:sz="4" w:color="808080"/>
             </w:tcBorders>
-            <w:shd w:val="clear" w:color="auto" w:fill="F9FAFB"/>
-          </w:tcPr>
-          <w:p>
-            <w:r/>
-            <w:r>
-              <w:rPr>
-                <w:b/>
-                <w:color w:val="047857"/>
-                <w:sz w:val="20"/>
-              </w:rPr>
-              <w:t>Hồ Quang Huy</w:t>
-            </w:r>
-          </w:p>
-        </w:tc>
-        <w:tc>
-          <w:tcPr>
-            <w:tcW w:type="dxa" w:w="2551"/>
-            <w:tcBorders>
-              <w:top w:val="single" w:sz="6" w:color="047857"/>
-              <w:left w:val="single" w:sz="6" w:color="047857"/>
-              <w:bottom w:val="single" w:sz="6" w:color="047857"/>
-              <w:right w:val="single" w:sz="6" w:color="047857"/>
-            </w:tcBorders>
-            <w:shd w:val="clear" w:color="auto" w:fill="F9FAFB"/>
-          </w:tcPr>
-          <w:p>
-            <w:r/>
-            <w:r>
-              <w:rPr>
-                <w:rFonts w:ascii="Consolas" w:hAnsi="Consolas"/>
-                <w:sz w:val="20"/>
-              </w:rPr>
-              <w:t>ui/main_window.py</w:t>
-            </w:r>
-          </w:p>
-        </w:tc>
-        <w:tc>
-          <w:tcPr>
-            <w:tcW w:type="dxa" w:w="1701"/>
-            <w:tcBorders>
-              <w:top w:val="single" w:sz="6" w:color="047857"/>
-              <w:left w:val="single" w:sz="6" w:color="047857"/>
-              <w:bottom w:val="single" w:sz="6" w:color="047857"/>
-              <w:right w:val="single" w:sz="6" w:color="047857"/>
-            </w:tcBorders>
-            <w:shd w:val="clear" w:color="auto" w:fill="F9FAFB"/>
           </w:tcPr>
           <w:p>
             <w:pPr>
@@ -4605,9 +4261,12 @@
             <w:r/>
             <w:r>
               <w:rPr>
-                <w:sz w:val="20"/>
+                <w:rFonts w:ascii="Times New Roman" w:hAnsi="Times New Roman" w:cs="Times New Roman" w:eastAsia="Times New Roman"/>
+                <w:b/>
+                <w:color w:val="FFFFFF"/>
+                <w:sz w:val="22"/>
               </w:rPr>
-              <w:t>2.0</w:t>
+              <w:t>Ví dụ</w:t>
             </w:r>
           </w:p>
         </w:tc>
@@ -4615,80 +4274,14 @@
       <w:tr>
         <w:tc>
           <w:tcPr>
-            <w:tcW w:type="dxa" w:w="3118"/>
+            <w:tcW w:type="dxa" w:w="3324"/>
+            <w:vAlign w:val="center"/>
             <w:tcBorders>
-              <w:top w:val="single" w:sz="6" w:color="047857"/>
-              <w:left w:val="single" w:sz="6" w:color="047857"/>
-              <w:bottom w:val="single" w:sz="6" w:color="047857"/>
-              <w:right w:val="single" w:sz="6" w:color="047857"/>
+              <w:top w:val="single" w:sz="4" w:color="808080"/>
+              <w:left w:val="single" w:sz="4" w:color="808080"/>
+              <w:bottom w:val="single" w:sz="4" w:color="808080"/>
+              <w:right w:val="single" w:sz="4" w:color="808080"/>
             </w:tcBorders>
-            <w:shd w:val="clear" w:color="auto" w:fill="F9FAFB"/>
-          </w:tcPr>
-          <w:p>
-            <w:r/>
-            <w:r>
-              <w:rPr>
-                <w:sz w:val="20"/>
-              </w:rPr>
-              <w:t>7. Lưu trữ dữ liệu (SQLite)</w:t>
-            </w:r>
-          </w:p>
-        </w:tc>
-        <w:tc>
-          <w:tcPr>
-            <w:tcW w:type="dxa" w:w="1984"/>
-            <w:tcBorders>
-              <w:top w:val="single" w:sz="6" w:color="047857"/>
-              <w:left w:val="single" w:sz="6" w:color="047857"/>
-              <w:bottom w:val="single" w:sz="6" w:color="047857"/>
-              <w:right w:val="single" w:sz="6" w:color="047857"/>
-            </w:tcBorders>
-            <w:shd w:val="clear" w:color="auto" w:fill="F9FAFB"/>
-          </w:tcPr>
-          <w:p>
-            <w:r/>
-            <w:r>
-              <w:rPr>
-                <w:b/>
-                <w:color w:val="1D4E89"/>
-                <w:sz w:val="20"/>
-              </w:rPr>
-              <w:t>Bùi Gia Ngọ</w:t>
-            </w:r>
-          </w:p>
-        </w:tc>
-        <w:tc>
-          <w:tcPr>
-            <w:tcW w:type="dxa" w:w="2551"/>
-            <w:tcBorders>
-              <w:top w:val="single" w:sz="6" w:color="047857"/>
-              <w:left w:val="single" w:sz="6" w:color="047857"/>
-              <w:bottom w:val="single" w:sz="6" w:color="047857"/>
-              <w:right w:val="single" w:sz="6" w:color="047857"/>
-            </w:tcBorders>
-            <w:shd w:val="clear" w:color="auto" w:fill="F9FAFB"/>
-          </w:tcPr>
-          <w:p>
-            <w:r/>
-            <w:r>
-              <w:rPr>
-                <w:rFonts w:ascii="Consolas" w:hAnsi="Consolas"/>
-                <w:sz w:val="20"/>
-              </w:rPr>
-              <w:t>data/sqlite_db.py</w:t>
-            </w:r>
-          </w:p>
-        </w:tc>
-        <w:tc>
-          <w:tcPr>
-            <w:tcW w:type="dxa" w:w="1701"/>
-            <w:tcBorders>
-              <w:top w:val="single" w:sz="6" w:color="047857"/>
-              <w:left w:val="single" w:sz="6" w:color="047857"/>
-              <w:bottom w:val="single" w:sz="6" w:color="047857"/>
-              <w:right w:val="single" w:sz="6" w:color="047857"/>
-            </w:tcBorders>
-            <w:shd w:val="clear" w:color="auto" w:fill="F9FAFB"/>
           </w:tcPr>
           <w:p>
             <w:pPr>
@@ -4697,9 +4290,65 @@
             <w:r/>
             <w:r>
               <w:rPr>
-                <w:sz w:val="20"/>
+                <w:rFonts w:ascii="Times New Roman" w:hAnsi="Times New Roman" w:cs="Times New Roman" w:eastAsia="Times New Roman"/>
+                <w:b/>
+                <w:color w:val="305496"/>
+                <w:sz w:val="22"/>
               </w:rPr>
-              <w:t>1.5</w:t>
+              <w:t>_tt</w:t>
+            </w:r>
+          </w:p>
+        </w:tc>
+        <w:tc>
+          <w:tcPr>
+            <w:tcW w:type="dxa" w:w="3324"/>
+            <w:vAlign w:val="center"/>
+            <w:tcBorders>
+              <w:top w:val="single" w:sz="4" w:color="808080"/>
+              <w:left w:val="single" w:sz="4" w:color="808080"/>
+              <w:bottom w:val="single" w:sz="4" w:color="808080"/>
+              <w:right w:val="single" w:sz="4" w:color="808080"/>
+            </w:tcBorders>
+          </w:tcPr>
+          <w:p>
+            <w:pPr>
+              <w:jc w:val="left"/>
+            </w:pPr>
+            <w:r/>
+            <w:r>
+              <w:rPr>
+                <w:rFonts w:ascii="Times New Roman" w:hAnsi="Times New Roman" w:cs="Times New Roman" w:eastAsia="Times New Roman"/>
+                <w:b w:val="0"/>
+                <w:sz w:val="22"/>
+              </w:rPr>
+              <w:t>THUẬT TOÁN — chứa các hàm xử lý logic thuần (tính toán, duyệt, tìm). KHÔNG import tkinter.</w:t>
+            </w:r>
+          </w:p>
+        </w:tc>
+        <w:tc>
+          <w:tcPr>
+            <w:tcW w:type="dxa" w:w="3324"/>
+            <w:vAlign w:val="center"/>
+            <w:tcBorders>
+              <w:top w:val="single" w:sz="4" w:color="808080"/>
+              <w:left w:val="single" w:sz="4" w:color="808080"/>
+              <w:bottom w:val="single" w:sz="4" w:color="808080"/>
+              <w:right w:val="single" w:sz="4" w:color="808080"/>
+            </w:tcBorders>
+          </w:tcPr>
+          <w:p>
+            <w:pPr>
+              <w:jc w:val="left"/>
+            </w:pPr>
+            <w:r/>
+            <w:r>
+              <w:rPr>
+                <w:rFonts w:ascii="Times New Roman" w:hAnsi="Times New Roman" w:cs="Times New Roman" w:eastAsia="Times New Roman"/>
+                <w:b w:val="0"/>
+                <w:color w:val="C00000"/>
+                <w:sz w:val="22"/>
+              </w:rPr>
+              <w:t>dang_nhap_tt.py</w:t>
             </w:r>
           </w:p>
         </w:tc>
@@ -4707,80 +4356,14 @@
       <w:tr>
         <w:tc>
           <w:tcPr>
-            <w:tcW w:type="dxa" w:w="3118"/>
+            <w:tcW w:type="dxa" w:w="3324"/>
+            <w:vAlign w:val="center"/>
             <w:tcBorders>
-              <w:top w:val="single" w:sz="6" w:color="047857"/>
-              <w:left w:val="single" w:sz="6" w:color="047857"/>
-              <w:bottom w:val="single" w:sz="6" w:color="047857"/>
-              <w:right w:val="single" w:sz="6" w:color="047857"/>
+              <w:top w:val="single" w:sz="4" w:color="808080"/>
+              <w:left w:val="single" w:sz="4" w:color="808080"/>
+              <w:bottom w:val="single" w:sz="4" w:color="808080"/>
+              <w:right w:val="single" w:sz="4" w:color="808080"/>
             </w:tcBorders>
-            <w:shd w:val="clear" w:color="auto" w:fill="F9FAFB"/>
-          </w:tcPr>
-          <w:p>
-            <w:r/>
-            <w:r>
-              <w:rPr>
-                <w:sz w:val="20"/>
-              </w:rPr>
-              <w:t>8. Tìm kiếm nâng cao</w:t>
-            </w:r>
-          </w:p>
-        </w:tc>
-        <w:tc>
-          <w:tcPr>
-            <w:tcW w:type="dxa" w:w="1984"/>
-            <w:tcBorders>
-              <w:top w:val="single" w:sz="6" w:color="047857"/>
-              <w:left w:val="single" w:sz="6" w:color="047857"/>
-              <w:bottom w:val="single" w:sz="6" w:color="047857"/>
-              <w:right w:val="single" w:sz="6" w:color="047857"/>
-            </w:tcBorders>
-            <w:shd w:val="clear" w:color="auto" w:fill="F9FAFB"/>
-          </w:tcPr>
-          <w:p>
-            <w:r/>
-            <w:r>
-              <w:rPr>
-                <w:b/>
-                <w:color w:val="047857"/>
-                <w:sz w:val="20"/>
-              </w:rPr>
-              <w:t>Hồ Quang Huy</w:t>
-            </w:r>
-          </w:p>
-        </w:tc>
-        <w:tc>
-          <w:tcPr>
-            <w:tcW w:type="dxa" w:w="2551"/>
-            <w:tcBorders>
-              <w:top w:val="single" w:sz="6" w:color="047857"/>
-              <w:left w:val="single" w:sz="6" w:color="047857"/>
-              <w:bottom w:val="single" w:sz="6" w:color="047857"/>
-              <w:right w:val="single" w:sz="6" w:color="047857"/>
-            </w:tcBorders>
-            <w:shd w:val="clear" w:color="auto" w:fill="F9FAFB"/>
-          </w:tcPr>
-          <w:p>
-            <w:r/>
-            <w:r>
-              <w:rPr>
-                <w:rFonts w:ascii="Consolas" w:hAnsi="Consolas"/>
-                <w:sz w:val="20"/>
-              </w:rPr>
-              <w:t>ui/main_window.py</w:t>
-            </w:r>
-          </w:p>
-        </w:tc>
-        <w:tc>
-          <w:tcPr>
-            <w:tcW w:type="dxa" w:w="1701"/>
-            <w:tcBorders>
-              <w:top w:val="single" w:sz="6" w:color="047857"/>
-              <w:left w:val="single" w:sz="6" w:color="047857"/>
-              <w:bottom w:val="single" w:sz="6" w:color="047857"/>
-              <w:right w:val="single" w:sz="6" w:color="047857"/>
-            </w:tcBorders>
-            <w:shd w:val="clear" w:color="auto" w:fill="F9FAFB"/>
           </w:tcPr>
           <w:p>
             <w:pPr>
@@ -4789,9 +4372,65 @@
             <w:r/>
             <w:r>
               <w:rPr>
-                <w:sz w:val="20"/>
+                <w:rFonts w:ascii="Times New Roman" w:hAnsi="Times New Roman" w:cs="Times New Roman" w:eastAsia="Times New Roman"/>
+                <w:b/>
+                <w:color w:val="305496"/>
+                <w:sz w:val="22"/>
               </w:rPr>
-              <w:t>0.5</w:t>
+              <w:t>_ui</w:t>
+            </w:r>
+          </w:p>
+        </w:tc>
+        <w:tc>
+          <w:tcPr>
+            <w:tcW w:type="dxa" w:w="3324"/>
+            <w:vAlign w:val="center"/>
+            <w:tcBorders>
+              <w:top w:val="single" w:sz="4" w:color="808080"/>
+              <w:left w:val="single" w:sz="4" w:color="808080"/>
+              <w:bottom w:val="single" w:sz="4" w:color="808080"/>
+              <w:right w:val="single" w:sz="4" w:color="808080"/>
+            </w:tcBorders>
+          </w:tcPr>
+          <w:p>
+            <w:pPr>
+              <w:jc w:val="left"/>
+            </w:pPr>
+            <w:r/>
+            <w:r>
+              <w:rPr>
+                <w:rFonts w:ascii="Times New Roman" w:hAnsi="Times New Roman" w:cs="Times New Roman" w:eastAsia="Times New Roman"/>
+                <w:b w:val="0"/>
+                <w:sz w:val="22"/>
+              </w:rPr>
+              <w:t>GIAO DIỆN — chỉ vẽ widget Tkinter (Label, Entry, Button, Treeview...). KHÔNG chứa logic.</w:t>
+            </w:r>
+          </w:p>
+        </w:tc>
+        <w:tc>
+          <w:tcPr>
+            <w:tcW w:type="dxa" w:w="3324"/>
+            <w:vAlign w:val="center"/>
+            <w:tcBorders>
+              <w:top w:val="single" w:sz="4" w:color="808080"/>
+              <w:left w:val="single" w:sz="4" w:color="808080"/>
+              <w:bottom w:val="single" w:sz="4" w:color="808080"/>
+              <w:right w:val="single" w:sz="4" w:color="808080"/>
+            </w:tcBorders>
+          </w:tcPr>
+          <w:p>
+            <w:pPr>
+              <w:jc w:val="left"/>
+            </w:pPr>
+            <w:r/>
+            <w:r>
+              <w:rPr>
+                <w:rFonts w:ascii="Times New Roman" w:hAnsi="Times New Roman" w:cs="Times New Roman" w:eastAsia="Times New Roman"/>
+                <w:b w:val="0"/>
+                <w:color w:val="C00000"/>
+                <w:sz w:val="22"/>
+              </w:rPr>
+              <w:t>dang_nhap_ui.py</w:t>
             </w:r>
           </w:p>
         </w:tc>
@@ -4799,80 +4438,14 @@
       <w:tr>
         <w:tc>
           <w:tcPr>
-            <w:tcW w:type="dxa" w:w="3118"/>
+            <w:tcW w:type="dxa" w:w="3324"/>
+            <w:vAlign w:val="center"/>
             <w:tcBorders>
-              <w:top w:val="single" w:sz="6" w:color="047857"/>
-              <w:left w:val="single" w:sz="6" w:color="047857"/>
-              <w:bottom w:val="single" w:sz="6" w:color="047857"/>
-              <w:right w:val="single" w:sz="6" w:color="047857"/>
+              <w:top w:val="single" w:sz="4" w:color="808080"/>
+              <w:left w:val="single" w:sz="4" w:color="808080"/>
+              <w:bottom w:val="single" w:sz="4" w:color="808080"/>
+              <w:right w:val="single" w:sz="4" w:color="808080"/>
             </w:tcBorders>
-            <w:shd w:val="clear" w:color="auto" w:fill="FEF3C7"/>
-          </w:tcPr>
-          <w:p>
-            <w:r/>
-            <w:r>
-              <w:rPr>
-                <w:sz w:val="20"/>
-              </w:rPr>
-              <w:t>— THÊM ĐIỂM: Giỏ hàng (Queue FIFO)</w:t>
-            </w:r>
-          </w:p>
-        </w:tc>
-        <w:tc>
-          <w:tcPr>
-            <w:tcW w:type="dxa" w:w="1984"/>
-            <w:tcBorders>
-              <w:top w:val="single" w:sz="6" w:color="047857"/>
-              <w:left w:val="single" w:sz="6" w:color="047857"/>
-              <w:bottom w:val="single" w:sz="6" w:color="047857"/>
-              <w:right w:val="single" w:sz="6" w:color="047857"/>
-            </w:tcBorders>
-            <w:shd w:val="clear" w:color="auto" w:fill="FEF3C7"/>
-          </w:tcPr>
-          <w:p>
-            <w:r/>
-            <w:r>
-              <w:rPr>
-                <w:b/>
-                <w:color w:val="B45309"/>
-                <w:sz w:val="20"/>
-              </w:rPr>
-              <w:t>Phan Anh Tú</w:t>
-            </w:r>
-          </w:p>
-        </w:tc>
-        <w:tc>
-          <w:tcPr>
-            <w:tcW w:type="dxa" w:w="2551"/>
-            <w:tcBorders>
-              <w:top w:val="single" w:sz="6" w:color="047857"/>
-              <w:left w:val="single" w:sz="6" w:color="047857"/>
-              <w:bottom w:val="single" w:sz="6" w:color="047857"/>
-              <w:right w:val="single" w:sz="6" w:color="047857"/>
-            </w:tcBorders>
-            <w:shd w:val="clear" w:color="auto" w:fill="FEF3C7"/>
-          </w:tcPr>
-          <w:p>
-            <w:r/>
-            <w:r>
-              <w:rPr>
-                <w:rFonts w:ascii="Consolas" w:hAnsi="Consolas"/>
-                <w:sz w:val="20"/>
-              </w:rPr>
-              <w:t>models/hang_doi.py</w:t>
-            </w:r>
-          </w:p>
-        </w:tc>
-        <w:tc>
-          <w:tcPr>
-            <w:tcW w:type="dxa" w:w="1701"/>
-            <w:tcBorders>
-              <w:top w:val="single" w:sz="6" w:color="047857"/>
-              <w:left w:val="single" w:sz="6" w:color="047857"/>
-              <w:bottom w:val="single" w:sz="6" w:color="047857"/>
-              <w:right w:val="single" w:sz="6" w:color="047857"/>
-            </w:tcBorders>
-            <w:shd w:val="clear" w:color="auto" w:fill="FEF3C7"/>
           </w:tcPr>
           <w:p>
             <w:pPr>
@@ -4881,285 +4454,65 @@
             <w:r/>
             <w:r>
               <w:rPr>
-                <w:sz w:val="20"/>
+                <w:rFonts w:ascii="Times New Roman" w:hAnsi="Times New Roman" w:cs="Times New Roman" w:eastAsia="Times New Roman"/>
+                <w:b/>
+                <w:color w:val="305496"/>
+                <w:sz w:val="22"/>
               </w:rPr>
-              <w:t>+0.5</w:t>
-            </w:r>
-          </w:p>
-        </w:tc>
-      </w:tr>
-      <w:tr>
-        <w:tc>
-          <w:tcPr>
-            <w:tcW w:type="dxa" w:w="3118"/>
-            <w:tcBorders>
-              <w:top w:val="single" w:sz="6" w:color="047857"/>
-              <w:left w:val="single" w:sz="6" w:color="047857"/>
-              <w:bottom w:val="single" w:sz="6" w:color="047857"/>
-              <w:right w:val="single" w:sz="6" w:color="047857"/>
-            </w:tcBorders>
-            <w:shd w:val="clear" w:color="auto" w:fill="FEF3C7"/>
-          </w:tcPr>
-          <w:p>
-            <w:r/>
-            <w:r>
-              <w:rPr>
-                <w:sz w:val="20"/>
-              </w:rPr>
-              <w:t>— THÊM ĐIỂM: Undo/Redo (Stack LIFO)</w:t>
+              <w:t>_dk</w:t>
             </w:r>
           </w:p>
         </w:tc>
         <w:tc>
           <w:tcPr>
-            <w:tcW w:type="dxa" w:w="1984"/>
+            <w:tcW w:type="dxa" w:w="3324"/>
+            <w:vAlign w:val="center"/>
             <w:tcBorders>
-              <w:top w:val="single" w:sz="6" w:color="047857"/>
-              <w:left w:val="single" w:sz="6" w:color="047857"/>
-              <w:bottom w:val="single" w:sz="6" w:color="047857"/>
-              <w:right w:val="single" w:sz="6" w:color="047857"/>
+              <w:top w:val="single" w:sz="4" w:color="808080"/>
+              <w:left w:val="single" w:sz="4" w:color="808080"/>
+              <w:bottom w:val="single" w:sz="4" w:color="808080"/>
+              <w:right w:val="single" w:sz="4" w:color="808080"/>
             </w:tcBorders>
-            <w:shd w:val="clear" w:color="auto" w:fill="FEF3C7"/>
           </w:tcPr>
           <w:p>
+            <w:pPr>
+              <w:jc w:val="left"/>
+            </w:pPr>
             <w:r/>
             <w:r>
               <w:rPr>
-                <w:b/>
-                <w:color w:val="1F2937"/>
-                <w:sz w:val="20"/>
+                <w:rFonts w:ascii="Times New Roman" w:hAnsi="Times New Roman" w:cs="Times New Roman" w:eastAsia="Times New Roman"/>
+                <w:b w:val="0"/>
+                <w:sz w:val="22"/>
               </w:rPr>
-              <w:t>Huy + Ngọ</w:t>
+              <w:t>ĐIỀU KHIỂN — kết nối _ui với _tt, gắn sự kiện, xử lý input/output. Là glue layer.</w:t>
             </w:r>
           </w:p>
         </w:tc>
         <w:tc>
           <w:tcPr>
-            <w:tcW w:type="dxa" w:w="2551"/>
+            <w:tcW w:type="dxa" w:w="3324"/>
+            <w:vAlign w:val="center"/>
             <w:tcBorders>
-              <w:top w:val="single" w:sz="6" w:color="047857"/>
-              <w:left w:val="single" w:sz="6" w:color="047857"/>
-              <w:bottom w:val="single" w:sz="6" w:color="047857"/>
-              <w:right w:val="single" w:sz="6" w:color="047857"/>
+              <w:top w:val="single" w:sz="4" w:color="808080"/>
+              <w:left w:val="single" w:sz="4" w:color="808080"/>
+              <w:bottom w:val="single" w:sz="4" w:color="808080"/>
+              <w:right w:val="single" w:sz="4" w:color="808080"/>
             </w:tcBorders>
-            <w:shd w:val="clear" w:color="auto" w:fill="FEF3C7"/>
-          </w:tcPr>
-          <w:p>
-            <w:r/>
-            <w:r>
-              <w:rPr>
-                <w:rFonts w:ascii="Consolas" w:hAnsi="Consolas"/>
-                <w:sz w:val="20"/>
-              </w:rPr>
-              <w:t>linked_list.py + ngan_xep.py</w:t>
-            </w:r>
-          </w:p>
-        </w:tc>
-        <w:tc>
-          <w:tcPr>
-            <w:tcW w:type="dxa" w:w="1701"/>
-            <w:tcBorders>
-              <w:top w:val="single" w:sz="6" w:color="047857"/>
-              <w:left w:val="single" w:sz="6" w:color="047857"/>
-              <w:bottom w:val="single" w:sz="6" w:color="047857"/>
-              <w:right w:val="single" w:sz="6" w:color="047857"/>
-            </w:tcBorders>
-            <w:shd w:val="clear" w:color="auto" w:fill="FEF3C7"/>
           </w:tcPr>
           <w:p>
             <w:pPr>
-              <w:jc w:val="center"/>
+              <w:jc w:val="left"/>
             </w:pPr>
             <w:r/>
             <w:r>
               <w:rPr>
-                <w:sz w:val="20"/>
+                <w:rFonts w:ascii="Times New Roman" w:hAnsi="Times New Roman" w:cs="Times New Roman" w:eastAsia="Times New Roman"/>
+                <w:b w:val="0"/>
+                <w:color w:val="C00000"/>
+                <w:sz w:val="22"/>
               </w:rPr>
-              <w:t>+0.5</w:t>
-            </w:r>
-          </w:p>
-        </w:tc>
-      </w:tr>
-      <w:tr>
-        <w:tc>
-          <w:tcPr>
-            <w:tcW w:type="dxa" w:w="3118"/>
-            <w:tcBorders>
-              <w:top w:val="single" w:sz="6" w:color="047857"/>
-              <w:left w:val="single" w:sz="6" w:color="047857"/>
-              <w:bottom w:val="single" w:sz="6" w:color="047857"/>
-              <w:right w:val="single" w:sz="6" w:color="047857"/>
-            </w:tcBorders>
-            <w:shd w:val="clear" w:color="auto" w:fill="FEF3C7"/>
-          </w:tcPr>
-          <w:p>
-            <w:r/>
-            <w:r>
-              <w:rPr>
-                <w:sz w:val="20"/>
-              </w:rPr>
-              <w:t>— THÊM ĐIỂM: Đăng nhập phân quyền</w:t>
-            </w:r>
-          </w:p>
-        </w:tc>
-        <w:tc>
-          <w:tcPr>
-            <w:tcW w:type="dxa" w:w="1984"/>
-            <w:tcBorders>
-              <w:top w:val="single" w:sz="6" w:color="047857"/>
-              <w:left w:val="single" w:sz="6" w:color="047857"/>
-              <w:bottom w:val="single" w:sz="6" w:color="047857"/>
-              <w:right w:val="single" w:sz="6" w:color="047857"/>
-            </w:tcBorders>
-            <w:shd w:val="clear" w:color="auto" w:fill="FEF3C7"/>
-          </w:tcPr>
-          <w:p>
-            <w:r/>
-            <w:r>
-              <w:rPr>
-                <w:b/>
-                <w:color w:val="1F2937"/>
-                <w:sz w:val="20"/>
-              </w:rPr>
-              <w:t>Ngọ + Tú</w:t>
-            </w:r>
-          </w:p>
-        </w:tc>
-        <w:tc>
-          <w:tcPr>
-            <w:tcW w:type="dxa" w:w="2551"/>
-            <w:tcBorders>
-              <w:top w:val="single" w:sz="6" w:color="047857"/>
-              <w:left w:val="single" w:sz="6" w:color="047857"/>
-              <w:bottom w:val="single" w:sz="6" w:color="047857"/>
-              <w:right w:val="single" w:sz="6" w:color="047857"/>
-            </w:tcBorders>
-            <w:shd w:val="clear" w:color="auto" w:fill="FEF3C7"/>
-          </w:tcPr>
-          <w:p>
-            <w:r/>
-            <w:r>
-              <w:rPr>
-                <w:rFonts w:ascii="Consolas" w:hAnsi="Consolas"/>
-                <w:sz w:val="20"/>
-              </w:rPr>
-              <w:t>nguoi_dung.py + hop_thoai_dang_nhap.py</w:t>
-            </w:r>
-          </w:p>
-        </w:tc>
-        <w:tc>
-          <w:tcPr>
-            <w:tcW w:type="dxa" w:w="1701"/>
-            <w:tcBorders>
-              <w:top w:val="single" w:sz="6" w:color="047857"/>
-              <w:left w:val="single" w:sz="6" w:color="047857"/>
-              <w:bottom w:val="single" w:sz="6" w:color="047857"/>
-              <w:right w:val="single" w:sz="6" w:color="047857"/>
-            </w:tcBorders>
-            <w:shd w:val="clear" w:color="auto" w:fill="FEF3C7"/>
-          </w:tcPr>
-          <w:p>
-            <w:pPr>
-              <w:jc w:val="center"/>
-            </w:pPr>
-            <w:r/>
-            <w:r>
-              <w:rPr>
-                <w:sz w:val="20"/>
-              </w:rPr>
-              <w:t>+0.5</w:t>
-            </w:r>
-          </w:p>
-        </w:tc>
-      </w:tr>
-      <w:tr>
-        <w:tc>
-          <w:tcPr>
-            <w:tcW w:type="dxa" w:w="3118"/>
-            <w:tcBorders>
-              <w:top w:val="single" w:sz="6" w:color="047857"/>
-              <w:left w:val="single" w:sz="6" w:color="047857"/>
-              <w:bottom w:val="single" w:sz="6" w:color="047857"/>
-              <w:right w:val="single" w:sz="6" w:color="047857"/>
-            </w:tcBorders>
-            <w:shd w:val="clear" w:color="auto" w:fill="F9FAFB"/>
-          </w:tcPr>
-          <w:p>
-            <w:r/>
-            <w:r>
-              <w:rPr>
-                <w:sz w:val="20"/>
-              </w:rPr>
-              <w:t>Kiểm thử (test_app.py)</w:t>
-            </w:r>
-          </w:p>
-        </w:tc>
-        <w:tc>
-          <w:tcPr>
-            <w:tcW w:type="dxa" w:w="1984"/>
-            <w:tcBorders>
-              <w:top w:val="single" w:sz="6" w:color="047857"/>
-              <w:left w:val="single" w:sz="6" w:color="047857"/>
-              <w:bottom w:val="single" w:sz="6" w:color="047857"/>
-              <w:right w:val="single" w:sz="6" w:color="047857"/>
-            </w:tcBorders>
-            <w:shd w:val="clear" w:color="auto" w:fill="F9FAFB"/>
-          </w:tcPr>
-          <w:p>
-            <w:r/>
-            <w:r>
-              <w:rPr>
-                <w:b/>
-                <w:color w:val="1D4E89"/>
-                <w:sz w:val="20"/>
-              </w:rPr>
-              <w:t>Bùi Gia Ngọ</w:t>
-            </w:r>
-          </w:p>
-        </w:tc>
-        <w:tc>
-          <w:tcPr>
-            <w:tcW w:type="dxa" w:w="2551"/>
-            <w:tcBorders>
-              <w:top w:val="single" w:sz="6" w:color="047857"/>
-              <w:left w:val="single" w:sz="6" w:color="047857"/>
-              <w:bottom w:val="single" w:sz="6" w:color="047857"/>
-              <w:right w:val="single" w:sz="6" w:color="047857"/>
-            </w:tcBorders>
-            <w:shd w:val="clear" w:color="auto" w:fill="F9FAFB"/>
-          </w:tcPr>
-          <w:p>
-            <w:r/>
-            <w:r>
-              <w:rPr>
-                <w:rFonts w:ascii="Consolas" w:hAnsi="Consolas"/>
-                <w:sz w:val="20"/>
-              </w:rPr>
-              <w:t>test_app.py</w:t>
-            </w:r>
-          </w:p>
-        </w:tc>
-        <w:tc>
-          <w:tcPr>
-            <w:tcW w:type="dxa" w:w="1701"/>
-            <w:tcBorders>
-              <w:top w:val="single" w:sz="6" w:color="047857"/>
-              <w:left w:val="single" w:sz="6" w:color="047857"/>
-              <w:bottom w:val="single" w:sz="6" w:color="047857"/>
-              <w:right w:val="single" w:sz="6" w:color="047857"/>
-            </w:tcBorders>
-            <w:shd w:val="clear" w:color="auto" w:fill="F9FAFB"/>
-          </w:tcPr>
-          <w:p>
-            <w:pPr>
-              <w:jc w:val="center"/>
-            </w:pPr>
-            <w:r/>
-            <w:r>
-              <w:rPr>
-                <w:sz w:val="20"/>
-              </w:rPr>
-              <w:t>—</w:t>
+              <w:t>dang_nhap_dk.py</w:t>
             </w:r>
           </w:p>
         </w:tc>
@@ -5167,313 +4520,378 @@
     </w:tbl>
     <w:p/>
     <w:p>
+      <w:pPr>
+        <w:pStyle w:val="Heading1"/>
+        <w:jc w:val="left"/>
+      </w:pPr>
       <w:r>
         <w:rPr>
+          <w:rFonts w:ascii="Times New Roman" w:hAnsi="Times New Roman" w:eastAsia="Times New Roman"/>
           <w:b/>
-          <w:color w:val="047857"/>
-          <w:sz w:val="26"/>
+          <w:color w:val="305496"/>
+          <w:sz w:val="32"/>
         </w:rPr>
-        <w:t>📊 Tổng kết ước tính:</w:t>
+        <w:t>7. Lịch ôn tập đề xuất cho từng thành viên</w:t>
       </w:r>
     </w:p>
     <w:p>
       <w:pPr>
-        <w:pStyle w:val="ListBullet"/>
+        <w:spacing w:after="120" w:line="312" w:lineRule="auto"/>
+        <w:ind w:firstLine="567"/>
+        <w:jc w:val="both"/>
       </w:pPr>
       <w:r>
         <w:rPr>
-          <w:b/>
+          <w:rFonts w:ascii="Times New Roman" w:hAnsi="Times New Roman" w:eastAsia="Times New Roman"/>
+          <w:b w:val="0"/>
+          <w:color w:val="000000"/>
+          <w:sz w:val="22"/>
         </w:rPr>
-        <w:t xml:space="preserve">Phần barem chính: </w:t>
-      </w:r>
-      <w:r>
-        <w:t>11.0 điểm (đã đủ 8 mục) — Huy lo 5.5 điểm, Ngọ lo 1.5 điểm, Tú lo 2.5 điểm, chung 1.5 điểm (Undo/Redo).</w:t>
+        <w:t>Mỗi thành viên ôn theo thứ tự từ phần mình làm → phần liên quan → toàn bộ. Cách này giúp ai cũng có thể trả lời khi giáo viên hỏi chéo.</w:t>
       </w:r>
     </w:p>
     <w:p>
       <w:pPr>
-        <w:pStyle w:val="ListBullet"/>
+        <w:spacing w:after="120" w:line="312" w:lineRule="auto"/>
+        <w:jc w:val="left"/>
       </w:pPr>
       <w:r>
         <w:rPr>
+          <w:rFonts w:ascii="Times New Roman" w:hAnsi="Times New Roman" w:eastAsia="Times New Roman"/>
           <w:b/>
+          <w:color w:val="548235"/>
+          <w:sz w:val="24"/>
         </w:rPr>
-        <w:t xml:space="preserve">Phần THÊM ĐIỂM: </w:t>
-      </w:r>
-      <w:r>
-        <w:t>+1.5 điểm (đủ 3/3: Giỏ hàng Queue, Undo/Redo Stack, Đăng nhập phân quyền).</w:t>
+        <w:t>Huy (ôn theo thứ tự):</w:t>
       </w:r>
     </w:p>
     <w:p>
       <w:pPr>
-        <w:pStyle w:val="ListBullet"/>
+        <w:spacing w:after="120" w:line="312" w:lineRule="auto"/>
+        <w:jc w:val="left"/>
       </w:pPr>
       <w:r>
         <w:rPr>
-          <w:b/>
+          <w:rFonts w:ascii="Times New Roman" w:hAnsi="Times New Roman" w:eastAsia="Times New Roman"/>
+          <w:b w:val="0"/>
+          <w:color w:val="000000"/>
+          <w:sz w:val="20"/>
         </w:rPr>
-        <w:t xml:space="preserve">Tổng ước tính: </w:t>
-      </w:r>
-      <w:r>
-        <w:rPr>
-          <w:b/>
-          <w:color w:val="047857"/>
-          <w:sz w:val="26"/>
-        </w:rPr>
-        <w:t xml:space="preserve">≈ 12.5 / 10 điểm </w:t>
-      </w:r>
-      <w:r>
-        <w:t>(đã dư điểm THÊM ĐIỂM — mục tiêu 10/10 đạt chắc chắn).</w:t>
-      </w:r>
-    </w:p>
-    <w:p>
-      <w:r>
-        <w:br w:type="page"/>
-      </w:r>
-    </w:p>
-    <w:p>
-      <w:r>
-        <w:rPr>
-          <w:b/>
-          <w:color w:val="047857"/>
-          <w:sz w:val="36"/>
-        </w:rPr>
-        <w:t>PHẦN 3 — HƯỚNG DẪN HỌC CHO TỪNG BẠN</w:t>
-      </w:r>
-    </w:p>
-    <w:p>
-      <w:r>
-        <w:rPr>
-          <w:color w:val="6B7280"/>
-          <w:sz w:val="22"/>
-        </w:rPr>
-        <w:t>Mỗi bạn làm theo 3 bước: (1) Đọc file đã được giao → (2) Chạy thử → (3) Học thuộc phần kiến thức liệt kê trong comment đầu file. Khi đi thi, thầy hỏi file nào thì mở file đó ra trả lời.</w:t>
-      </w:r>
-    </w:p>
-    <w:p/>
-    <w:p>
-      <w:r>
-        <w:rPr>
-          <w:b/>
-          <w:color w:val="047857"/>
-          <w:sz w:val="30"/>
-        </w:rPr>
-        <w:t>🎯 HỒ QUANG HUY — Trưởng nhóm</w:t>
+        <w:t>1. Đọc lại danh_sach_lien_ket.py — vẽ tay DSLK đôi + Merge Sort trên giấy.</w:t>
       </w:r>
     </w:p>
     <w:p>
       <w:pPr>
-        <w:pStyle w:val="ListNumber"/>
+        <w:spacing w:after="120" w:line="312" w:lineRule="auto"/>
+        <w:jc w:val="left"/>
       </w:pPr>
       <w:r>
         <w:rPr>
-          <w:b/>
+          <w:rFonts w:ascii="Times New Roman" w:hAnsi="Times New Roman" w:eastAsia="Times New Roman"/>
+          <w:b w:val="0"/>
+          <w:color w:val="000000"/>
+          <w:sz w:val="20"/>
         </w:rPr>
-        <w:t xml:space="preserve">Đọc kỹ 2 file: </w:t>
-      </w:r>
-      <w:r>
-        <w:t>models/linked_list.py và ui/main_window.py. Đây là 2 file khó nhất của đồ án.</w:t>
+        <w:t>2. Đọc lại cau_truc_du_lieu.py — vẽ tay Stack LIFO + Queue FIFO.</w:t>
       </w:r>
     </w:p>
     <w:p>
       <w:pPr>
-        <w:pStyle w:val="ListNumber"/>
+        <w:spacing w:after="120" w:line="312" w:lineRule="auto"/>
+        <w:jc w:val="left"/>
       </w:pPr>
       <w:r>
         <w:rPr>
-          <w:b/>
+          <w:rFonts w:ascii="Times New Roman" w:hAnsi="Times New Roman" w:eastAsia="Times New Roman"/>
+          <w:b w:val="0"/>
+          <w:color w:val="000000"/>
+          <w:sz w:val="20"/>
         </w:rPr>
-        <w:t xml:space="preserve">Hiểu rõ </w:t>
-      </w:r>
-      <w:r>
-        <w:t>con trỏ trước/sau trong DSLK đôi và thuật toán MERGE SORT (đệ quy chia-đôi-trộn). Đây là phần thầy hay hỏi nhất.</w:t>
+        <w:t>3. Luyện giải thích cn06 (Merge Sort), cn08 (Undo/Redo 2 Stack), cn09 (Queue giỏ hàng).</w:t>
       </w:r>
     </w:p>
     <w:p>
       <w:pPr>
-        <w:pStyle w:val="ListNumber"/>
+        <w:spacing w:after="120" w:line="312" w:lineRule="auto"/>
+        <w:jc w:val="left"/>
       </w:pPr>
       <w:r>
         <w:rPr>
-          <w:b/>
+          <w:rFonts w:ascii="Times New Roman" w:hAnsi="Times New Roman" w:eastAsia="Times New Roman"/>
+          <w:b w:val="0"/>
+          <w:color w:val="000000"/>
+          <w:sz w:val="20"/>
         </w:rPr>
-        <w:t xml:space="preserve">Hiểu cơ chế </w:t>
-      </w:r>
-      <w:r>
-        <w:t>Undo/Redo: 2 Stack, mỗi thao tác (Thêm/Sửa/Xóa) đều đẩy vào Undo stack; khi bấm Undo thì lấy từ Undo ra, đảo ngược thao tác, đẩy sang Redo stack.</w:t>
+        <w:t>4. Cuối cùng đọc main.py + khung_chinh/ để hiểu flow tổng thể.</w:t>
       </w:r>
     </w:p>
     <w:p>
       <w:pPr>
-        <w:pStyle w:val="ListNumber"/>
+        <w:spacing w:after="120" w:line="312" w:lineRule="auto"/>
+        <w:jc w:val="left"/>
       </w:pPr>
       <w:r>
         <w:rPr>
+          <w:rFonts w:ascii="Times New Roman" w:hAnsi="Times New Roman" w:eastAsia="Times New Roman"/>
           <w:b/>
+          <w:color w:val="BF8F00"/>
+          <w:sz w:val="24"/>
         </w:rPr>
-        <w:t xml:space="preserve">Hiểu cơ chế </w:t>
-      </w:r>
-      <w:r>
-        <w:t>Giỏ hàng Queue FIFO: món nào thêm trước sẽ thanh toán trước (vào trước, ra trước).</w:t>
+        <w:t>Ngọ (ôn theo thứ tự):</w:t>
       </w:r>
     </w:p>
     <w:p>
       <w:pPr>
-        <w:pStyle w:val="ListNumber"/>
+        <w:spacing w:after="120" w:line="312" w:lineRule="auto"/>
+        <w:jc w:val="left"/>
       </w:pPr>
       <w:r>
         <w:rPr>
-          <w:b/>
+          <w:rFonts w:ascii="Times New Roman" w:hAnsi="Times New Roman" w:eastAsia="Times New Roman"/>
+          <w:b w:val="0"/>
+          <w:color w:val="000000"/>
+          <w:sz w:val="20"/>
         </w:rPr>
-        <w:t xml:space="preserve">Hiểu cách </w:t>
-      </w:r>
-      <w:r>
-        <w:t>phân quyền: ẩn nút Xóa nếu self.nguoi_dung.la_nhan_vien() trả về True.</w:t>
-      </w:r>
-    </w:p>
-    <w:p/>
-    <w:p>
-      <w:r>
-        <w:rPr>
-          <w:b/>
-          <w:color w:val="1D4E89"/>
-          <w:sz w:val="30"/>
-        </w:rPr>
-        <w:t>🎯 BÙI GIA NGỌ — Stack + SQLite + Phân quyền + Test</w:t>
+        <w:t>1. Đọc lại ket_noi_sqlite.py — viết tay 1 CRUD bằng parameterized query (?).</w:t>
       </w:r>
     </w:p>
     <w:p>
       <w:pPr>
-        <w:pStyle w:val="ListNumber"/>
+        <w:spacing w:after="120" w:line="312" w:lineRule="auto"/>
+        <w:jc w:val="left"/>
       </w:pPr>
       <w:r>
         <w:rPr>
-          <w:b/>
+          <w:rFonts w:ascii="Times New Roman" w:hAnsi="Times New Roman" w:eastAsia="Times New Roman"/>
+          <w:b w:val="0"/>
+          <w:color w:val="000000"/>
+          <w:sz w:val="20"/>
         </w:rPr>
-        <w:t xml:space="preserve">Đọc kỹ </w:t>
-      </w:r>
-      <w:r>
-        <w:t>models/ngan_xep.py — hiểu STACK là gì, LIFO là gì, 3 thao tác PUSH/POP/PEEK. Học thuộc câu ví dụ 'chồng đĩa' để dễ nhớ.</w:t>
+        <w:t>2. Đọc lại nguoi_dung.py — hiểu phân quyền admin/nhanvien.</w:t>
       </w:r>
     </w:p>
     <w:p>
       <w:pPr>
-        <w:pStyle w:val="ListNumber"/>
+        <w:spacing w:after="120" w:line="312" w:lineRule="auto"/>
+        <w:jc w:val="left"/>
       </w:pPr>
       <w:r>
         <w:rPr>
-          <w:b/>
+          <w:rFonts w:ascii="Times New Roman" w:hAnsi="Times New Roman" w:eastAsia="Times New Roman"/>
+          <w:b w:val="0"/>
+          <w:color w:val="000000"/>
+          <w:sz w:val="20"/>
         </w:rPr>
-        <w:t xml:space="preserve">Đọc </w:t>
-      </w:r>
-      <w:r>
-        <w:t>models/nguoi_dung.py — hiểu phân quyền 2 vai trò (Admin / Nhân viên), hàm kiem_tra_dang_nhap() duyệt danh sách và so sánh chuỗi.</w:t>
+        <w:t>3. Luyện giải thích cn01 (đăng nhập), cn02 (đọc danh sách), cn07 (thống kê).</w:t>
       </w:r>
     </w:p>
     <w:p>
       <w:pPr>
-        <w:pStyle w:val="ListNumber"/>
+        <w:spacing w:after="120" w:line="312" w:lineRule="auto"/>
+        <w:jc w:val="left"/>
       </w:pPr>
       <w:r>
         <w:rPr>
-          <w:b/>
+          <w:rFonts w:ascii="Times New Roman" w:hAnsi="Times New Roman" w:eastAsia="Times New Roman"/>
+          <w:b w:val="0"/>
+          <w:color w:val="000000"/>
+          <w:sz w:val="20"/>
         </w:rPr>
-        <w:t xml:space="preserve">Đọc </w:t>
-      </w:r>
-      <w:r>
-        <w:t>data/sqlite_db.py — hiểu các câu lệnh SQL cơ bản: CREATE TABLE, INSERT, DELETE, SELECT. Cách kết hợp đa hình khi đọc/ghi.</w:t>
+        <w:t>4. Cuối cùng đọc cách cn01 gọi nguoi_dung.py → ket_noi_sqlite.py.</w:t>
       </w:r>
     </w:p>
     <w:p>
       <w:pPr>
-        <w:pStyle w:val="ListNumber"/>
+        <w:spacing w:after="120" w:line="312" w:lineRule="auto"/>
+        <w:jc w:val="left"/>
       </w:pPr>
       <w:r>
         <w:rPr>
+          <w:rFonts w:ascii="Times New Roman" w:hAnsi="Times New Roman" w:eastAsia="Times New Roman"/>
           <w:b/>
+          <w:color w:val="2E75B6"/>
+          <w:sz w:val="24"/>
         </w:rPr>
-        <w:t xml:space="preserve">Chạy </w:t>
-      </w:r>
-      <w:r>
-        <w:t>python test_app.py để xem test pass 100%. Học thuộc 10 mục test để trả lời khi thầy hỏi về phần kiểm thử.</w:t>
-      </w:r>
-    </w:p>
-    <w:p/>
-    <w:p>
-      <w:r>
-        <w:rPr>
-          <w:b/>
-          <w:color w:val="B45309"/>
-          <w:sz w:val="30"/>
-        </w:rPr>
-        <w:t>🎯 PHAN ANH TÚ — OOP + Queue + Form phụ</w:t>
+        <w:t>Tú (ôn theo thứ tự):</w:t>
       </w:r>
     </w:p>
     <w:p>
       <w:pPr>
-        <w:pStyle w:val="ListNumber"/>
+        <w:spacing w:after="120" w:line="312" w:lineRule="auto"/>
+        <w:jc w:val="left"/>
       </w:pPr>
       <w:r>
         <w:rPr>
-          <w:b/>
+          <w:rFonts w:ascii="Times New Roman" w:hAnsi="Times New Roman" w:eastAsia="Times New Roman"/>
+          <w:b w:val="0"/>
+          <w:color w:val="000000"/>
+          <w:sz w:val="20"/>
         </w:rPr>
-        <w:t xml:space="preserve">Đọc </w:t>
-      </w:r>
-      <w:r>
-        <w:t>models/item.py — hiểu LỚP (class), __init__, self, thuộc tính, phương thức. Đây là phần dễ nhất, học thuộc để có nền tảng.</w:t>
+        <w:t>1. Đọc lại lop_doi_tuong.py — vẽ sơ đồ lớp MatHang + 5 con.</w:t>
       </w:r>
     </w:p>
     <w:p>
       <w:pPr>
-        <w:pStyle w:val="ListNumber"/>
+        <w:spacing w:after="120" w:line="312" w:lineRule="auto"/>
+        <w:jc w:val="left"/>
       </w:pPr>
       <w:r>
         <w:rPr>
-          <w:b/>
+          <w:rFonts w:ascii="Times New Roman" w:hAnsi="Times New Roman" w:eastAsia="Times New Roman"/>
+          <w:b w:val="0"/>
+          <w:color w:val="000000"/>
+          <w:sz w:val="20"/>
         </w:rPr>
-        <w:t xml:space="preserve">Đọc </w:t>
-      </w:r>
-      <w:r>
-        <w:t>models/subclasses.py — hiểu KẾ THỨA (class Sach(MatHang)), super().__init__(), GHI ĐÈ (override), TÍNH ĐA HÌNH. HỌC THUỘC 5 công thức tính giá bán.</w:t>
+        <w:t>2. Luyện giải thích đa hình: cùng 1 phương thức hien_thi() nhưng 5 con in khác nhau.</w:t>
       </w:r>
     </w:p>
     <w:p>
       <w:pPr>
-        <w:pStyle w:val="ListNumber"/>
+        <w:spacing w:after="120" w:line="312" w:lineRule="auto"/>
+        <w:jc w:val="left"/>
       </w:pPr>
       <w:r>
         <w:rPr>
-          <w:b/>
+          <w:rFonts w:ascii="Times New Roman" w:hAnsi="Times New Roman" w:eastAsia="Times New Roman"/>
+          <w:b w:val="0"/>
+          <w:color w:val="000000"/>
+          <w:sz w:val="20"/>
         </w:rPr>
-        <w:t xml:space="preserve">Đọc </w:t>
-      </w:r>
-      <w:r>
-        <w:t>models/hang_doi.py — hiểu QUEUE là gì, FIFO là gì, 3 thao tác ENQUEUE/DEQUEUE/PEEK. Học thuộc câu ví dụ 'xếp hàng mua vé'.</w:t>
+        <w:t>3. Luyện giải thích cn03 (thêm), cn04 (sửa), cn05 (xóa) — đều tạo đối tượng OOP.</w:t>
       </w:r>
     </w:p>
     <w:p>
       <w:pPr>
-        <w:pStyle w:val="ListNumber"/>
+        <w:spacing w:after="120" w:line="312" w:lineRule="auto"/>
+        <w:jc w:val="left"/>
       </w:pPr>
       <w:r>
         <w:rPr>
-          <w:b/>
+          <w:rFonts w:ascii="Times New Roman" w:hAnsi="Times New Roman" w:eastAsia="Times New Roman"/>
+          <w:b w:val="0"/>
+          <w:color w:val="000000"/>
+          <w:sz w:val="20"/>
         </w:rPr>
-        <w:t xml:space="preserve">Đọc các file UI </w:t>
-      </w:r>
-      <w:r>
-        <w:t>(dialogs.py, hop_thoai_gio_hang.py, hop_thoai_dang_nhap.py) — hiểu QDialog, QLineEdit, QPushButton, .clicked.connect(). Không cần học thuộc, chỉ cần biết cấu trúc chung.</w:t>
+        <w:t>4. Cuối cùng đọc cách _dk.py gọi _tt.py (OOP) → _ui.py (hiển thị).</w:t>
       </w:r>
     </w:p>
     <w:p/>
     <w:p>
       <w:pPr>
+        <w:pStyle w:val="Heading1"/>
+        <w:jc w:val="left"/>
+      </w:pPr>
+      <w:r>
+        <w:rPr>
+          <w:rFonts w:ascii="Times New Roman" w:hAnsi="Times New Roman" w:eastAsia="Times New Roman"/>
+          <w:b/>
+          <w:color w:val="305496"/>
+          <w:sz w:val="32"/>
+        </w:rPr>
+        <w:t>8. Cam kết chung</w:t>
+      </w:r>
+    </w:p>
+    <w:p>
+      <w:pPr>
+        <w:spacing w:after="120" w:line="312" w:lineRule="auto"/>
+        <w:jc w:val="left"/>
+      </w:pPr>
+      <w:r>
+        <w:rPr>
+          <w:rFonts w:ascii="Times New Roman" w:hAnsi="Times New Roman" w:eastAsia="Times New Roman"/>
+          <w:b/>
+          <w:color w:val="000000"/>
+          <w:sz w:val="22"/>
+        </w:rPr>
+        <w:t>Mỗi thành viên cam kết:</w:t>
+      </w:r>
+    </w:p>
+    <w:p>
+      <w:pPr>
+        <w:spacing w:after="120" w:line="312" w:lineRule="auto"/>
+        <w:jc w:val="left"/>
+      </w:pPr>
+      <w:r>
+        <w:rPr>
+          <w:rFonts w:ascii="Times New Roman" w:hAnsi="Times New Roman" w:eastAsia="Times New Roman"/>
+          <w:b w:val="0"/>
+          <w:color w:val="000000"/>
+          <w:sz w:val="22"/>
+        </w:rPr>
+        <w:t>1. Hoàn thành đúng phần được phân công trước ngày thi.</w:t>
+      </w:r>
+    </w:p>
+    <w:p>
+      <w:pPr>
+        <w:spacing w:after="120" w:line="312" w:lineRule="auto"/>
+        <w:jc w:val="left"/>
+      </w:pPr>
+      <w:r>
+        <w:rPr>
+          <w:rFonts w:ascii="Times New Roman" w:hAnsi="Times New Roman" w:eastAsia="Times New Roman"/>
+          <w:b w:val="0"/>
+          <w:color w:val="000000"/>
+          <w:sz w:val="22"/>
+        </w:rPr>
+        <w:t>2. Hiểu rõ từng dòng code phần mình làm (chuẩn bị trả lời khi bảo vệ).</w:t>
+      </w:r>
+    </w:p>
+    <w:p>
+      <w:pPr>
+        <w:spacing w:after="120" w:line="312" w:lineRule="auto"/>
+        <w:jc w:val="left"/>
+      </w:pPr>
+      <w:r>
+        <w:rPr>
+          <w:rFonts w:ascii="Times New Roman" w:hAnsi="Times New Roman" w:eastAsia="Times New Roman"/>
+          <w:b w:val="0"/>
+          <w:color w:val="000000"/>
+          <w:sz w:val="22"/>
+        </w:rPr>
+        <w:t>3. Comment tiếng Việt từng dòng code để 2 người còn lại cũng đọc được.</w:t>
+      </w:r>
+    </w:p>
+    <w:p>
+      <w:pPr>
+        <w:spacing w:after="120" w:line="312" w:lineRule="auto"/>
+        <w:jc w:val="left"/>
+      </w:pPr>
+      <w:r>
+        <w:rPr>
+          <w:rFonts w:ascii="Times New Roman" w:hAnsi="Times New Roman" w:eastAsia="Times New Roman"/>
+          <w:b w:val="0"/>
+          <w:color w:val="000000"/>
+          <w:sz w:val="22"/>
+        </w:rPr>
+        <w:t>4. Khi gặp lỗi → nhờ người làm phần liên quan support, không tự sửa code người khác.</w:t>
+      </w:r>
+    </w:p>
+    <w:p>
+      <w:pPr>
+        <w:spacing w:after="120" w:line="312" w:lineRule="auto"/>
+        <w:jc w:val="left"/>
+      </w:pPr>
+      <w:r>
+        <w:rPr>
+          <w:rFonts w:ascii="Times New Roman" w:hAnsi="Times New Roman" w:eastAsia="Times New Roman"/>
+          <w:b w:val="0"/>
+          <w:color w:val="000000"/>
+          <w:sz w:val="22"/>
+        </w:rPr>
+        <w:t>5. Ngày trước thi 2 ngày: họp nhóm chạy thử toàn bộ + mock thuyết trình cho nhau.</w:t>
+      </w:r>
+    </w:p>
+    <w:p/>
+    <w:p>
+      <w:pPr>
+        <w:spacing w:after="120" w:line="312" w:lineRule="auto"/>
         <w:jc w:val="center"/>
       </w:pPr>
       <w:r>
         <w:rPr>
-          <w:i/>
-          <w:color w:val="6B7280"/>
+          <w:rFonts w:ascii="Times New Roman" w:hAnsi="Times New Roman" w:eastAsia="Times New Roman"/>
+          <w:b w:val="0"/>
+          <w:color w:val="808080"/>
           <w:sz w:val="20"/>
         </w:rPr>
         <w:t>— Hết —</w:t>
@@ -5481,7 +4899,7 @@
     </w:p>
     <w:sectPr>
       <w:pgSz w:w="12240" w:h="15840"/>
-      <w:pgMar w:top="1134" w:right="1247" w:bottom="1134" w:left="1247" w:header="720" w:footer="720" w:gutter="0"/>
+      <w:pgMar w:top="1134" w:right="1134" w:bottom="1134" w:left="1134" w:header="720" w:footer="720" w:gutter="0"/>
       <w:cols w:space="720"/>
       <w:docGrid w:linePitch="360"/>
     </w:sectPr>
@@ -5853,8 +5271,7 @@
     <w:qFormat/>
     <w:rsid w:val="00FC693F"/>
     <w:rPr>
-      <w:rFonts w:ascii="Calibri" w:hAnsi="Calibri"/>
-      <w:color w:val="1F2937"/>
+      <w:rFonts w:ascii="Times New Roman" w:hAnsi="Times New Roman" w:eastAsia="Times New Roman"/>
       <w:sz w:val="22"/>
     </w:rPr>
   </w:style>
